--- a/docs/模板.docx
+++ b/docs/模板.docx
@@ -1691,65 +1691,35 @@
       </w:r>
     </w:p>
     <w:p>
-      <w:r>
-        <w:rPr>
-          <w:rFonts w:hint="eastAsia"/>
-        </w:rPr>
-        <w:t>针对当前高校数字服务入口分散、使用链路割裂以及多端体验不一致等问题，本文设计并实现了一套基于</w:t>
-      </w:r>
-      <w:r>
-        <w:t xml:space="preserve"> Flutter </w:t>
-      </w:r>
-      <w:r>
-        <w:rPr>
-          <w:rFonts w:hint="eastAsia"/>
-        </w:rPr>
-        <w:t>与</w:t>
-      </w:r>
-      <w:r>
-        <w:t xml:space="preserve"> Supabase </w:t>
-      </w:r>
-      <w:r>
-        <w:rPr>
-          <w:rFonts w:hint="eastAsia"/>
-        </w:rPr>
-        <w:t>的校园综合服务系统。系统面向学生与教师两类核心用户，围绕学习服务、生活服务、图书馆服务、校园互助以及教师教学办公扩展等场景展开。研究过程中，采用需求分析、分层设计、模块化实现与测试验证相结合的方法，在不单独建设业务后端的前提下，利用</w:t>
-      </w:r>
-      <w:r>
-        <w:t xml:space="preserve"> Supabase </w:t>
-      </w:r>
-      <w:r>
-        <w:rPr>
-          <w:rFonts w:hint="eastAsia"/>
-        </w:rPr>
-        <w:t>提供的身份认证与</w:t>
-      </w:r>
-      <w:r>
-        <w:t xml:space="preserve"> PostgreSQL </w:t>
-      </w:r>
-      <w:r>
-        <w:rPr>
-          <w:rFonts w:hint="eastAsia"/>
-        </w:rPr>
-        <w:t>数据存储能力，构建了“Flutter</w:t>
-      </w:r>
-      <w:r>
-        <w:t xml:space="preserve"> </w:t>
-      </w:r>
-      <w:r>
-        <w:rPr>
-          <w:rFonts w:hint="eastAsia"/>
-        </w:rPr>
-        <w:t>客户端</w:t>
-      </w:r>
-      <w:r>
-        <w:t xml:space="preserve"> + </w:t>
-      </w:r>
-      <w:r>
-        <w:rPr>
-          <w:rFonts w:hint="eastAsia"/>
-        </w:rPr>
-        <w:t>云端数据服务”的轻量化实现方案。系统实现了登录注册、角色分流、课表与成绩查询、考试倒计时、图书与座位预约、校园资讯浏览、食堂菜单查询、失物招领、二手流转、互助任务发布以及教师端请假审批和成绩管理等功能。测试结果表明，在本文研究范围内，系统主要业务链路运行稳定，能够较好满足校园综合服务场景下的信息整合与功能协同需求。尽管教师端部分扩展功能、自动化测试深度与细粒度权限治理仍有提升空间，但本文的实现结果已经验证了该技术路线在毕业设计与中小规模校园应用中的现实可行性。</w:t>
+      <w:pPr>
+        <w:bidi w:val="0"/>
+      </w:pPr>
+      <w:r>
+        <w:t>当前高校数字服务普遍面临入口分散、系统孤立的问题，学生在多个平台之间反复跳转已是常态。本文设计并实现了一套基于 Flutter 与 Supabase 的校园综合服务系统，面向学生与教师两类用户，覆盖学习、生活、图书馆及校园互助等核心场景。</w:t>
+      </w:r>
+    </w:p>
+    <w:p>
+      <w:pPr>
+        <w:bidi w:val="0"/>
+      </w:pPr>
+      <w:r>
+        <w:t>技术选型上，考虑到毕业设计阶段独立维护完整后端成本较高，本文选择以 Supabase 承担身份认证与数据存储职责，构建"Flutter 客户端 + 云端数据服务"的轻量化架构。实践中，Supabase 的行级权限策略与实时订阅机制在角色分流、互助任务等功能上存在一定局限，部分业务逻辑需借助数据库函数与客户端协同处理来规避，这也在一定程度上影响了系统的架构决策。</w:t>
+      </w:r>
+    </w:p>
+    <w:p>
+      <w:pPr>
+        <w:bidi w:val="0"/>
+      </w:pPr>
+      <w:r>
+        <w:t>系统最终实现了登录注册与角色分流、课表成绩查询、考试倒计时、图书与座位预约、校园资讯、食堂菜单、失物招领、二手流转、互助任务发布，以及教师端请假审批与成绩管理等功能模块。测试表明，主要业务链路运行稳定；受限于 Supabase 平台特性，系统在复杂权限控制与高并发场景下仍有优化空间。</w:t>
+      </w:r>
+    </w:p>
+    <w:p>
+      <w:r>
+        <w:rPr>
+          <w:rFonts w:hint="eastAsia"/>
+        </w:rPr>
+        <w:t>尽管教师端部分扩展功能、自动化测试深度与细粒度权限治理仍有提升空间，但本文的实现结果已经验证了该技术路线在毕业设计与中小规模校园应用中的现实可行性。</w:t>
       </w:r>
     </w:p>
     <w:p>
@@ -1821,8 +1791,32 @@
       </w:r>
     </w:p>
     <w:p>
-      <w:r>
-        <w:t>To address the problems of fragmented service entrances, disconnected usage flows, and inconsistent multi-platform experience in current campus applications, this thesis designs and implements a campus integrated service system based on Flutter and Supabase. The system is oriented toward two major user groups, namely students and teachers, and covers learning services, daily life services, library services, campus mutual-aid functions, as well as extended teaching and office scenarios for teachers. In this study, requirement analysis, layered design, modular implementation, and testing were combined to build a lightweight architecture of “Flutter client plus cloud data services” without developing an independent business backend. With the support of Supabase Auth and PostgreSQL, the system implements user registration and login, role-based navigation, course schedule and grade inquiry, exam countdown management, book and seat reservation, campus news browsing, canteen menu inquiry, lost-and-found, second-hand exchange, help task publishing, leave approval, and teacher-side grade management. The test results indicate that, within the scope of this research, the major business flows operate stably and can basically satisfy the demand for service integration and functional coordination in campus scenarios. Although there is still room for improvement in teacher-side business depth, automated test coverage, and fine-grained permission governance, the study demonstrates the practical feasibility of this technical route for graduation projects and small-to-medium campus applications.</w:t>
+      <w:pPr>
+        <w:bidi w:val="0"/>
+      </w:pPr>
+      <w:r>
+        <w:t>Campus digital services today often suffer from fragmented entrances, siloed systems, and inconsistent cross-platform experience—problems that have become routine friction for both students and faculty. This thesis presents the design and implementation of a campus integrated service system built on Flutter and Supabase, targeting students and teachers across learning, daily life, library, and mutual-aid scenarios.</w:t>
+      </w:r>
+    </w:p>
+    <w:p>
+      <w:pPr>
+        <w:bidi w:val="0"/>
+      </w:pPr>
+      <w:r>
+        <w:t>Given the constraints of an individual undergraduate project, a dedicated backend was deliberately avoided. Instead, Supabase was adopted to handle authentication and data persistence, forming a lightweight "Flutter client + cloud data service" architecture. In practice, however, Supabase's row-level security policies and real-time subscription mechanism introduced non-trivial limitations in scenarios such as role-based access and mutual-aid task management. Several business logic components required workarounds through database functions and client-side coordination, which in turn shaped certain architectural decisions throughout the project.</w:t>
+      </w:r>
+    </w:p>
+    <w:p>
+      <w:pPr>
+        <w:bidi w:val="0"/>
+      </w:pPr>
+      <w:r>
+        <w:t>The implemented system covers user registration and login, role-based navigation, course schedule and grade inquiry, exam countdown, book and seat reservation, campus news, canteen menu, lost-and-found, second-hand exchange, help task publishing, leave approval, and teacher-side grade management. Testing confirms that core business flows run stably within the defined scope. That said, limitations inherent to the Supabase platform leave room for further improvement in complex permission control and higher-concurrency scenarios.</w:t>
+      </w:r>
+    </w:p>
+    <w:p>
+      <w:r>
+        <w:t>Although there is still room for improvement in teacher-side business depth, automated test coverage, and fine-grained permission governance, the study demonstrates the practical feasibility of this technical route for graduation projects and small-to-medium campus applications.</w:t>
       </w:r>
     </w:p>
     <w:p/>
@@ -1895,11 +1889,19 @@
       </w:r>
     </w:p>
     <w:p>
-      <w:r>
-        <w:rPr>
-          <w:rFonts w:hint="eastAsia"/>
-        </w:rPr>
-        <w:t>随着高校信息化建设不断深入，校园服务正在由传统线下办理逐步转向线上集成化处理。课程查询、成绩查看、校园资讯获取、图书馆预约、请假审批以及校园互助等需求，已经成为师生日常学习与生活中的高频场景。然而在许多实际校园环境中，这些功能往往分散在多个系统或多个小程序之中，存在入口分散、交互不统一、数据更新不及时和跨平台体验不一致等问题，给师生使用带来了较高成本。</w:t>
+      <w:pPr>
+        <w:bidi w:val="0"/>
+      </w:pPr>
+      <w:r>
+        <w:t>高校信息化建设推进多年，师生能用的数字工具其实已经不少——课程查询、成绩查看、图书馆预约、请假审批，各类功能在不同系统里都有对应入口。但"有"和"好用"之间还差得很远。现实情况是，这些功能分散在多个独立系统或小程序中，师生每换一个场景就要重新登录、重新适应一套交互逻辑，数据更新也往往滞后。碎片化本身不只是体验问题，它带来的是真实的使用摩擦。</w:t>
+      </w:r>
+    </w:p>
+    <w:p>
+      <w:pPr>
+        <w:bidi w:val="0"/>
+      </w:pPr>
+      <w:r>
+        <w:t>正是在这个背景下，跨平台开发技术提供了一种值得尝试的整合思路。Flutter 以单一代码库覆盖移动端、Web 端与桌面端，对于希望控制开发规模的独立项目而言，这种"一次编写、多端运行"的特性在工程上有实质吸引力，而不只是一个卖点。后端选择上，Supabase 提供的身份认证、PostgreSQL 数据存储与行级权限控制，使得在不自建完整服务端的前提下搭建一套可用系统成为可能——尽管这条路并非没有代价，部分复杂业务场景下它的限制也相当明显，这一点在后续设计章节中会进一步讨论。</w:t>
       </w:r>
     </w:p>
     <w:p>
@@ -1910,7 +1912,231 @@
         <w:rPr>
           <w:rFonts w:hint="eastAsia"/>
         </w:rPr>
-        <w:t>移动互联网和跨平台开发技术的发展，也为校园综合服务系统的建设提供了新的实现路径。Flutter</w:t>
+        <w:t>从现有研究和应用现状来看，校园类应用大多集中在某一个子场景，例如仅提供教务查询、仅提供图书馆服务或仅提供生活资讯，真正面向学生与教师双角色、覆盖学习、生活、互助和办公多个业务场景的综合型系统相对较少。尤其是在毕业设计或中小型项目实践中，如何在有限开发周期内利用现代跨平台技术快速构建具备较完整业务闭环的校园服务系统，仍具有较强的研究和实践价值。</w:t>
+      </w:r>
+    </w:p>
+    <w:p>
+      <w:pPr>
+        <w:pStyle w:val="3"/>
+      </w:pPr>
+      <w:r>
+        <w:t xml:space="preserve">1.2 </w:t>
+      </w:r>
+      <w:r>
+        <w:rPr>
+          <w:rFonts w:hint="eastAsia"/>
+        </w:rPr>
+        <w:t>研究目的与意义</w:t>
+      </w:r>
+    </w:p>
+    <w:p>
+      <w:pPr>
+        <w:bidi w:val="0"/>
+      </w:pPr>
+      <w:r>
+        <w:t>本课题的出发点是一个具体的工程问题：在不自建后端的前提下，能否用 Flutter 与 Supabase 搭建一套功能完整、体验统一的校园综合服务系统？这个问题本身并不复杂，但落到实现层面，涉及角色权限设计、多模块状态协同、跨端交互一致性等一系列取舍，并非开箱即用。</w:t>
+      </w:r>
+    </w:p>
+    <w:p>
+      <w:pPr>
+        <w:bidi w:val="0"/>
+      </w:pPr>
+      <w:r>
+        <w:t>系统面向学生与教师两类用户，覆盖学习服务、生活服务、图书馆预约、校园互助及教师办公扩展等场景，目标是以统一的认证机制、界面风格和数据访问方式，替代当前分散在多个小程序与系统中的入口。从实践角度看，这种"轻量客户端 + 云端服务平台"的模式对资源有限的中小校园应用有一定参考价值——但前提是清楚它的边界：Supabase 在复杂权限控制与高并发场景下的局限，决定了这套方案并不适合无限制地推广。</w:t>
+      </w:r>
+    </w:p>
+    <w:p>
+      <w:pPr>
+        <w:bidi w:val="0"/>
+      </w:pPr>
+      <w:r>
+        <w:t>技术层面，本课题的价值不在于引入了多少新技术，而在于验证了一套具体的协同方式：Riverpod 管理跨模块状态、GoRouter 组织多角色路由、Supabase 处理认证与数据访问、Hive 承担本地缓存与离线支持。这些技术的单独使用并不新鲜，但在"无自建后端"的约束条件下如何组织它们、在哪些地方会遇到瓶颈，是本文希望通过实践给出回答的问题。</w:t>
+      </w:r>
+    </w:p>
+    <w:p>
+      <w:pPr>
+        <w:pStyle w:val="3"/>
+      </w:pPr>
+      <w:r>
+        <w:t xml:space="preserve">1.3 </w:t>
+      </w:r>
+      <w:r>
+        <w:rPr>
+          <w:rFonts w:hint="eastAsia"/>
+        </w:rPr>
+        <w:t>研究内容与技术路线</w:t>
+      </w:r>
+    </w:p>
+    <w:p>
+      <w:pPr>
+        <w:bidi w:val="0"/>
+      </w:pPr>
+      <w:r>
+        <w:t>研究内容上，本文依次推进了需求分析、系统设计、功能实现与测试总结四个阶段。需求分析阶段重点梳理了学生与教师两类用户的高频使用场景，确定系统需要覆盖的核心服务边界；设计阶段在此基础上给出总体架构、分层结构、数据库模型与权限策略方案；实现阶段完成了登录注册、课表成绩、考试倒计时、图书馆预约、校园资讯、互助社区及教师端教学办公等功能模块；测试阶段则针对主要业务链路的可用性与稳定性进行验证，并对存在的不足做出说明。</w:t>
+      </w:r>
+    </w:p>
+    <w:p>
+      <w:pPr>
+        <w:bidi w:val="0"/>
+      </w:pPr>
+      <w:r>
+        <w:t>技术路线以Flutter为客户端开发框架，Riverpod负责状态管理，GoRouter统一处理页面导航，Supabase承担身份认证与PostgreSQL数据存储，Hive处理本地轻量缓存与历史数据迁移。选择这套组合的出发点并不复杂：在独立完成毕业设计的条件下，尽量压缩后端自建的工作量，把精力集中在客户端逻辑与用户体验上。代价是Supabase在某些复杂业务场景下的限制需要额外绕路处理，这在实现章节中会具体说明。</w:t>
+      </w:r>
+    </w:p>
+    <w:p>
+      <w:pPr>
+        <w:pStyle w:val="3"/>
+      </w:pPr>
+      <w:r>
+        <w:t xml:space="preserve">1.4 </w:t>
+      </w:r>
+      <w:r>
+        <w:rPr>
+          <w:rFonts w:hint="eastAsia"/>
+        </w:rPr>
+        <w:t>论文组织结构</w:t>
+      </w:r>
+    </w:p>
+    <w:p>
+      <w:pPr>
+        <w:bidi w:val="0"/>
+      </w:pPr>
+      <w:r>
+        <w:rPr>
+          <w:rFonts w:hint="eastAsia"/>
+        </w:rPr>
+        <w:t>本文共分为七章。</w:t>
+      </w:r>
+    </w:p>
+    <w:p>
+      <w:pPr>
+        <w:bidi w:val="0"/>
+      </w:pPr>
+      <w:r>
+        <w:rPr>
+          <w:rFonts w:hint="eastAsia"/>
+        </w:rPr>
+        <w:t>第1章为绪论，主要介绍课题研究背景、研究目的与意义、研究内容以及论文整体结构。</w:t>
+      </w:r>
+    </w:p>
+    <w:p>
+      <w:pPr>
+        <w:bidi w:val="0"/>
+      </w:pPr>
+      <w:r>
+        <w:rPr>
+          <w:rFonts w:hint="eastAsia"/>
+        </w:rPr>
+        <w:t>第2章为相关技术综述，主要分析系统开发中涉及的</w:t>
+      </w:r>
+      <w:r>
+        <w:t xml:space="preserve"> Flutter、Dart、Supabase、Riverpod、GoRouter </w:t>
+      </w:r>
+      <w:r>
+        <w:rPr>
+          <w:rFonts w:hint="eastAsia"/>
+        </w:rPr>
+        <w:t>和</w:t>
+      </w:r>
+      <w:r>
+        <w:t xml:space="preserve"> Hive </w:t>
+      </w:r>
+      <w:r>
+        <w:rPr>
+          <w:rFonts w:hint="eastAsia"/>
+        </w:rPr>
+        <w:t>等关键技术。</w:t>
+      </w:r>
+    </w:p>
+    <w:p>
+      <w:pPr>
+        <w:bidi w:val="0"/>
+      </w:pPr>
+      <w:r>
+        <w:rPr>
+          <w:rFonts w:hint="eastAsia"/>
+        </w:rPr>
+        <w:t>第3章为系统需求分析，围绕校园综合服务场景，从业务需求、功能需求、非功能需求和可行性等方面展开论述。</w:t>
+      </w:r>
+    </w:p>
+    <w:p>
+      <w:pPr>
+        <w:bidi w:val="0"/>
+      </w:pPr>
+      <w:r>
+        <w:rPr>
+          <w:rFonts w:hint="eastAsia"/>
+        </w:rPr>
+        <w:t>第4章为系统设计，主要对系统总体架构、客户端分层结构、功能模块划分、数据模型与权限控制以及界面视觉交互方案进行设计说明。</w:t>
+      </w:r>
+    </w:p>
+    <w:p>
+      <w:pPr>
+        <w:bidi w:val="0"/>
+      </w:pPr>
+      <w:r>
+        <w:rPr>
+          <w:rFonts w:hint="eastAsia"/>
+        </w:rPr>
+        <w:t>第5章为系统实现，重点介绍开发环境、项目结构、核心功能模块实现过程以及关键技术问题的解决方式。</w:t>
+      </w:r>
+    </w:p>
+    <w:p>
+      <w:pPr>
+        <w:bidi w:val="0"/>
+      </w:pPr>
+      <w:r>
+        <w:rPr>
+          <w:rFonts w:hint="eastAsia"/>
+        </w:rPr>
+        <w:t>第6章为系统测试与分析，对系统的测试环境、测试方法、核心功能验证情况以及系统存在的问题进行总结。</w:t>
+      </w:r>
+    </w:p>
+    <w:p>
+      <w:pPr>
+        <w:bidi w:val="0"/>
+        <w:rPr>
+          <w:rFonts w:hint="eastAsia"/>
+        </w:rPr>
+      </w:pPr>
+      <w:r>
+        <w:rPr>
+          <w:rFonts w:hint="eastAsia"/>
+        </w:rPr>
+        <w:t>第7章为总结与展望，对全文工作进行归纳，并提出系统当前不足及后续改进方向。</w:t>
+      </w:r>
+    </w:p>
+    <w:p>
+      <w:pPr>
+        <w:rPr>
+          <w:rFonts w:hint="eastAsia"/>
+        </w:rPr>
+      </w:pPr>
+      <w:r>
+        <w:rPr>
+          <w:rFonts w:hint="eastAsia"/>
+        </w:rPr>
+        <w:br w:type="page"/>
+      </w:r>
+    </w:p>
+    <w:p>
+      <w:pPr>
+        <w:bidi w:val="0"/>
+        <w:rPr>
+          <w:rFonts w:hint="eastAsia"/>
+        </w:rPr>
+      </w:pPr>
+    </w:p>
+    <w:p>
+      <w:pPr>
+        <w:pStyle w:val="2"/>
+      </w:pPr>
+      <w:bookmarkStart w:id="2" w:name="第2章-相关技术综述"/>
+      <w:r>
+        <w:rPr>
+          <w:rFonts w:hint="eastAsia"/>
+        </w:rPr>
+        <w:t>第2章</w:t>
       </w:r>
       <w:r>
         <w:t xml:space="preserve"> </w:t>
@@ -1919,318 +2145,31 @@
         <w:rPr>
           <w:rFonts w:hint="eastAsia"/>
         </w:rPr>
-        <w:t>能够以单一代码库同时适配移动端、Web</w:t>
-      </w:r>
-      <w:r>
-        <w:t xml:space="preserve"> </w:t>
-      </w:r>
-      <w:r>
-        <w:rPr>
-          <w:rFonts w:hint="eastAsia"/>
-        </w:rPr>
-        <w:t>端和桌面端，在开发效率、界面一致性和维护成本方面具有优势。Supabase</w:t>
-      </w:r>
-      <w:r>
-        <w:t xml:space="preserve"> </w:t>
-      </w:r>
-      <w:r>
-        <w:rPr>
-          <w:rFonts w:hint="eastAsia"/>
-        </w:rPr>
-        <w:t>等后端即服务平台则降低了中小型信息系统的开发门槛，使开发者可以在不自建完整后端服务的前提下完成用户认证、数据存储和权限控制等能力集成。</w:t>
-      </w:r>
-    </w:p>
-    <w:p>
-      <w:pPr>
-        <w:pStyle w:val="9"/>
-      </w:pPr>
-      <w:r>
-        <w:rPr>
-          <w:rFonts w:hint="eastAsia"/>
-        </w:rPr>
-        <w:t>从现有研究和应用现状来看，校园类应用大多集中在某一个子场景，例如仅提供教务查询、仅提供图书馆服务或仅提供生活资讯，真正面向学生与教师双角色、覆盖学习、生活、互助和办公多个业务场景的综合型系统相对较少。尤其是在毕业设计或中小型项目实践中，如何在有限开发周期内利用现代跨平台技术快速构建具备较完整业务闭环的校园服务系统，仍具有较强的研究和实践价值。</w:t>
+        <w:t>相关技术综述</w:t>
       </w:r>
     </w:p>
     <w:p>
       <w:pPr>
         <w:pStyle w:val="3"/>
       </w:pPr>
-      <w:r>
-        <w:t xml:space="preserve">1.2 </w:t>
-      </w:r>
-      <w:r>
-        <w:rPr>
-          <w:rFonts w:hint="eastAsia"/>
-        </w:rPr>
-        <w:t>研究目的与意义</w:t>
-      </w:r>
-    </w:p>
-    <w:p>
-      <w:r>
-        <w:rPr>
-          <w:rFonts w:hint="eastAsia"/>
-        </w:rPr>
-        <w:t>本课题旨在设计并实现一套基于</w:t>
-      </w:r>
-      <w:r>
-        <w:t xml:space="preserve"> Flutter </w:t>
-      </w:r>
-      <w:r>
-        <w:rPr>
-          <w:rFonts w:hint="eastAsia"/>
-        </w:rPr>
-        <w:t>与</w:t>
-      </w:r>
-      <w:r>
-        <w:t xml:space="preserve"> Supabase </w:t>
-      </w:r>
-      <w:r>
-        <w:rPr>
-          <w:rFonts w:hint="eastAsia"/>
-        </w:rPr>
-        <w:t>的校园综合服务系统，以解决校园服务功能入口分散、使用体验割裂以及开发维护成本较高等问题。系统围绕学生和教师在校园中的真实使用场景，集成学习服务、生活服务、校园互助、图书馆服务和教师办公扩展等功能，尝试构建一个具有统一界面风格、统一认证方式和统一数据访问机制的跨平台应用。</w:t>
-      </w:r>
-    </w:p>
-    <w:p>
-      <w:pPr>
-        <w:pStyle w:val="9"/>
-      </w:pPr>
-      <w:r>
-        <w:rPr>
-          <w:rFonts w:hint="eastAsia"/>
-        </w:rPr>
-        <w:t>从实践意义上看，本系统能够为师生提供更集中、更便捷的校园服务入口，提升课程、成绩、资讯、预约和审批等高频业务的使用效率，并通过校园互助等功能增强校内社区协作能力。对于学校信息化建设而言，这种“轻量客户端</w:t>
-      </w:r>
-      <w:r>
-        <w:t xml:space="preserve"> + </w:t>
-      </w:r>
-      <w:r>
-        <w:rPr>
-          <w:rFonts w:hint="eastAsia"/>
-        </w:rPr>
-        <w:t>云端服务平台”的实现模式也具有一定参考价值，能够为中小规模校园应用的开发提供较低成本的实现思路。</w:t>
-      </w:r>
-    </w:p>
-    <w:p>
-      <w:pPr>
-        <w:pStyle w:val="9"/>
-      </w:pPr>
-      <w:r>
-        <w:rPr>
-          <w:rFonts w:hint="eastAsia"/>
-        </w:rPr>
-        <w:t>从技术研究意义上看，本课题验证了</w:t>
-      </w:r>
-      <w:r>
-        <w:t xml:space="preserve"> Flutter </w:t>
-      </w:r>
-      <w:r>
-        <w:rPr>
-          <w:rFonts w:hint="eastAsia"/>
-        </w:rPr>
-        <w:t>在校园综合服务场景中的跨平台适用性，探索了</w:t>
-      </w:r>
-      <w:r>
-        <w:t xml:space="preserve"> Riverpod </w:t>
-      </w:r>
-      <w:r>
-        <w:rPr>
-          <w:rFonts w:hint="eastAsia"/>
-        </w:rPr>
-        <w:t>状态管理、GoRouter</w:t>
-      </w:r>
-      <w:r>
-        <w:t xml:space="preserve"> </w:t>
-      </w:r>
-      <w:r>
-        <w:rPr>
-          <w:rFonts w:hint="eastAsia"/>
-        </w:rPr>
-        <w:t>路由组织、Supabase</w:t>
-      </w:r>
-      <w:r>
-        <w:t xml:space="preserve"> </w:t>
-      </w:r>
-      <w:r>
-        <w:rPr>
-          <w:rFonts w:hint="eastAsia"/>
-        </w:rPr>
-        <w:t>身份认证与数据访问、Hive</w:t>
-      </w:r>
-      <w:r>
-        <w:t xml:space="preserve"> </w:t>
-      </w:r>
-      <w:r>
-        <w:rPr>
-          <w:rFonts w:hint="eastAsia"/>
-        </w:rPr>
-        <w:t>本地存储与数据迁移等技术的协同应用方式。通过本系统的设计与实现，可以进一步总结在“无自建后端”条件下构建完整业务应用的工程方法，对后续类似项目开发具有借鉴意义。</w:t>
-      </w:r>
-    </w:p>
-    <w:p>
-      <w:pPr>
-        <w:pStyle w:val="3"/>
-      </w:pPr>
-      <w:r>
-        <w:t xml:space="preserve">1.3 </w:t>
-      </w:r>
-      <w:r>
-        <w:rPr>
-          <w:rFonts w:hint="eastAsia"/>
-        </w:rPr>
-        <w:t>研究内容与技术路线</w:t>
-      </w:r>
-    </w:p>
-    <w:p>
-      <w:r>
-        <w:rPr>
-          <w:rFonts w:hint="eastAsia"/>
-        </w:rPr>
-        <w:t>本文的研究内容主要包括以下几个方面。首先，对校园综合服务系统的目标用户、业务场景和功能需求进行分析，明确系统需要覆盖的核心服务范围；其次，根据项目实际情况设计系统总体架构、分层结构、数据库模型、权限策略和界面交互方案；再次，基于</w:t>
-      </w:r>
-      <w:r>
-        <w:t xml:space="preserve"> Flutter </w:t>
-      </w:r>
-      <w:r>
-        <w:rPr>
-          <w:rFonts w:hint="eastAsia"/>
-        </w:rPr>
-        <w:t>与</w:t>
-      </w:r>
-      <w:r>
-        <w:t xml:space="preserve"> Supabase </w:t>
-      </w:r>
-      <w:r>
-        <w:rPr>
-          <w:rFonts w:hint="eastAsia"/>
-        </w:rPr>
-        <w:t>完成系统的功能实现，包括登录注册、课表、成绩、考试倒计时、图书馆预约、校园资讯、互助社区以及教师端部分教学办公功能；最后，通过测试与分析对系统可用性、稳定性和后续改进方向进行总结。</w:t>
-      </w:r>
-    </w:p>
-    <w:p>
-      <w:pPr>
-        <w:pStyle w:val="9"/>
-      </w:pPr>
-      <w:r>
-        <w:rPr>
-          <w:rFonts w:hint="eastAsia"/>
-        </w:rPr>
-        <w:t>在技术路线方面，系统以前端统一开发为核心，采用</w:t>
-      </w:r>
-      <w:r>
-        <w:t xml:space="preserve"> Flutter </w:t>
-      </w:r>
-      <w:r>
-        <w:rPr>
-          <w:rFonts w:hint="eastAsia"/>
-        </w:rPr>
-        <w:t>作为客户端开发框架，以</w:t>
-      </w:r>
-      <w:r>
-        <w:t xml:space="preserve"> Riverpod </w:t>
-      </w:r>
-      <w:r>
-        <w:rPr>
-          <w:rFonts w:hint="eastAsia"/>
-        </w:rPr>
-        <w:t>实现状态管理，以</w:t>
-      </w:r>
-      <w:r>
-        <w:t xml:space="preserve"> GoRouter </w:t>
-      </w:r>
-      <w:r>
-        <w:rPr>
-          <w:rFonts w:hint="eastAsia"/>
-        </w:rPr>
-        <w:t>统一管理页面导航，以</w:t>
-      </w:r>
-      <w:r>
-        <w:t xml:space="preserve"> Supabase </w:t>
-      </w:r>
-      <w:r>
-        <w:rPr>
-          <w:rFonts w:hint="eastAsia"/>
-        </w:rPr>
-        <w:t>提供身份认证和</w:t>
-      </w:r>
-      <w:r>
-        <w:t xml:space="preserve"> PostgreSQL </w:t>
-      </w:r>
-      <w:r>
-        <w:rPr>
-          <w:rFonts w:hint="eastAsia"/>
-        </w:rPr>
-        <w:t>数据存储能力，以</w:t>
-      </w:r>
-      <w:r>
-        <w:t xml:space="preserve"> Hive </w:t>
-      </w:r>
-      <w:r>
-        <w:rPr>
-          <w:rFonts w:hint="eastAsia"/>
-        </w:rPr>
-        <w:t>承担本地轻量存储与历史数据迁移任务。整体技术路线可以概括为：需求分析</w:t>
-      </w:r>
-      <w:r>
-        <w:t xml:space="preserve"> → </w:t>
-      </w:r>
-      <w:r>
-        <w:rPr>
-          <w:rFonts w:hint="eastAsia"/>
-        </w:rPr>
-        <w:t>架构设计</w:t>
-      </w:r>
-      <w:r>
-        <w:t xml:space="preserve"> → </w:t>
-      </w:r>
-      <w:r>
-        <w:rPr>
-          <w:rFonts w:hint="eastAsia"/>
-        </w:rPr>
-        <w:t>数据模型设计</w:t>
-      </w:r>
-      <w:r>
-        <w:t xml:space="preserve"> → </w:t>
-      </w:r>
-      <w:r>
-        <w:rPr>
-          <w:rFonts w:hint="eastAsia"/>
-        </w:rPr>
-        <w:t>核心模块实现</w:t>
-      </w:r>
-      <w:r>
-        <w:t xml:space="preserve"> → </w:t>
-      </w:r>
-      <w:r>
-        <w:rPr>
-          <w:rFonts w:hint="eastAsia"/>
-        </w:rPr>
-        <w:t>系统测试与总结。该路线既符合毕业设计项目的实施节奏，也较好契合本系统“快速集成、轻量实现、持续扩展”的建设目标。</w:t>
-      </w:r>
-    </w:p>
-    <w:p>
-      <w:pPr>
-        <w:pStyle w:val="3"/>
-      </w:pPr>
-      <w:r>
-        <w:t xml:space="preserve">1.4 </w:t>
-      </w:r>
-      <w:r>
-        <w:rPr>
-          <w:rFonts w:hint="eastAsia"/>
-        </w:rPr>
-        <w:t>论文组织结构</w:t>
+      <w:bookmarkStart w:id="3" w:name="flutter-跨平台开发框架"/>
+      <w:r>
+        <w:t xml:space="preserve">2.1 Flutter </w:t>
+      </w:r>
+      <w:r>
+        <w:rPr>
+          <w:rFonts w:hint="eastAsia"/>
+        </w:rPr>
+        <w:t>跨平台开发框架</w:t>
       </w:r>
     </w:p>
     <w:p>
       <w:pPr>
         <w:bidi w:val="0"/>
       </w:pPr>
-      <w:r>
-        <w:rPr>
-          <w:rFonts w:hint="eastAsia"/>
-        </w:rPr>
-        <w:t>本文共分为七章。</w:t>
+      <w:bookmarkStart w:id="4" w:name="dart-语言特性分析"/>
+      <w:r>
+        <w:t>Flutter 是 Google 推出的跨平台 UI 框架，以单一代码库覆盖 Android、iOS、Web 与桌面端。这个特性对本项目的吸引力很直接：学生端与教师端在页面结构上有大量可复用的部分，如果分平台维护两套代码，以毕业设计的体量来说并不现实。</w:t>
       </w:r>
     </w:p>
     <w:p>
@@ -2238,39 +2177,31 @@
         <w:bidi w:val="0"/>
       </w:pPr>
       <w:r>
-        <w:rPr>
-          <w:rFonts w:hint="eastAsia"/>
-        </w:rPr>
-        <w:t>第1章为绪论，主要介绍课题研究背景、研究目的与意义、研究内容以及论文整体结构。</w:t>
-      </w:r>
-    </w:p>
+        <w:t>选择 Flutter 而非 React Native 的原因，更多来自生态完整性的考量。Riverpod、GoRouter、Hive 等库的文档质量和社区活跃度，在实际开发中确实减少了不少摸索成本。当然 Flutter 也不是没有代价——Web 端的渲染性能和原生平台仍有差距，部分复杂交互在桌面端的适配也需要额外处理，这是选型时就预判到的局限，不影响本项目的核心使用场景。</w:t>
+      </w:r>
+    </w:p>
+    <w:p>
+      <w:pPr>
+        <w:pStyle w:val="4"/>
+      </w:pPr>
+      <w:r>
+        <w:t xml:space="preserve">2.1.1 Dart </w:t>
+      </w:r>
+      <w:r>
+        <w:rPr>
+          <w:rFonts w:hint="eastAsia"/>
+        </w:rPr>
+        <w:t>语言特性分析</w:t>
+      </w:r>
+    </w:p>
+    <w:bookmarkEnd w:id="4"/>
     <w:p>
       <w:pPr>
         <w:bidi w:val="0"/>
       </w:pPr>
-      <w:r>
-        <w:rPr>
-          <w:rFonts w:hint="eastAsia"/>
-        </w:rPr>
-        <w:t>第2章为相关技术综述，主要分析系统开发中涉及的</w:t>
-      </w:r>
-      <w:r>
-        <w:t xml:space="preserve"> Flutter、Dart、Supabase、Riverpod、GoRouter </w:t>
-      </w:r>
-      <w:r>
-        <w:rPr>
-          <w:rFonts w:hint="eastAsia"/>
-        </w:rPr>
-        <w:t>和</w:t>
-      </w:r>
-      <w:r>
-        <w:t xml:space="preserve"> Hive </w:t>
-      </w:r>
-      <w:r>
-        <w:rPr>
-          <w:rFonts w:hint="eastAsia"/>
-        </w:rPr>
-        <w:t>等关键技术。</w:t>
+      <w:bookmarkStart w:id="5" w:name="flutter-的-widget-机制与渲染原理"/>
+      <w:r>
+        <w:t>Dart 作为 Flutter 的开发语言，在本系统中用得最多的是它的异步模型与空安全机制。前者几乎贯穿所有与 Supabase 交互的环节——登录认证、列表读取、预约提交、状态刷新，全部依赖 Future、async/await 来处理网络响应；后者则在编译阶段拦截了相当一部分因云端数据字段缺失引发的潜在问题，对以数据库返回值驱动界面的场景来说确实省了不少调试成本。</w:t>
       </w:r>
     </w:p>
     <w:p>
@@ -2278,277 +2209,13 @@
         <w:bidi w:val="0"/>
       </w:pPr>
       <w:r>
-        <w:rPr>
-          <w:rFonts w:hint="eastAsia"/>
-        </w:rPr>
-        <w:t>第3章为系统需求分析，围绕校园综合服务场景，从业务需求、功能需求、非功能需求和可行性等方面展开论述。</w:t>
-      </w:r>
-    </w:p>
-    <w:p>
-      <w:pPr>
-        <w:bidi w:val="0"/>
-      </w:pPr>
-      <w:r>
-        <w:rPr>
-          <w:rFonts w:hint="eastAsia"/>
-        </w:rPr>
-        <w:t>第4章为系统设计，主要对系统总体架构、客户端分层结构、功能模块划分、数据模型与权限控制以及界面视觉交互方案进行设计说明。</w:t>
-      </w:r>
-    </w:p>
-    <w:p>
-      <w:pPr>
-        <w:bidi w:val="0"/>
-      </w:pPr>
-      <w:r>
-        <w:rPr>
-          <w:rFonts w:hint="eastAsia"/>
-        </w:rPr>
-        <w:t>第5章为系统实现，重点介绍开发环境、项目结构、核心功能模块实现过程以及关键技术问题的解决方式。</w:t>
-      </w:r>
-    </w:p>
-    <w:p>
-      <w:pPr>
-        <w:bidi w:val="0"/>
-      </w:pPr>
-      <w:r>
-        <w:rPr>
-          <w:rFonts w:hint="eastAsia"/>
-        </w:rPr>
-        <w:t>第6章为系统测试与分析，对系统的测试环境、测试方法、核心功能验证情况以及系统存在的问题进行总结。</w:t>
-      </w:r>
-    </w:p>
-    <w:p>
-      <w:pPr>
-        <w:bidi w:val="0"/>
-        <w:rPr>
-          <w:rFonts w:hint="eastAsia"/>
-        </w:rPr>
-      </w:pPr>
-      <w:r>
-        <w:rPr>
-          <w:rFonts w:hint="eastAsia"/>
-        </w:rPr>
-        <w:t>第7章为总结与展望，对全文工作进行归纳，并提出系统当前不足及后续改进方向。</w:t>
-      </w:r>
-    </w:p>
-    <w:p>
-      <w:pPr>
-        <w:rPr>
-          <w:rFonts w:hint="eastAsia"/>
-        </w:rPr>
-      </w:pPr>
-      <w:r>
-        <w:rPr>
-          <w:rFonts w:hint="eastAsia"/>
-        </w:rPr>
-        <w:br w:type="page"/>
-      </w:r>
-    </w:p>
-    <w:p>
-      <w:pPr>
-        <w:bidi w:val="0"/>
-        <w:rPr>
-          <w:rFonts w:hint="eastAsia"/>
-        </w:rPr>
-      </w:pPr>
-    </w:p>
-    <w:p>
-      <w:pPr>
-        <w:pStyle w:val="2"/>
-      </w:pPr>
-      <w:bookmarkStart w:id="2" w:name="第2章-相关技术综述"/>
-      <w:r>
-        <w:rPr>
-          <w:rFonts w:hint="eastAsia"/>
-        </w:rPr>
-        <w:t>第2章</w:t>
-      </w:r>
-      <w:r>
-        <w:t xml:space="preserve"> </w:t>
-      </w:r>
-      <w:r>
-        <w:rPr>
-          <w:rFonts w:hint="eastAsia"/>
-        </w:rPr>
-        <w:t>相关技术综述</w:t>
-      </w:r>
-    </w:p>
-    <w:p>
-      <w:pPr>
-        <w:pStyle w:val="3"/>
-      </w:pPr>
-      <w:bookmarkStart w:id="3" w:name="flutter-跨平台开发框架"/>
-      <w:r>
-        <w:t xml:space="preserve">2.1 Flutter </w:t>
-      </w:r>
-      <w:r>
-        <w:rPr>
-          <w:rFonts w:hint="eastAsia"/>
-        </w:rPr>
-        <w:t>跨平台开发框架</w:t>
-      </w:r>
-    </w:p>
-    <w:p>
-      <w:pPr>
-        <w:bidi w:val="0"/>
-      </w:pPr>
-      <w:r>
-        <w:t xml:space="preserve">Flutter </w:t>
-      </w:r>
-      <w:r>
-        <w:rPr>
-          <w:rFonts w:hint="eastAsia"/>
-        </w:rPr>
-        <w:t>是</w:t>
-      </w:r>
-      <w:r>
-        <w:t xml:space="preserve"> Google </w:t>
-      </w:r>
-      <w:r>
-        <w:rPr>
-          <w:rFonts w:hint="eastAsia"/>
-        </w:rPr>
-        <w:t>推出的跨平台</w:t>
-      </w:r>
-      <w:r>
-        <w:t xml:space="preserve"> UI </w:t>
-      </w:r>
-      <w:r>
-        <w:rPr>
-          <w:rFonts w:hint="eastAsia"/>
-        </w:rPr>
-        <w:t>框架，支持以单一代码库构建</w:t>
-      </w:r>
-      <w:r>
-        <w:t xml:space="preserve"> Android、iOS、Web </w:t>
-      </w:r>
-      <w:r>
-        <w:rPr>
-          <w:rFonts w:hint="eastAsia"/>
-        </w:rPr>
-        <w:t>和桌面端应用。对于校园综合服务系统而言，Flutter</w:t>
-      </w:r>
-      <w:r>
-        <w:t xml:space="preserve"> </w:t>
-      </w:r>
-      <w:r>
-        <w:rPr>
-          <w:rFonts w:hint="eastAsia"/>
-        </w:rPr>
-        <w:t>的主要价值在于界面一致性较好、组件化能力较强，能够在有限周期内完成多模块页面开发并兼顾后续维护。</w:t>
-      </w:r>
-    </w:p>
-    <w:p>
-      <w:pPr>
-        <w:bidi w:val="0"/>
-      </w:pPr>
-      <w:r>
-        <w:rPr>
-          <w:rFonts w:hint="eastAsia"/>
-        </w:rPr>
-        <w:t>本系统选择</w:t>
-      </w:r>
-      <w:r>
-        <w:t xml:space="preserve"> </w:t>
-      </w:r>
-      <w:r>
-        <w:rPr>
-          <w:rFonts w:hint="eastAsia"/>
-        </w:rPr>
-        <w:t>Flutter，主要基于三点考虑：一是学生端与教师端存在较多页面结构复用，组件化开发需求明显；二是系统需要兼顾移动端与桌面端展示；三是</w:t>
-      </w:r>
-      <w:r>
-        <w:t xml:space="preserve"> Flutter </w:t>
-      </w:r>
-      <w:r>
-        <w:rPr>
-          <w:rFonts w:hint="eastAsia"/>
-        </w:rPr>
-        <w:t>生态能够较方便地接入状态管理、路由和本地存储等能力，适合毕业设计项目的实现节奏。</w:t>
+        <w:t>集合处理与 JSON 映射同样是高频使用的能力，主要集中在成绩汇总、考试排序、菜单组织，以及数据库字段到客户端模型的转换上。这部分逻辑不复杂，但写起来繁琐，Dart 的类型推断和模式匹配在这里帮了不少忙。</w:t>
       </w:r>
     </w:p>
     <w:p>
       <w:pPr>
         <w:pStyle w:val="4"/>
       </w:pPr>
-      <w:bookmarkStart w:id="4" w:name="dart-语言特性分析"/>
-      <w:r>
-        <w:t xml:space="preserve">2.1.1 Dart </w:t>
-      </w:r>
-      <w:r>
-        <w:rPr>
-          <w:rFonts w:hint="eastAsia"/>
-        </w:rPr>
-        <w:t>语言特性分析</w:t>
-      </w:r>
-    </w:p>
-    <w:p>
-      <w:pPr>
-        <w:bidi w:val="0"/>
-      </w:pPr>
-      <w:r>
-        <w:t xml:space="preserve">Dart </w:t>
-      </w:r>
-      <w:r>
-        <w:rPr>
-          <w:rFonts w:hint="eastAsia"/>
-        </w:rPr>
-        <w:t>是</w:t>
-      </w:r>
-      <w:r>
-        <w:t xml:space="preserve"> Flutter </w:t>
-      </w:r>
-      <w:r>
-        <w:rPr>
-          <w:rFonts w:hint="eastAsia"/>
-        </w:rPr>
-        <w:t>的开发语言，具有语法清晰、面向对象能力完整和异步编程支持良好等特点。其空安全机制能够在编译阶段减少空引用问题，适合本系统这类以云端数据驱动为主的应用场景。</w:t>
-      </w:r>
-    </w:p>
-    <w:p>
-      <w:pPr>
-        <w:bidi w:val="0"/>
-      </w:pPr>
-      <w:r>
-        <w:rPr>
-          <w:rFonts w:hint="eastAsia"/>
-        </w:rPr>
-        <w:t>在本系统中，</w:t>
-      </w:r>
-      <w:r>
-        <w:t xml:space="preserve">Future、async </w:t>
-      </w:r>
-      <w:r>
-        <w:rPr>
-          <w:rFonts w:hint="eastAsia"/>
-        </w:rPr>
-        <w:t>和</w:t>
-      </w:r>
-      <w:r>
-        <w:t xml:space="preserve"> await </w:t>
-      </w:r>
-      <w:r>
-        <w:rPr>
-          <w:rFonts w:hint="eastAsia"/>
-        </w:rPr>
-        <w:t>被广泛用于登录认证、列表读取、预约提交和状态刷新等异步操作；集合处理和</w:t>
-      </w:r>
-      <w:r>
-        <w:t xml:space="preserve"> JSON </w:t>
-      </w:r>
-      <w:r>
-        <w:rPr>
-          <w:rFonts w:hint="eastAsia"/>
-        </w:rPr>
-        <w:t>映射能力则用于成绩汇总、考试排序、菜单组织以及数据库字段到客户端模型的转换。</w:t>
-      </w:r>
-    </w:p>
-    <w:bookmarkEnd w:id="4"/>
-    <w:p>
-      <w:pPr>
-        <w:pStyle w:val="4"/>
-      </w:pPr>
-      <w:bookmarkStart w:id="5" w:name="flutter-的-widget-机制与渲染原理"/>
       <w:r>
         <w:t xml:space="preserve">2.1.2 Flutter </w:t>
       </w:r>
@@ -2566,70 +2233,31 @@
           <w:rFonts w:hint="eastAsia"/>
         </w:rPr>
         <w:t>机制与渲染原理</w:t>
-      </w:r>
-    </w:p>
-    <w:p>
-      <w:pPr>
-        <w:bidi w:val="0"/>
-      </w:pPr>
-      <w:r>
-        <w:t xml:space="preserve">Flutter </w:t>
-      </w:r>
-      <w:r>
-        <w:rPr>
-          <w:rFonts w:hint="eastAsia"/>
-        </w:rPr>
-        <w:t>采用声明式</w:t>
-      </w:r>
-      <w:r>
-        <w:t xml:space="preserve"> UI </w:t>
-      </w:r>
-      <w:r>
-        <w:rPr>
-          <w:rFonts w:hint="eastAsia"/>
-        </w:rPr>
-        <w:t>思想，界面中的文本、容器、列表和页面都以</w:t>
-      </w:r>
-      <w:r>
-        <w:t xml:space="preserve"> Widget </w:t>
-      </w:r>
-      <w:r>
-        <w:rPr>
-          <w:rFonts w:hint="eastAsia"/>
-        </w:rPr>
-        <w:t>形式组织。开发者通过组合</w:t>
-      </w:r>
-      <w:r>
-        <w:t xml:space="preserve"> Widget </w:t>
-      </w:r>
-      <w:r>
-        <w:rPr>
-          <w:rFonts w:hint="eastAsia"/>
-        </w:rPr>
-        <w:t>构建层次化界面，再借助状态变化驱动局部更新，从而降低复杂页面的维护成本。</w:t>
-      </w:r>
-    </w:p>
-    <w:p>
-      <w:pPr>
-        <w:bidi w:val="0"/>
-      </w:pPr>
-      <w:r>
-        <w:t xml:space="preserve">Flutter </w:t>
-      </w:r>
-      <w:r>
-        <w:rPr>
-          <w:rFonts w:hint="eastAsia"/>
-        </w:rPr>
-        <w:t>不依赖平台原生控件，而是通过自身渲染引擎完成绘制，因此在不同平台上能够保持较稳定的视觉表现。本系统中的首页卡片、底部导航、状态标签和自定义进度展示，均建立在这种统一渲染机制之上。</w:t>
       </w:r>
     </w:p>
     <w:bookmarkEnd w:id="3"/>
     <w:bookmarkEnd w:id="5"/>
     <w:p>
       <w:pPr>
+        <w:bidi w:val="0"/>
+      </w:pPr>
+      <w:bookmarkStart w:id="6" w:name="supabase-后端即服务平台"/>
+      <w:r>
+        <w:t>Flutter 的声明式 UI 模型在本系统中最直观的体现，是学生端与教师端大量页面可以共用同一套基础组件——首页卡片、底部导航、状态标签、自定义进度展示，这些控件只需写一次，两个角色的界面都能复用。Widget 的组合方式使得页面结构调整相对独立，修改某个模块的展示逻辑时不容易牵连其他部分，这在多模块并行开发阶段确实减少了一些不必要的返工。</w:t>
+      </w:r>
+    </w:p>
+    <w:p>
+      <w:pPr>
+        <w:bidi w:val="0"/>
+      </w:pPr>
+      <w:r>
+        <w:t>Flutter 不调用平台原生控件，而是通过自身渲染引擎直接绘制，好处是跨平台视觉表现稳定，坏处是在某些需要接近原生体验的交互上（比如文本选择、键盘行为）会有细节出入。本系统的使用场景以信息展示和表单操作为主，这类问题影响有限，但在开发过程中仍有遇到需要手动处理的边缘情况。</w:t>
+      </w:r>
+    </w:p>
+    <w:p>
+      <w:pPr>
         <w:pStyle w:val="3"/>
       </w:pPr>
-      <w:bookmarkStart w:id="6" w:name="supabase-后端即服务平台"/>
       <w:r>
         <w:t xml:space="preserve">2.2 Supabase </w:t>
       </w:r>
@@ -2644,6 +2272,105 @@
       <w:pPr>
         <w:bidi w:val="0"/>
       </w:pPr>
+      <w:bookmarkStart w:id="7" w:name="supabase-auth-身份认证机制"/>
+      <w:r>
+        <w:t>Supabase 在本系统中承担了原本需要独立后端才能完成的工作：用户身份认证、PostgreSQL 数据存储以及基于行级安全策略的权限控制。选择它的核心动机是在毕业设计周期内省去自建服务端的成本，让开发重心落在客户端逻辑上。</w:t>
+      </w:r>
+    </w:p>
+    <w:p>
+      <w:pPr>
+        <w:bidi w:val="0"/>
+      </w:pPr>
+      <w:r>
+        <w:t>但这个选择有明确的边界。Supabase 的行级安全策略在处理简单的用户隔离场景时运作良好，一旦涉及多角色交叉权限——比如教师审批学生请假、互助任务的发布与认领——策略的编写和调试就会变得繁琐，部分逻辑不得不下沉到数据库函数或在客户端做二次过滤来规避。这不是不能解决的问题，但它确实影响了系统在权限设计上的自由度，也是后续如果要扩展功能时需要优先重新评估的部分。</w:t>
+      </w:r>
+    </w:p>
+    <w:p>
+      <w:pPr>
+        <w:pStyle w:val="4"/>
+      </w:pPr>
+      <w:r>
+        <w:t xml:space="preserve">2.2.1 Supabase Auth </w:t>
+      </w:r>
+      <w:r>
+        <w:rPr>
+          <w:rFonts w:hint="eastAsia"/>
+        </w:rPr>
+        <w:t>身份认证机制</w:t>
+      </w:r>
+    </w:p>
+    <w:p>
+      <w:pPr>
+        <w:bidi w:val="0"/>
+      </w:pPr>
+      <w:r>
+        <w:t xml:space="preserve">Supabase Auth </w:t>
+      </w:r>
+      <w:r>
+        <w:rPr>
+          <w:rFonts w:hint="eastAsia"/>
+        </w:rPr>
+        <w:t>提供注册、登录、会话维护和退出登录等基础能力。本系统在此基础上结合</w:t>
+      </w:r>
+      <w:r>
+        <w:t xml:space="preserve"> users </w:t>
+      </w:r>
+      <w:r>
+        <w:rPr>
+          <w:rFonts w:hint="eastAsia"/>
+        </w:rPr>
+        <w:t>业务表扩展手机号、学号、角色和院系等校园业务字段，形成“认证信息</w:t>
+      </w:r>
+      <w:r>
+        <w:t xml:space="preserve"> + </w:t>
+      </w:r>
+      <w:r>
+        <w:rPr>
+          <w:rFonts w:hint="eastAsia"/>
+        </w:rPr>
+        <w:t>业务资料”相结合的用户体系。</w:t>
+      </w:r>
+    </w:p>
+    <w:p>
+      <w:pPr>
+        <w:bidi w:val="0"/>
+      </w:pPr>
+      <w:r>
+        <w:rPr>
+          <w:rFonts w:hint="eastAsia"/>
+        </w:rPr>
+        <w:t>这种设计将登录凭据管理与校园角色管理分离开来：Auth</w:t>
+      </w:r>
+      <w:r>
+        <w:t xml:space="preserve"> </w:t>
+      </w:r>
+      <w:r>
+        <w:rPr>
+          <w:rFonts w:hint="eastAsia"/>
+        </w:rPr>
+        <w:t>负责身份合法性，业务表负责角色识别和资料补充。对于本系统这种学生、教师双角色共用同一入口的应用，该方案能够兼顾实现效率与业务适配性。</w:t>
+      </w:r>
+    </w:p>
+    <w:bookmarkEnd w:id="7"/>
+    <w:p>
+      <w:pPr>
+        <w:pStyle w:val="4"/>
+      </w:pPr>
+      <w:bookmarkStart w:id="8" w:name="supabase-postgresql-数据存储机制"/>
+      <w:r>
+        <w:t xml:space="preserve">2.2.2 Supabase PostgreSQL </w:t>
+      </w:r>
+      <w:r>
+        <w:rPr>
+          <w:rFonts w:hint="eastAsia"/>
+        </w:rPr>
+        <w:t>数据存储机制</w:t>
+      </w:r>
+    </w:p>
+    <w:p>
+      <w:pPr>
+        <w:bidi w:val="0"/>
+      </w:pPr>
       <w:r>
         <w:t xml:space="preserve">Supabase </w:t>
       </w:r>
@@ -2651,40 +2378,43 @@
         <w:rPr>
           <w:rFonts w:hint="eastAsia"/>
         </w:rPr>
-        <w:t>提供身份认证、PostgreSQL</w:t>
-      </w:r>
-      <w:r>
-        <w:t xml:space="preserve"> </w:t>
-      </w:r>
-      <w:r>
-        <w:rPr>
-          <w:rFonts w:hint="eastAsia"/>
-        </w:rPr>
-        <w:t>数据库、对象存储和权限控制等能力。本系统未单独实现业务后端，而是直接使用</w:t>
-      </w:r>
-      <w:r>
-        <w:t xml:space="preserve"> Supabase </w:t>
-      </w:r>
-      <w:r>
-        <w:rPr>
-          <w:rFonts w:hint="eastAsia"/>
-        </w:rPr>
-        <w:t>承担认证与数据支撑任务，从而将开发重点集中在客户端功能组织和业务流程实现上。</w:t>
-      </w:r>
-    </w:p>
+        <w:t>以</w:t>
+      </w:r>
+      <w:r>
+        <w:t xml:space="preserve"> PostgreSQL </w:t>
+      </w:r>
+      <w:r>
+        <w:rPr>
+          <w:rFonts w:hint="eastAsia"/>
+        </w:rPr>
+        <w:t>作为底层数据库，适合保存课程、成绩、请假、资讯、图书预约、座位预约和互助信息等结构化数据。本系统依托主键、外键、状态字段和时间字段组织业务关系，使预约队列、审批流转和个人数据隔离具备较清晰的数据基础。</w:t>
+      </w:r>
+    </w:p>
+    <w:p>
+      <w:pPr>
+        <w:bidi w:val="0"/>
+      </w:pPr>
+      <w:r>
+        <w:rPr>
+          <w:rFonts w:hint="eastAsia"/>
+        </w:rPr>
+        <w:t>由于系统多数功能都具有明确的用户归属和状态变化特征，关系型数据库在约束控制、条件查询和排序统计方面的优势能够得到较好发挥。</w:t>
+      </w:r>
+    </w:p>
+    <w:bookmarkEnd w:id="8"/>
     <w:p>
       <w:pPr>
         <w:pStyle w:val="4"/>
       </w:pPr>
-      <w:bookmarkStart w:id="7" w:name="supabase-auth-身份认证机制"/>
-      <w:r>
-        <w:t xml:space="preserve">2.2.1 Supabase Auth </w:t>
-      </w:r>
-      <w:r>
-        <w:rPr>
-          <w:rFonts w:hint="eastAsia"/>
-        </w:rPr>
-        <w:t>身份认证机制</w:t>
+      <w:bookmarkStart w:id="9" w:name="row-level-security-权限控制机制"/>
+      <w:r>
+        <w:t xml:space="preserve">2.2.3 Row Level Security </w:t>
+      </w:r>
+      <w:r>
+        <w:rPr>
+          <w:rFonts w:hint="eastAsia"/>
+        </w:rPr>
+        <w:t>权限控制机制</w:t>
       </w:r>
     </w:p>
     <w:p>
@@ -2692,31 +2422,7 @@
         <w:bidi w:val="0"/>
       </w:pPr>
       <w:r>
-        <w:t xml:space="preserve">Supabase Auth </w:t>
-      </w:r>
-      <w:r>
-        <w:rPr>
-          <w:rFonts w:hint="eastAsia"/>
-        </w:rPr>
-        <w:t>提供注册、登录、会话维护和退出登录等基础能力。本系统在此基础上结合</w:t>
-      </w:r>
-      <w:r>
-        <w:t xml:space="preserve"> users </w:t>
-      </w:r>
-      <w:r>
-        <w:rPr>
-          <w:rFonts w:hint="eastAsia"/>
-        </w:rPr>
-        <w:t>业务表扩展手机号、学号、角色和院系等校园业务字段，形成“认证信息</w:t>
-      </w:r>
-      <w:r>
-        <w:t xml:space="preserve"> + </w:t>
-      </w:r>
-      <w:r>
-        <w:rPr>
-          <w:rFonts w:hint="eastAsia"/>
-        </w:rPr>
-        <w:t>业务资料”相结合的用户体系。</w:t>
+        <w:t>客户端直连数据库的架构有一个绕不开的安全问题：如果没有服务端做中间层拦截，权限控制就必须在数据库层面落实。PostgreSQL 的行级安全策略（RLS）在本系统中承担的正是这个角色。成绩、请假记录、图书与座位预约等私有数据被限制为仅本人可读写；教师审批类数据则结合角色字段开放了特定的查询与修改权限。</w:t>
       </w:r>
     </w:p>
     <w:p>
@@ -2724,140 +2430,7 @@
         <w:bidi w:val="0"/>
       </w:pPr>
       <w:r>
-        <w:rPr>
-          <w:rFonts w:hint="eastAsia"/>
-        </w:rPr>
-        <w:t>这种设计将登录凭据管理与校园角色管理分离开来：Auth</w:t>
-      </w:r>
-      <w:r>
-        <w:t xml:space="preserve"> </w:t>
-      </w:r>
-      <w:r>
-        <w:rPr>
-          <w:rFonts w:hint="eastAsia"/>
-        </w:rPr>
-        <w:t>负责身份合法性，业务表负责角色识别和资料补充。对于本系统这种学生、教师双角色共用同一入口的应用，该方案能够兼顾实现效率与业务适配性。</w:t>
-      </w:r>
-    </w:p>
-    <w:bookmarkEnd w:id="7"/>
-    <w:p>
-      <w:pPr>
-        <w:pStyle w:val="4"/>
-      </w:pPr>
-      <w:bookmarkStart w:id="8" w:name="supabase-postgresql-数据存储机制"/>
-      <w:r>
-        <w:t xml:space="preserve">2.2.2 Supabase PostgreSQL </w:t>
-      </w:r>
-      <w:r>
-        <w:rPr>
-          <w:rFonts w:hint="eastAsia"/>
-        </w:rPr>
-        <w:t>数据存储机制</w:t>
-      </w:r>
-    </w:p>
-    <w:p>
-      <w:pPr>
-        <w:bidi w:val="0"/>
-      </w:pPr>
-      <w:r>
-        <w:t xml:space="preserve">Supabase </w:t>
-      </w:r>
-      <w:r>
-        <w:rPr>
-          <w:rFonts w:hint="eastAsia"/>
-        </w:rPr>
-        <w:t>以</w:t>
-      </w:r>
-      <w:r>
-        <w:t xml:space="preserve"> PostgreSQL </w:t>
-      </w:r>
-      <w:r>
-        <w:rPr>
-          <w:rFonts w:hint="eastAsia"/>
-        </w:rPr>
-        <w:t>作为底层数据库，适合保存课程、成绩、请假、资讯、图书预约、座位预约和互助信息等结构化数据。本系统依托主键、外键、状态字段和时间字段组织业务关系，使预约队列、审批流转和个人数据隔离具备较清晰的数据基础。</w:t>
-      </w:r>
-    </w:p>
-    <w:p>
-      <w:pPr>
-        <w:bidi w:val="0"/>
-      </w:pPr>
-      <w:r>
-        <w:rPr>
-          <w:rFonts w:hint="eastAsia"/>
-        </w:rPr>
-        <w:t>由于系统多数功能都具有明确的用户归属和状态变化特征，关系型数据库在约束控制、条件查询和排序统计方面的优势能够得到较好发挥。</w:t>
-      </w:r>
-    </w:p>
-    <w:bookmarkEnd w:id="8"/>
-    <w:p>
-      <w:pPr>
-        <w:pStyle w:val="4"/>
-      </w:pPr>
-      <w:bookmarkStart w:id="9" w:name="row-level-security-权限控制机制"/>
-      <w:r>
-        <w:t xml:space="preserve">2.2.3 Row Level Security </w:t>
-      </w:r>
-      <w:r>
-        <w:rPr>
-          <w:rFonts w:hint="eastAsia"/>
-        </w:rPr>
-        <w:t>权限控制机制</w:t>
-      </w:r>
-    </w:p>
-    <w:p>
-      <w:pPr>
-        <w:bidi w:val="0"/>
-      </w:pPr>
-      <w:r>
-        <w:t xml:space="preserve">Row Level </w:t>
-      </w:r>
-      <w:r>
-        <w:rPr>
-          <w:rFonts w:hint="eastAsia"/>
-        </w:rPr>
-        <w:t>Security（RLS）是</w:t>
-      </w:r>
-      <w:r>
-        <w:t xml:space="preserve"> PostgreSQL </w:t>
-      </w:r>
-      <w:r>
-        <w:rPr>
-          <w:rFonts w:hint="eastAsia"/>
-        </w:rPr>
-        <w:t>的行级权限控制机制。对于本系统这种客户端直连云端数据库的架构，RLS</w:t>
-      </w:r>
-      <w:r>
-        <w:t xml:space="preserve"> </w:t>
-      </w:r>
-      <w:r>
-        <w:rPr>
-          <w:rFonts w:hint="eastAsia"/>
-        </w:rPr>
-        <w:t>是保证数据安全的关键手段。成绩、考试倒计时、请假记录、图书预约和座位预约等私有数据，需要限制为“仅本人可读写”；教师审批类数据则需结合角色开放特定权限。</w:t>
-      </w:r>
-    </w:p>
-    <w:p>
-      <w:pPr>
-        <w:bidi w:val="0"/>
-      </w:pPr>
-      <w:r>
-        <w:t xml:space="preserve">RLS </w:t>
-      </w:r>
-      <w:r>
-        <w:rPr>
-          <w:rFonts w:hint="eastAsia"/>
-        </w:rPr>
-        <w:t>与</w:t>
-      </w:r>
-      <w:r>
-        <w:t xml:space="preserve"> Supabase </w:t>
-      </w:r>
-      <w:r>
-        <w:rPr>
-          <w:rFonts w:hint="eastAsia"/>
-        </w:rPr>
-        <w:t>Auth、角色字段和客户端分流逻辑共同构成系统的权限边界。即使前端页面存在疏漏，只要数据库策略定义正确，用户也无法直接越权访问不属于自己的记录。</w:t>
+        <w:t>这套机制的实际价值在于它的兜底性：即使客户端路由或页面逻辑出现疏漏，数据库层的策略仍然生效，用户无法直接越权拿到不属于自己的记录。RLS、Supabase Auth、角色字段与客户端分流逻辑共同构成系统的权限边界，缺少任何一层都会留下漏洞。当然，RLS策略本身的编写和验证并不轻松，多角色交叉场景下的策略调试在开发过程中花费了相当一部分时间。</w:t>
       </w:r>
     </w:p>
     <w:bookmarkEnd w:id="6"/>
@@ -2933,33 +2506,30 @@
     <w:p>
       <w:pPr>
         <w:bidi w:val="0"/>
-      </w:pPr>
-      <w:r>
-        <w:t xml:space="preserve">Hive </w:t>
-      </w:r>
-      <w:r>
-        <w:rPr>
-          <w:rFonts w:hint="eastAsia"/>
-        </w:rPr>
-        <w:t>是</w:t>
-      </w:r>
-      <w:r>
-        <w:t xml:space="preserve"> Flutter </w:t>
-      </w:r>
-      <w:r>
-        <w:rPr>
-          <w:rFonts w:hint="eastAsia"/>
-        </w:rPr>
-        <w:t>常用的轻量级本地键值数据库。虽然本系统当前核心业务数据主要存储于</w:t>
-      </w:r>
-      <w:r>
-        <w:t xml:space="preserve"> Supabase </w:t>
-      </w:r>
-      <w:r>
-        <w:rPr>
-          <w:rFonts w:hint="eastAsia"/>
-        </w:rPr>
-        <w:t>中，但</w:t>
+        <w:rPr>
+          <w:rFonts w:ascii="宋体" w:hAnsi="宋体" w:eastAsia="宋体" w:cs="宋体"/>
+          <w:sz w:val="24"/>
+          <w:szCs w:val="24"/>
+        </w:rPr>
+      </w:pPr>
+      <w:r>
+        <w:rPr>
+          <w:rFonts w:ascii="宋体" w:hAnsi="宋体" w:eastAsia="宋体" w:cs="宋体"/>
+          <w:sz w:val="24"/>
+          <w:szCs w:val="24"/>
+        </w:rPr>
+        <w:t>Hive 在本系统中的角色相对边缘，但有两处离不开它。一个是应用启动阶段的本地初始化——部分配置与状态需要在网络请求发出之前就位，Hive 承担了这部分轻量缓存的职责。另一个来自项目本身的演进历史：系统早期以本地数据为原型开发，后期迁移到 Supabase 云端存储时，Hive 被用来处理原型阶段积累的历史数据迁移，避免切换过程中数据丢失。这个迁移任务在系统正式上线后已基本完成历史使命，但保留这段逻辑也记录了项目从本地到云端的完整演进路径。</w:t>
+      </w:r>
+    </w:p>
+    <w:p>
+      <w:pPr>
+        <w:bidi w:val="0"/>
+      </w:pPr>
+      <w:r>
+        <w:rPr>
+          <w:rFonts w:hint="eastAsia"/>
+        </w:rPr>
+        <w:t>保留</w:t>
       </w:r>
       <w:r>
         <w:t xml:space="preserve"> Hive </w:t>
@@ -2968,26 +2538,6 @@
         <w:rPr>
           <w:rFonts w:hint="eastAsia"/>
         </w:rPr>
-        <w:t>仍承担两项辅助职责：一是在应用启动阶段提供本地初始化支持，二是在项目从本地原型演进到云端数据体系时承担历史用户数据迁移任务。</w:t>
-      </w:r>
-    </w:p>
-    <w:p>
-      <w:pPr>
-        <w:bidi w:val="0"/>
-      </w:pPr>
-      <w:r>
-        <w:rPr>
-          <w:rFonts w:hint="eastAsia"/>
-        </w:rPr>
-        <w:t>保留</w:t>
-      </w:r>
-      <w:r>
-        <w:t xml:space="preserve"> Hive </w:t>
-      </w:r>
-      <w:r>
-        <w:rPr>
-          <w:rFonts w:hint="eastAsia"/>
-        </w:rPr>
         <w:t>的意义不在于继续作为主数据源，而在于为迁移、缓存和弱网优化预留能力。这种“主数据上云，本地能力辅助”的做法更符合本系统的实际演进路径。</w:t>
       </w:r>
     </w:p>
@@ -3007,6 +2557,8 @@
         <w:t>本章小结</w:t>
       </w:r>
     </w:p>
+    <w:bookmarkEnd w:id="2"/>
+    <w:bookmarkEnd w:id="12"/>
     <w:p>
       <w:pPr>
         <w:rPr>
@@ -3016,36 +2568,11 @@
       </w:pPr>
       <w:r>
         <w:rPr>
-          <w:rFonts w:hint="eastAsia"/>
-        </w:rPr>
-        <w:t>本章概述了系统实现所依赖的关键技术，包括</w:t>
-      </w:r>
-      <w:r>
-        <w:t xml:space="preserve"> Flutter、Dart、Supabase、Riverpod、GoRouter </w:t>
-      </w:r>
-      <w:r>
-        <w:rPr>
-          <w:rFonts w:hint="eastAsia"/>
-        </w:rPr>
-        <w:t>和</w:t>
-      </w:r>
-      <w:r>
-        <w:t xml:space="preserve"> </w:t>
-      </w:r>
-      <w:r>
-        <w:rPr>
-          <w:rFonts w:hint="eastAsia"/>
-        </w:rPr>
-        <w:t>Hive。上述技术共同支撑了本系统的跨平台界面、云端数据访问、权限控制和状态管理，也为后续需求分析、系统设计与功能实现奠定了</w:t>
-      </w:r>
-      <w:bookmarkEnd w:id="2"/>
-      <w:bookmarkEnd w:id="12"/>
-      <w:r>
-        <w:rPr>
-          <w:rFonts w:hint="eastAsia"/>
-          <w:lang w:val="en-US" w:eastAsia="zh-CN"/>
-        </w:rPr>
-        <w:t>基础。</w:t>
+          <w:rFonts w:ascii="宋体" w:hAnsi="宋体" w:eastAsia="宋体" w:cs="宋体"/>
+          <w:sz w:val="24"/>
+          <w:szCs w:val="24"/>
+        </w:rPr>
+        <w:t>上述技术的选择，本质上都服务于同一个约束：在不自建后端的前提下，尽量完成一套功能完整的校园服务系统。Flutter 与 Dart 解决了跨端界面的统一问题，Riverpod 和 GoRouter 处理了多角色状态与路由的组织问题，Supabase 承担了原本需要独立服务端才能完成的认证与数据存储，Hive 则填补了本地缓存与迁移的空白。这套组合在工程上是可行的，但每项技术都有自己的边界——下一章的需求分析与系统设计，部分决策正是在这些边界条件下做出的。</w:t>
       </w:r>
     </w:p>
     <w:p>
@@ -3802,9 +3329,11 @@
       </w:pPr>
       <w:r>
         <w:rPr>
-          <w:rFonts w:hint="eastAsia"/>
-        </w:rPr>
-        <w:t>结合业务场景，本系统的功能需求可以分为三类：一是登录、注册、角色识别和状态恢复等基础支撑需求；二是学习服务、图书馆服务和请假流程等核心业务需求；三是资讯、菜单、地图、互助和教师办公扩展等综合服务需求。</w:t>
+          <w:rFonts w:ascii="宋体" w:hAnsi="宋体" w:eastAsia="宋体" w:cs="宋体"/>
+          <w:sz w:val="24"/>
+          <w:szCs w:val="24"/>
+        </w:rPr>
+        <w:t>从业务场景出发，系统功能大致可以分为三个层次。最底层是登录注册、角色识别与状态恢复——这部分不直接产生业务价值，但几乎所有其他功能都依赖它运作正常。中间层是课表成绩、图书馆预约和请假流程等核心业务，使用频率高、对数据准确性要求也高，是系统设计中投入最多的部分。外围是资讯浏览、食堂菜单、校园地图、互助社区和教师办公扩展等综合服务，功能相对独立，优先级低于前两层，但对完整的校园服务体验不可或缺。</w:t>
       </w:r>
       <w:r>
         <w:rPr>
@@ -3899,6 +3428,14 @@
         <w:gridCol w:w="1413"/>
       </w:tblGrid>
       <w:tr>
+        <w:tblPrEx>
+          <w:tblCellMar>
+            <w:top w:w="0" w:type="dxa"/>
+            <w:left w:w="108" w:type="dxa"/>
+            <w:bottom w:w="0" w:type="dxa"/>
+            <w:right w:w="108" w:type="dxa"/>
+          </w:tblCellMar>
+        </w:tblPrEx>
         <w:trPr>
           <w:trHeight w:val="0" w:hRule="atLeast"/>
           <w:tblHeader/>
@@ -4961,10 +4498,7 @@
         <w:bidi w:val="0"/>
       </w:pPr>
       <w:r>
-        <w:rPr>
-          <w:rFonts w:hint="eastAsia"/>
-        </w:rPr>
-        <w:t>系统需要提供注册、登录、退出登录、会话恢复和用户资料读取等基础认证能力。考虑到校园场景的使用习惯，登录入口除邮箱密码外，还应支持学号或手机号作为辅助标识。</w:t>
+        <w:t>认证部分覆盖注册、登录、退出与会话恢复，用户资料在登录后随角色信息一并读取。登录入口在邮箱密码之外支持学号与手机号作为辅助标识——这个设计来自校园场景的实际习惯，学生记学号比记注册邮箱更自然，但在 Supabase Auth 的默认机制下，学号并不是原生支持的登录凭据，需要在客户端做一层映射处理。</w:t>
       </w:r>
     </w:p>
     <w:p>
@@ -4972,10 +4506,7 @@
         <w:bidi w:val="0"/>
       </w:pPr>
       <w:r>
-        <w:rPr>
-          <w:rFonts w:hint="eastAsia"/>
-        </w:rPr>
-        <w:t>系统还必须在登录成功后完成角色分流。学生与教师在首页结构、可见模块和可执行操作上存在明显差异，因此角色判断应同时作用于界面入口、路由跳转和数据访问范围。</w:t>
+        <w:t>角色分流是认证之后紧接着要解决的问题。学生与教师在首页结构、可见模块和可操作范围上差异明显，角色判断不能只作用于页面入口，还必须同时覆盖路由跳转和数据库访问层——否则即使界面隐藏了某个入口，直接构造请求仍然可能拿到不该看到的数据。这也是 RLS 策略与客户端分流逻辑需要配合使用、而非二选一的原因。</w:t>
       </w:r>
     </w:p>
     <w:bookmarkEnd w:id="18"/>
@@ -4999,24 +4530,15 @@
         <w:bidi w:val="0"/>
       </w:pPr>
       <w:r>
-        <w:rPr>
-          <w:rFonts w:hint="eastAsia"/>
-        </w:rPr>
-        <w:t>学生端学习服务是系统主链路，至少应覆盖课表查询、成绩查询与统计、考试倒计时、图书馆服务以及请假申请等功能。上述功能均与当前登录用户强绑定，需要保证数据归属明确、结果展示清晰。</w:t>
+        <w:t>学习服务是学生端使用频率最高的模块，也是系统设计中优先保证体验完整性的部分。课表查询、成绩查询与统计、考试倒计时、图书馆预约和请假申请构成这条主链路——这些功能的共同特点是与当前登录用户强绑定，数据归属必须明确，不能出现看到他人记录的情况。</w:t>
       </w:r>
     </w:p>
     <w:p>
       <w:pPr>
         <w:bidi w:val="0"/>
-        <w:rPr>
-          <w:rFonts w:hint="eastAsia"/>
-        </w:rPr>
-      </w:pPr>
-      <w:r>
-        <w:rPr>
-          <w:rFonts w:hint="eastAsia"/>
-        </w:rPr>
-        <w:t>在组织方式上，学习服务应兼顾首页摘要展示与二级页面详细查看。首页应优先呈现高频信息，详细页则负责承载完整数据和具体操作。</w:t>
+      </w:pPr>
+      <w:r>
+        <w:t>页面组织上采用"首页摘要 + 二级详情"的两层结构。首页只呈现高频信息——最近几节课、最近一次考试倒计时、当前借阅状态——避免信息过载；完整数据和具体操作放在二级页面。这个分层不只是视觉上的布局决策，也影响了数据请求的时机和缓存策略：首页需要快速加载，部分数据会优先读取本地缓存，二级页面则在进入时触发完整的云端请求。</w:t>
       </w:r>
     </w:p>
     <w:p>
@@ -5487,7 +5009,12 @@
         <w:bidi w:val="0"/>
       </w:pPr>
       <w:r>
-        <w:t>非功能需求（Non-Functional Requirements，NFR）描述的并非系统"能做什么"，而是系统"做得怎么样"，涵盖性能、兼容性、安全性及可维护性等质量属性。从工程实现角度来看，非功能需求往往比功能需求更难量化，却对用户体验和系统长期稳定运行具有更为深远的影响。本节依据系统实际使用场景，围绕四个核心质量维度展开分析。</w:t>
+        <w:rPr>
+          <w:rFonts w:ascii="宋体" w:hAnsi="宋体" w:eastAsia="宋体" w:cs="宋体"/>
+          <w:sz w:val="24"/>
+          <w:szCs w:val="24"/>
+        </w:rPr>
+        <w:t>功能需求解决的是系统能做什么，非功能需求解决的是做到什么程度才算可用。对本系统而言，这个问题比较具体：客户端直连 Supabase 的架构没有服务端缓冲层，网络延迟和权限策略的执行效率会直接反映在用户体验上；Flutter 多端运行的特性意味着同一套代码需要在不同屏幕尺寸和操作系统上都表现正常；而"无自建后端"的选择也把安全边界的责任更多地压在了数据库策略和客户端逻辑上。以下从性能、兼容性、安全性和可维护性四个维度，结合本系统的实际约束逐一说明。</w:t>
       </w:r>
     </w:p>
     <w:p>
@@ -5510,7 +5037,7 @@
         <w:bidi w:val="0"/>
       </w:pPr>
       <w:r>
-        <w:t>系统的性能表现直接决定用户的操作流畅度与整体满意度。针对本系统涉及的登录、页面切换、列表加载和预约提交等高频核心操作，需在工程设计阶段明确响应时间基准，以避免长时间空白界面、明显交互卡顿或因网络延迟引发的重复提交等负向体验。</w:t>
+        <w:t>性能问题在本系统的架构下有一个特殊性：客户端直连 Supabase，没有服务端做中间层，网络延迟会不经缓冲地传递到用户界面。这意味着性能优化的重心不在服务端，而在客户端的请求策略和缓存设计上。</w:t>
       </w:r>
     </w:p>
     <w:p>
@@ -5518,7 +5045,7 @@
         <w:bidi w:val="0"/>
       </w:pPr>
       <w:r>
-        <w:t>从用户行为模式来看，不同类型的页面对响应性的要求存在显著差异，宜加以区分处理。对于只读型展示页面（如课表查看、公告浏览），应优先保证首屏关键信息的快速呈现，可借助本地缓存预加载机制降低用户感知延迟；对于写入型操作（如预约提交、请假申请），则须在操作发起后尽快向用户反馈明确的成功或失败结果，以消除因状态不明确引发的重复点击行为。诚然，受限于移动网络环境的不稳定性，部分操作的响应时间难以在所有场景下均达到理想阈值，但在本文研究范围内，上述性能目标应作为设计基准予以保障。</w:t>
+        <w:t>对于只读型页面——课表查看、公告浏览、成绩展示——首屏加载速度是核心指标。本系统的处理方式是优先读取 Hive 本地缓存，在界面渲染完成后再发起云端请求更新数据，用户看到的不是空白等待，而是上一次的缓存内容加上刷新动画。对于写入型操作——预约提交、请假申请——响应反馈的及时性更重要。操作发起后需要尽快给出明确的成功或失败提示，否则用户会因为状态不明而重复点击，在 Supabase 层面产生重复记录。这个问题通过提交前禁用按钮、提交后根据返回结果更新本地状态来规避，而不是依赖后端幂等性设计——本系统没有自建后端，这类保护只能在客户端落实。</w:t>
       </w:r>
     </w:p>
     <w:p>
@@ -5526,7 +5053,7 @@
         <w:bidi w:val="0"/>
       </w:pPr>
       <w:r>
-        <w:t>值得注意的是，性能优化不应以牺牲数据一致性为代价。写入操作的幂等性设计与乐观锁机制，是防止重复提交产生脏数据的重要工程手段，需在后端接口设计中统筹考虑。</w:t>
+        <w:t>移动网络环境不稳定是客观限制，部分操作在弱网下的响应时间无法保证，这是架构选型带来的固有代价，在测试章节会结合实际场景进一步说明。</w:t>
       </w:r>
     </w:p>
     <w:bookmarkEnd w:id="28"/>
@@ -5552,7 +5079,7 @@
       </w:pPr>
       <w:bookmarkStart w:id="30" w:name="数据安全与权限控制需求"/>
       <w:r>
-        <w:t>本系统采用 Flutter 框架进行开发，其"一次编写，多端运行"的技术特性为跨平台部署提供了基础支撑。然而，从实际部署经验来看，跨平台一致性并不能仅凭框架特性自动保证，仍需在布局适配、平台差异处理和降级方案设计等层面投入专项工程工作。</w:t>
+        <w:t>Flutter"一次编写，多端运行"的说法在框架层面成立，但落到实际开发中，跨平台一致性需要主动去维护，不会自动发生。本系统在这方面遇到的问题主要集中在两个地方。</w:t>
       </w:r>
     </w:p>
     <w:p>
@@ -5560,7 +5087,7 @@
         <w:bidi w:val="0"/>
       </w:pPr>
       <w:r>
-        <w:t>就界面布局而言，系统所面向的用户群体在使用终端上存在明显分布差异：移动端屏幕尺寸较小、操作方式以触控为主，而桌面端则具备更大的显示空间与精准的指针操作能力。鉴于此，布局设计应具备充分的弹性，采用响应式约束和自适应组件，避免小屏幕场景下信息拥挤重叠或大屏幕场景下内容过度拉伸留白的问题。</w:t>
+        <w:t>一个是布局适配。移动端屏幕小、以触控为主，桌面端空间大、有指针操作，同一套布局在两端的表现差异比预期明显。系统采用响应式约束和自适应组件来处理这个问题，目标是避免小屏上信息拥挤、大屏上内容过度拉伸留白。整体适配效果尚可，但部分复杂列表页面在桌面端的间距和点击区域仍需单独调整。</w:t>
       </w:r>
     </w:p>
     <w:p>
@@ -5568,7 +5095,7 @@
         <w:bidi w:val="0"/>
       </w:pPr>
       <w:r>
-        <w:t>对于存在平台依赖差异的功能模块，地图功能是其中最为典型的案例。由于地图服务的 Flutter 插件在 Android、iOS 与桌面端的行为表现和授权机制存在差异，应采取分平台条件编译或功能降级策略，确保地图不可用时不影响系统主业务流程的正常推进。上述结论成立的前提是，系统主流程与可选功能模块之间已实现有效解耦，否则平台差异将可能引发连锁失效。</w:t>
+        <w:t>另一个是地图功能。地图相关的 Flutter 插件在 Android、iOS 和桌面端的行为和授权机制差异较大，统一处理成本较高。最终的处理方式是对桌面端做功能降级——地图不可用时显示静态示意，不影响主业务流程继续推进。这个方案能成立的前提是地图模块与核心流程之间已经解耦，否则一个平台的插件问题会拖累整个系统。</w:t>
       </w:r>
     </w:p>
     <w:p>
@@ -5592,7 +5119,7 @@
       </w:pPr>
       <w:bookmarkStart w:id="31" w:name="可维护性与可扩展性需求"/>
       <w:r>
-        <w:t>系统所处理的数据涵盖学生成绩、请假记录、场地预约信息及个人资料等多类敏感内容，其保密性与完整性要求较高。从安全工程视角审视，数据安全的实现不应仅依赖前端页面层对入口的隐藏或路由拦截，而须由认证机制、角色识别、数据库权限策略与客户端分流逻辑四个层次协同构成纵深防御体系。</w:t>
+        <w:t>本系统处理的数据包括学生成绩、请假记录、场地预约和个人资料，这些内容的安全性不能只靠前端隐藏入口来保证——路由拦截和页面权限控制只影响用户能看到什么，不能阻止直接构造请求绕过界面访问数据。</w:t>
       </w:r>
     </w:p>
     <w:p>
@@ -5600,7 +5127,7 @@
         <w:bidi w:val="0"/>
       </w:pPr>
       <w:r>
-        <w:t>具体而言，客户端不得持有或暴露任何具有写权限或管理员权限的密钥，所有敏感操作须通过服务端接口进行身份校验后方可执行。角色识别逻辑应在服务端完成，而非仅在客户端判断当前用户角色后决定渲染哪些页面组件——后者虽可改善用户体验，但不能替代服务端的权限校验。据此可推断，私有数据越权访问的根本防线在于数据库层的行级权限策略（如 Supabase 的 Row Level Security 机制），而非单纯依赖接口路由设计。</w:t>
+        <w:t>在"无自建后端"的架构下，安全边界的落点在数据库层。Supabase 的行级安全策略（RLS）承担了核心的数据隔离职责：每条记录的可读写范围由数据库策略决定，与客户端传入的 JWT 令牌绑定，客户端无法通过伪造请求拿到不属于自己的数据。角色识别同样在数据库策略中落实，而不是只在客户端判断渲染哪些组件——后者改善体验，前者才是真正的权限边界。</w:t>
       </w:r>
     </w:p>
     <w:p>
@@ -5608,7 +5135,7 @@
         <w:bidi w:val="0"/>
       </w:pPr>
       <w:r>
-        <w:t>此外，在本文研究范围内，鉴于系统当前主要面向校园内网场景，传输层加密（HTTPS）和用户认证令牌的有效期管理，是阶段性可落地的安全保障措施，可在后续迭代中进一步引入更细粒度的审计日志与异常访问检测机制。</w:t>
+        <w:t>这套方案有一个前提：Supabase 的匿名密钥（anon key）是公开的，安全性完全依赖 RLS 策略是否正确编写。策略一旦有漏洞，客户端直连数据库的架构就没有服务端做兜底。这是选型时就接受的风险，也是开发过程中在策略测试上投入较多时间的原因。传输层使用 HTTPS，令牌有效期由 Supabase Auth 管理，在本系统面向校园场景的使用范围内基本够用，但审计日志和异常访问检测目前尚未引入，是后续可以补充的方向。</w:t>
       </w:r>
     </w:p>
     <w:p>
@@ -5630,7 +5157,7 @@
         <w:bidi w:val="0"/>
       </w:pPr>
       <w:r>
-        <w:t>软件系统的生命周期往往远超其初始开发阶段。从工程可持续性角度来看，系统的可维护性与可扩展性，直接关系到后续功能迭代的效率与风险可控程度。本系统在架构设计上应遵循关注点分离原则，使页面层（UI Layer）、状态层（State Layer）与数据层（Data Layer）保持相对独立的边界，从而在功能扩展或问题修复时，能够将变更影响范围控制在最小模块内，而不致牵一发动全身。</w:t>
+        <w:t>可维护性在本系统中是一个比较现实的问题——功能模块多、覆盖场景广，如果页面逻辑、状态管理和数据访问混写在一起，后期改动一个模块很容易牵连其他部分。系统在架构上将 UI 层、状态层与数据层保持相对独立的边界，目的是把每次变更的影响范围控制在单个模块内。这个原则在开发过程中并不总是容易坚守——部分功能在赶进度时确实走了捷径，事后需要补充整理，这也是技术债务在独立项目中难以完全避免的现实。</w:t>
       </w:r>
     </w:p>
     <w:p>
@@ -5638,7 +5165,7 @@
         <w:bidi w:val="0"/>
       </w:pPr>
       <w:r>
-        <w:t>无独有偶，可扩展性的保障同样依赖于架构约定而非个人自律。新增业务模块时，应尽量复用既有的认证流程、路由注册机制和统一的数据访问接口，而非为特定功能绕过既有规范另起炉灶。这一要求在团队协作开发场景下尤为关键，因为局部的架构"捷径"往往会随着项目规模扩大而逐渐演变为难以消除的技术债务。</w:t>
+        <w:t>可扩展性方面，系统约定新增模块时复用既有的认证流程、路由注册机制和数据访问接口，而不是为特定功能单独绕路实现。这个约定在当前规模下执行情况尚可，但随着功能数量增加，维持这种一致性的成本也在上升。</w:t>
       </w:r>
     </w:p>
     <w:p>
@@ -5646,8 +5173,13 @@
         <w:bidi w:val="0"/>
       </w:pPr>
       <w:r>
-        <w:t>综合上述分析，系统的非功能需求构成了对功能实现的质量约束框架。上述四类需求之间并非彼此孤立，而是存在内在关联：良好的模块边界既有助于维护性，也为安全机制的精确插入提供了条件；跨平台兼容性的实现方式，同样会对性能表现产生直接影响。在本文研究范围内，上述非功能需求将作为系统设计与实现阶段的重要评价维度，贯穿于后续各章的技术决策之中。</w:t>
-      </w:r>
+        <w:t>四类非功能需求之间有实际的关联：模块边界清晰有助于安全策略的精确插入，跨平台适配的方式也直接影响性能表现。这些约束不是独立的检查项，而是在设计和实现过程中需要同时权衡的条件，后续章节的技术决策会在具体场景下体现这种权衡。</w:t>
+      </w:r>
+    </w:p>
+    <w:p>
+      <w:pPr>
+        <w:bidi w:val="0"/>
+      </w:pPr>
       <w:r>
         <w:rPr>
           <w:rFonts w:hint="default"/>
@@ -5656,33 +5188,28 @@
         <w:fldChar w:fldCharType="begin"/>
       </w:r>
       <w:r>
+        <w:instrText xml:space="preserve"> REF _Ref25406 \h  \* MERGEFORMAT</w:instrText>
+      </w:r>
+      <w:r>
         <w:rPr>
           <w:rFonts w:hint="default"/>
           <w:lang w:val="en-US"/>
         </w:rPr>
-        <w:instrText xml:space="preserve"> REF _Ref25406 \h </w:instrText>
+        <w:fldChar w:fldCharType="separate"/>
+      </w:r>
+      <w:r>
+        <w:t>表3. 3</w:t>
       </w:r>
       <w:r>
         <w:rPr>
           <w:rFonts w:hint="default"/>
           <w:lang w:val="en-US"/>
         </w:rPr>
-        <w:fldChar w:fldCharType="separate"/>
-      </w:r>
-      <w:r>
-        <w:t>表3. 3</w:t>
-      </w:r>
-      <w:r>
-        <w:rPr>
-          <w:rFonts w:hint="default"/>
-          <w:lang w:val="en-US"/>
-        </w:rPr>
         <w:fldChar w:fldCharType="end"/>
       </w:r>
       <w:r>
         <w:rPr>
           <w:rFonts w:ascii="宋体" w:hAnsi="宋体" w:eastAsia="宋体" w:cs="宋体"/>
-          <w:sz w:val="24"/>
           <w:szCs w:val="24"/>
         </w:rPr>
         <w:t>对上述四类非功能需求进行了汇总。</w:t>
@@ -6363,37 +5890,7 @@
         <w:bidi w:val="0"/>
       </w:pPr>
       <w:r>
-        <w:rPr>
-          <w:rFonts w:hint="eastAsia"/>
-        </w:rPr>
-        <w:t>从技术可行性看，Flutter、Supabase、Riverpod、GoRouter</w:t>
-      </w:r>
-      <w:r>
-        <w:t xml:space="preserve"> </w:t>
-      </w:r>
-      <w:r>
-        <w:rPr>
-          <w:rFonts w:hint="eastAsia"/>
-        </w:rPr>
-        <w:t>和</w:t>
-      </w:r>
-      <w:r>
-        <w:t xml:space="preserve"> Hive </w:t>
-      </w:r>
-      <w:r>
-        <w:rPr>
-          <w:rFonts w:hint="eastAsia"/>
-        </w:rPr>
-        <w:t>均为成熟技术，能够支撑毕业设计周期内的实现工作。尤其是</w:t>
-      </w:r>
-      <w:r>
-        <w:t xml:space="preserve"> Supabase </w:t>
-      </w:r>
-      <w:r>
-        <w:rPr>
-          <w:rFonts w:hint="eastAsia"/>
-        </w:rPr>
-        <w:t>的引入，显著降低了认证、数据库和权限控制的自建成本。</w:t>
+        <w:t>技术层面，Flutter、Supabase、Riverpod、GoRouter 和 Hive 均有稳定的社区支持和完整的文档，在毕业设计周期内不太可能遇到框架本身的根本性问题。主要的不确定性来自 Supabase——作为托管服务，它的免费层在并发连接数和存储容量上有限制，当前系统规模尚在合理范围内，但如果后续功能扩展，这个限制需要重新评估。</w:t>
       </w:r>
     </w:p>
     <w:p>
@@ -6401,10 +5898,7 @@
         <w:bidi w:val="0"/>
       </w:pPr>
       <w:r>
-        <w:rPr>
-          <w:rFonts w:hint="eastAsia"/>
-        </w:rPr>
-        <w:t>从经济可行性看，本系统主要依托开源框架和云服务基础能力完成开发，不需要额外建设复杂后端基础设施，适合毕业设计项目的资源条件。</w:t>
+        <w:t>经济和资源层面，系统完全依托开源框架和云服务基础能力，没有额外的基础设施成本，这是独立完成毕业设计的前提条件之一。Supabase 免费层目前能覆盖开发和测试阶段的需求，不需要付费升级。</w:t>
       </w:r>
     </w:p>
     <w:p>
@@ -6412,10 +5906,7 @@
         <w:bidi w:val="0"/>
       </w:pPr>
       <w:r>
-        <w:rPr>
-          <w:rFonts w:hint="eastAsia"/>
-        </w:rPr>
-        <w:t>从应用可行性看，课程、成绩、图书馆、请假、资讯和互助等功能均对应真实校园场景，具有明确的用户需求。当前项目又已经具备较清晰的数据表结构和业务边界，因此方案具有较好的可验证性。</w:t>
+        <w:t>应用层面，课表、成绩、图书馆预约、请假审批、资讯和互助等功能对应的是真实存在的校园使用场景，需求来源明确。相对模糊的是数据来源——本系统的课表和成绩数据依赖手动录入或模拟数据，而非对接学校教务系统，这是功能完整性上的一个实际边界，在验收时需要说明清楚。</w:t>
       </w:r>
     </w:p>
     <w:p>
@@ -6426,10 +5917,7 @@
         </w:rPr>
       </w:pPr>
       <w:r>
-        <w:rPr>
-          <w:rFonts w:hint="eastAsia"/>
-        </w:rPr>
-        <w:t>从实施角度看，系统可以按“认证与主链路优先、扩展功能逐步补充”的方式推进，这一节奏与项目当前实现路径一致，也降低了整体开发风险。</w:t>
+        <w:t>实施节奏上，按"认证与主链路优先、扩展功能逐步补充"的顺序推进，核心业务链路出问题的概率更低，即使后期时间紧张，系统也能保持基本可用。</w:t>
       </w:r>
     </w:p>
     <w:p>
@@ -7260,7 +6748,6 @@
     <w:bookmarkEnd w:id="37"/>
     <w:p>
       <w:pPr>
-        <w:bidi w:val="0"/>
         <w:rPr>
           <w:rFonts w:ascii="宋体" w:hAnsi="宋体" w:eastAsia="宋体" w:cs="宋体"/>
           <w:sz w:val="24"/>
@@ -7273,23 +6760,14 @@
           <w:sz w:val="24"/>
           <w:szCs w:val="24"/>
         </w:rPr>
-        <w:t>本章从业务场景出发，依次围绕功能需求、非功能需求与可行性四个维度，对系统建设的现实条件进行了系统性梳理与分析。分析结果表明，本系统需要在统一入口下同时支撑学习管理、校园生活、互助社交与教学办公等多类异构业务场景，各场景在数据结构、交互模式与权限粒度上存在显著差异，这对系统的统一架构设计提出了较高要求。与此同时，系统还须在响应性能、跨平台兼容性与数据权限控制等非功能维度上满足基本工程规范，以保障系统在实际部署环境中的可用性与安全性。综合上述分析，本章所形成的需求结论并非孤立的条目罗列，而是构成了一套相互关联的设计约束集合，将在第 4 章系统设计中作为技术选型、架构划分与模块边界划定的直接依据。</w:t>
-      </w:r>
-    </w:p>
-    <w:p>
-      <w:pPr>
+        <w:t>本章的分析归结起来是一个核心矛盾：系统需要在统一入口下支撑学习管理、校园生活、互助社交与教学办公等差异显著的业务场景，但这些场景在数据结构、权限粒度和交互模式上并不一致，硬要统一就会在架构上付出代价。与此同时，"无自建后端"的约束把性能优化、权限控制和跨平台适配的责任都压在了客户端和数据库策略上，进一步收窄了设计的自由度。第4章的架构划分和模块边界设计，正是在这些条件下做出的。</w:t>
+      </w:r>
+      <w:r>
         <w:rPr>
           <w:rFonts w:ascii="宋体" w:hAnsi="宋体" w:eastAsia="宋体" w:cs="宋体"/>
           <w:sz w:val="24"/>
           <w:szCs w:val="24"/>
         </w:rPr>
-      </w:pPr>
-      <w:r>
-        <w:rPr>
-          <w:rFonts w:ascii="宋体" w:hAnsi="宋体" w:eastAsia="宋体" w:cs="宋体"/>
-          <w:sz w:val="24"/>
-          <w:szCs w:val="24"/>
-        </w:rPr>
         <w:br w:type="page"/>
       </w:r>
     </w:p>
@@ -7343,46 +6821,7 @@
         <w:bidi w:val="0"/>
       </w:pPr>
       <w:r>
-        <w:rPr>
-          <w:rFonts w:hint="eastAsia"/>
-        </w:rPr>
-        <w:t>本系统采用“Flutter</w:t>
-      </w:r>
-      <w:r>
-        <w:t xml:space="preserve"> </w:t>
-      </w:r>
-      <w:r>
-        <w:rPr>
-          <w:rFonts w:hint="eastAsia"/>
-        </w:rPr>
-        <w:t>客户端</w:t>
-      </w:r>
-      <w:r>
-        <w:t xml:space="preserve"> + Supabase </w:t>
-      </w:r>
-      <w:r>
-        <w:rPr>
-          <w:rFonts w:hint="eastAsia"/>
-        </w:rPr>
-        <w:t>云端服务</w:t>
-      </w:r>
-      <w:r>
-        <w:t xml:space="preserve"> + Hive </w:t>
-      </w:r>
-      <w:r>
-        <w:rPr>
-          <w:rFonts w:hint="eastAsia"/>
-        </w:rPr>
-        <w:t>本地辅助存储”的总体架构。系统未单独实现业务后端，而是利用</w:t>
-      </w:r>
-      <w:r>
-        <w:t xml:space="preserve"> Supabase </w:t>
-      </w:r>
-      <w:r>
-        <w:rPr>
-          <w:rFonts w:hint="eastAsia"/>
-        </w:rPr>
-        <w:t>提供的认证、数据库和对象存储能力完成用户管理与数据持久化，从而将开发重点集中在客户端业务组织和交互实现上。</w:t>
+        <w:t>系统总体架构由三部分构成：Flutter 客户端、Supabase 云端服务，以及 Hive 本地辅助存储。没有自建业务后端，用户管理与数据持久化完全依托 Supabase 的认证、PostgreSQL 数据库和对象存储能力完成。</w:t>
       </w:r>
     </w:p>
     <w:p>
@@ -7390,55 +6829,7 @@
         <w:bidi w:val="0"/>
       </w:pPr>
       <w:r>
-        <w:rPr>
-          <w:rFonts w:hint="eastAsia"/>
-        </w:rPr>
-        <w:t>从职责划分看，系统可概括为表现层、状态与业务协调层、数据访问层和云端数据层。表现层负责页面展示与交互，状态层基于</w:t>
-      </w:r>
-      <w:r>
-        <w:t xml:space="preserve"> Riverpod </w:t>
-      </w:r>
-      <w:r>
-        <w:rPr>
-          <w:rFonts w:hint="eastAsia"/>
-        </w:rPr>
-        <w:t>维护认证状态和各业务模块状态，数据访问层通过</w:t>
-      </w:r>
-      <w:r>
-        <w:t xml:space="preserve"> Service </w:t>
-      </w:r>
-      <w:r>
-        <w:rPr>
-          <w:rFonts w:hint="eastAsia"/>
-        </w:rPr>
-        <w:t>与</w:t>
-      </w:r>
-      <w:r>
-        <w:t xml:space="preserve"> Repository </w:t>
-      </w:r>
-      <w:r>
-        <w:rPr>
-          <w:rFonts w:hint="eastAsia"/>
-        </w:rPr>
-        <w:t>封装数据操作，云端数据层则由</w:t>
-      </w:r>
-      <w:r>
-        <w:t xml:space="preserve"> Supabase Auth、PostgreSQL </w:t>
-      </w:r>
-      <w:r>
-        <w:rPr>
-          <w:rFonts w:hint="eastAsia"/>
-        </w:rPr>
-        <w:t>和</w:t>
-      </w:r>
-      <w:r>
-        <w:t xml:space="preserve"> Storage </w:t>
-      </w:r>
-      <w:r>
-        <w:rPr>
-          <w:rFonts w:hint="eastAsia"/>
-        </w:rPr>
-        <w:t>组成。</w:t>
+        <w:t>客户端内部按职责划分为四层。表现层负责页面渲染与交互响应；状态层基于 Riverpod 维护认证状态和各业务模块的数据状态，是连接界面与数据的中间环节；数据访问层通过 Service 与 Repository 封装对 Supabase 的具体操作，使上层业务逻辑不直接依赖底层 SDK 调用；云端数据层由 Supabase Auth、PostgreSQL 和 Storage 组成，承担实际的存储与权限执行。这种分层的实际意义在于隔离变化——如果后续需要替换数据源或调整权限策略，改动范围可以控制在数据访问层，不需要触动页面和状态逻辑。</w:t>
       </w:r>
     </w:p>
     <w:p>
@@ -7783,7 +7174,7 @@
         <w:bidi w:val="0"/>
       </w:pPr>
       <w:r>
-        <w:t>各层之间遵循单向依赖原则，即上层模块可调用下层提供的接口，而下层模块不得反向依赖上层实现。这一约束从架构层面保证了各层的独立性，使得单一层次的修改不会引发跨层的连锁变更，从而降低系统的整体维护成本。以下对各层的职责范围与设计考量分别加以说明。</w:t>
+        <w:t>四层之间遵循单向依赖：表现层调用状态层，状态层调用数据访问层，数据访问层调用数据源层，反向不成立。这个约束在实际开发中的意义是具体的——修改 Supabase 查询逻辑时不需要动页面代码，调整界面布局时不会影响数据流转。</w:t>
       </w:r>
     </w:p>
     <w:p>
@@ -7791,7 +7182,7 @@
         <w:bidi w:val="0"/>
       </w:pPr>
       <w:r>
-        <w:t>表现层（pages / components / theme） 是系统与用户直接交互的界面层，负责页面布局的渲染、组件的组合展示以及全局主题风格的统一管理。该层不承担任何业务逻辑或数据处理职责，仅根据状态管理层传递的数据状态完成界面的声明式构建。将界面逻辑与业务逻辑严格分离，有助于在需求变更时独立调整 UI 结构，而不影响底层数据流转机制。</w:t>
+        <w:t>表现层（pages / components / theme）只做渲染，不处理业务逻辑。页面根据状态层传入的数据完成声明式构建，组件按功能拆分后在多个页面复用。这一层改动最频繁，也最容易在赶进度时把业务逻辑塞进来——本系统在开发后期有几处做了这个妥协，后来统一做了整理。</w:t>
       </w:r>
     </w:p>
     <w:p>
@@ -7799,7 +7190,7 @@
         <w:bidi w:val="0"/>
       </w:pPr>
       <w:r>
-        <w:t>状态管理层（Provider / StateNotifier） 位于表现层与数据访问层之间，承担双向协调职责。一方面，该层监听数据访问层返回的数据变化，并将更新后的状态通知表现层触发重建；另一方面，它接收来自界面的用户操作事件，将其转化为对数据访问层的调用指令。本系统采用 Riverpod 框架中的 StateNotifier 机制实现状态管理，其显式的状态变更路径有助于问题定位与行为追踪。</w:t>
+        <w:t>状态层（Provider / StateNotifier）是表现层和数据访问层之间的协调环节。Riverpod 的 StateNotifier 机制要求状态变更路径显式声明，好处是出问题时比较容易定位是哪一步的数据更新出了差错，代价是初期的样板代码量偏多。</w:t>
       </w:r>
     </w:p>
     <w:p>
@@ -7807,7 +7198,7 @@
         <w:bidi w:val="0"/>
       </w:pPr>
       <w:r>
-        <w:t>数据访问层（Service / Repository） 对所有外部数据请求进行统一封装，包括网络接口的调用、返回数据的格式转换以及异常情况的捕获与处理。上层模块仅需调用该层暴露的方法接口，无需感知数据来源的具体实现细节。这一设计使得底层数据源的切换或扩展（如从远端接口切换至本地缓存）得以在不修改上层代码的前提下完成，符合开闭原则的工程实践要求。</w:t>
+        <w:t>数据访问层（Service / Repository）封装了所有对外部数据源的调用，上层只调用方法接口，不感知底层是 Supabase 还是 Hive。这一层的实际价值在开发中段才明显体现——当需要在某些场景下把数据源从云端切换到本地缓存时，只需要改这一层的实现，不需要动状态层和页面。</w:t>
       </w:r>
     </w:p>
     <w:p>
@@ -7815,7 +7206,22 @@
         <w:bidi w:val="0"/>
       </w:pPr>
       <w:r>
-        <w:t>数据源层（Supabase / Hive） 是系统数据持久化的实际载体。其中，Supabase 提供云端关系型数据库与用户认证服务，负责处理成绩、预约、请假等核心业务数据的存储与查询；Hive 作为本地轻量级键值存储，主要用于缓存用户会话信息与部分只读配置数据，以支持离线场景下的基本功能可用性。两者的协同使用，在一定程度上兼顾了数据实时性与本地响应速度之间的平衡。</w:t>
+        <w:t>数据源层（Supabase / Hive）是数据实际存储的地方。Supabase 处理成绩、预约、请假等核心业务数据，Hive 负责本地会话缓存和部分只读配置。两者分工在大多数场景下运作正常，边界比较模糊的地方是离线状态下的数据一致性——Hive 缓存的数据和 Supabase 云端数据之间的同步时机，在当前实现中处理得比较粗糙，是后续可以改进的地方。</w:t>
+      </w:r>
+    </w:p>
+    <w:p>
+      <w:pPr>
+        <w:pStyle w:val="4"/>
+      </w:pPr>
+      <w:bookmarkStart w:id="45" w:name="表现层设计"/>
+      <w:r>
+        <w:t xml:space="preserve">4.2.1 </w:t>
+      </w:r>
+      <w:r>
+        <w:rPr>
+          <w:rFonts w:hint="eastAsia"/>
+        </w:rPr>
+        <w:t>表现层设计</w:t>
       </w:r>
     </w:p>
     <w:p>
@@ -7823,22 +7229,57 @@
         <w:bidi w:val="0"/>
       </w:pPr>
       <w:r>
-        <w:t>综合来看，上述四层架构并非简单的代码目录划分，而是对系统职责边界的明确约定。从现有设计来看，这一分层结构能够有效支撑第 3 章所述的可维护性与可扩展性需求，并为后续各功能模块的独立开发与集成测试提供了结构性保障。</w:t>
-      </w:r>
-    </w:p>
+        <w:rPr>
+          <w:rFonts w:hint="eastAsia"/>
+        </w:rPr>
+        <w:t>表现层主要负责界面展示、输入响应、页面跳转和多端适配。系统将页面、通用组件、主题样式和路由配置进行集中组织，以保证不同模块在视觉风格和交互方式上的一致性。</w:t>
+      </w:r>
+    </w:p>
+    <w:p>
+      <w:pPr>
+        <w:bidi w:val="0"/>
+      </w:pPr>
+      <w:r>
+        <w:rPr>
+          <w:rFonts w:hint="eastAsia"/>
+        </w:rPr>
+        <w:t>学生端首页以学习、生活和互助为一级入口，教师端首页则以教学、办公和社区为一级入口。认证页、图书馆、成绩、请假和互助发布等二级页面通过统一路由体系组织，从而形成较清晰的页面层次。</w:t>
+      </w:r>
+    </w:p>
+    <w:p>
+      <w:pPr>
+        <w:bidi w:val="0"/>
+      </w:pPr>
+      <w:r>
+        <w:rPr>
+          <w:rFonts w:hint="eastAsia"/>
+        </w:rPr>
+        <w:t>在适配策略上，系统主要通过</w:t>
+      </w:r>
+      <w:r>
+        <w:t xml:space="preserve"> SafeArea</w:t>
+      </w:r>
+      <w:r>
+        <w:rPr>
+          <w:rFonts w:hint="eastAsia"/>
+        </w:rPr>
+        <w:t>、滚动容器和最大宽度限制控制不同设备上的布局表现；对于地图等存在平台差异的页面，则采用分平台页面实现。</w:t>
+      </w:r>
+    </w:p>
+    <w:bookmarkEnd w:id="45"/>
     <w:p>
       <w:pPr>
         <w:pStyle w:val="4"/>
       </w:pPr>
-      <w:bookmarkStart w:id="45" w:name="表现层设计"/>
-      <w:r>
-        <w:t xml:space="preserve">4.2.1 </w:t>
-      </w:r>
-      <w:r>
-        <w:rPr>
-          <w:rFonts w:hint="eastAsia"/>
-        </w:rPr>
-        <w:t>表现层设计</w:t>
+      <w:bookmarkStart w:id="46" w:name="业务逻辑层设计"/>
+      <w:r>
+        <w:t xml:space="preserve">4.2.2 </w:t>
+      </w:r>
+      <w:r>
+        <w:rPr>
+          <w:rFonts w:hint="eastAsia"/>
+        </w:rPr>
+        <w:t>业务逻辑层设计</w:t>
       </w:r>
     </w:p>
     <w:p>
@@ -7846,10 +7287,7 @@
         <w:bidi w:val="0"/>
       </w:pPr>
       <w:r>
-        <w:rPr>
-          <w:rFonts w:hint="eastAsia"/>
-        </w:rPr>
-        <w:t>表现层主要负责界面展示、输入响应、页面跳转和多端适配。系统将页面、通用组件、主题样式和路由配置进行集中组织，以保证不同模块在视觉风格和交互方式上的一致性。</w:t>
+        <w:t>业务逻辑层基于 Riverpod 组织，覆盖认证、成绩、课程、考试倒计时、资讯、请假审批和校园互助等模块的状态管理与异步流程协调。</w:t>
       </w:r>
     </w:p>
     <w:p>
@@ -7857,10 +7295,7 @@
         <w:bidi w:val="0"/>
       </w:pPr>
       <w:r>
-        <w:rPr>
-          <w:rFonts w:hint="eastAsia"/>
-        </w:rPr>
-        <w:t>学生端首页以学习、生活和互助为一级入口，教师端首页则以教学、办公和社区为一级入口。认证页、图书馆、成绩、请假和互助发布等二级页面通过统一路由体系组织，从而形成较清晰的页面层次。</w:t>
+        <w:t>各模块的结构基本一致：状态对象保存业务数据、加载状态和错误信息，Notifier 负责调用数据服务并在操作完成后更新状态，Provider 向表现层暴露只读状态。这套结构在模块数量多的情况下有明显好处——各模块状态互相隔离，一个模块的加载失败不会影响其他模块的展示。代价是每新增一个模块都需要写一套类似的样板代码，在功能较多的项目里这个成本会累积。</w:t>
       </w:r>
     </w:p>
     <w:p>
@@ -7868,96 +7303,14 @@
         <w:bidi w:val="0"/>
       </w:pPr>
       <w:r>
-        <w:rPr>
-          <w:rFonts w:hint="eastAsia"/>
-        </w:rPr>
-        <w:t>在适配策略上，系统主要通过</w:t>
-      </w:r>
-      <w:r>
-        <w:t xml:space="preserve"> SafeArea</w:t>
-      </w:r>
-      <w:r>
-        <w:rPr>
-          <w:rFonts w:hint="eastAsia"/>
-        </w:rPr>
-        <w:t>、滚动容器和最大宽度限制控制不同设备上的布局表现；对于地图等存在平台差异的页面，则采用分平台页面实现。</w:t>
-      </w:r>
-    </w:p>
-    <w:bookmarkEnd w:id="45"/>
-    <w:p>
-      <w:pPr>
-        <w:pStyle w:val="4"/>
-      </w:pPr>
-      <w:bookmarkStart w:id="46" w:name="业务逻辑层设计"/>
-      <w:r>
-        <w:t xml:space="preserve">4.2.2 </w:t>
-      </w:r>
-      <w:r>
-        <w:rPr>
-          <w:rFonts w:hint="eastAsia"/>
-        </w:rPr>
-        <w:t>业务逻辑层设计</w:t>
+        <w:t>认证状态在这一层里地位特殊。应用启动时需要从本地恢复会话，判断当前用户是否已登录；登录或退出后，不只是认证状态本身需要更新，首页结构、底部导航和所有依赖当前用户 ID 的数据模块都需要同步刷新。角色分流也在这个环节完成——从 Supabase 拉取用户角色字段后，路由和界面入口才能确定渲染学生端还是教师端。这条链路是系统启动阶段最容易出问题的地方，在开发过程中做了几次调整才稳定下来。</w:t>
       </w:r>
     </w:p>
     <w:p>
       <w:pPr>
         <w:bidi w:val="0"/>
-      </w:pPr>
-      <w:r>
-        <w:rPr>
-          <w:rFonts w:hint="eastAsia"/>
-        </w:rPr>
-        <w:t>业务逻辑层位于表现层与数据访问层之间，负责状态管理、异步流程协调和业务规则组织。本系统采用</w:t>
-      </w:r>
-      <w:r>
-        <w:t xml:space="preserve"> Riverpod </w:t>
-      </w:r>
-      <w:r>
-        <w:rPr>
-          <w:rFonts w:hint="eastAsia"/>
-        </w:rPr>
-        <w:t>管理认证、成绩、课程、考试倒计时、资讯、请假审批和校园互助等状态。</w:t>
-      </w:r>
-    </w:p>
-    <w:p>
-      <w:pPr>
-        <w:bidi w:val="0"/>
-      </w:pPr>
-      <w:r>
-        <w:rPr>
-          <w:rFonts w:hint="eastAsia"/>
-        </w:rPr>
-        <w:t>各模块通常以“状态对象</w:t>
-      </w:r>
-      <w:r>
-        <w:t xml:space="preserve"> + Notifier + </w:t>
-      </w:r>
-      <w:r>
-        <w:rPr>
-          <w:rFonts w:hint="eastAsia"/>
-        </w:rPr>
-        <w:t>Provider”的方式组织。状态对象保存业务数据、加载状态和错误信息，Notifier</w:t>
-      </w:r>
-      <w:r>
-        <w:t xml:space="preserve"> </w:t>
-      </w:r>
-      <w:r>
-        <w:rPr>
-          <w:rFonts w:hint="eastAsia"/>
-        </w:rPr>
-        <w:t>负责调用数据服务并在操作完成后更新状态。</w:t>
-      </w:r>
-    </w:p>
-    <w:p>
-      <w:pPr>
-        <w:bidi w:val="0"/>
-      </w:pPr>
-      <w:r>
-        <w:rPr>
-          <w:rFonts w:hint="eastAsia"/>
-        </w:rPr>
-        <w:t>认证状态是该层的核心。系统需要在启动时恢复会话，在登录或退出后同步刷新首页结构和依赖当前用户的数据模块，并据此完成学生端与教师端的角色分流。</w:t>
-      </w:r>
+        <w:ind w:left="0" w:leftChars="0" w:firstLine="0" w:firstLineChars="0"/>
+      </w:pPr>
     </w:p>
     <w:bookmarkEnd w:id="46"/>
     <w:p>
@@ -8066,8 +7419,21 @@
         <w:bidi w:val="0"/>
       </w:pPr>
       <w:r>
-        <w:t>结合第3章需求分析结果，系统按照用户角色划分为学生端与教师端两个独立入口，各端在首页结构与功能组织上依据角色差异进行针对性设计。学生端围绕学习、生活、资源获取与校园互助四条主线展开，教师端则聚焦于教学管理、办公审批与信息发布三类工作场景。两端共享统一的认证机制、状态管理层与数据访问接口，仅在页面层依据角色身份进行差异化路由与布局组织。</w:t>
-      </w:r>
+        <w:t>系统按用户角色分为学生端与教师端两个入口。学生端围绕学习服务、校园生活、资源获取与互助社区四条主线组织，教师端则集中在教学管理、审批办公与信息发布三类场景。两端在首页结构和功能模块上差异明显，但认证机制、状态管理层和数据访问接口是共用的——角色分流只发生在页面层，由登录后拉取的角色字段决定路由走向和界面入口。</w:t>
+      </w:r>
+    </w:p>
+    <w:p>
+      <w:pPr>
+        <w:bidi w:val="0"/>
+      </w:pPr>
+      <w:r>
+        <w:t>这个设计的实际好处是避免了维护两套独立代码库的成本，大量基础组件、数据服务和状态逻辑可以复用。代价是页面层需要在多处根据角色做条件判断，如果角色字段获取时机不对，界面会出现短暂的渲染错误——这在开发早期确实出现过，后来通过在认证状态稳定后再触发路由跳转来解决。</w:t>
+      </w:r>
+    </w:p>
+    <w:p>
+      <w:pPr>
+        <w:bidi w:val="0"/>
+      </w:pPr>
       <w:r>
         <w:rPr>
           <w:rFonts w:hint="default"/>
@@ -8239,141 +7605,61 @@
         <w:bidi w:val="0"/>
       </w:pPr>
       <w:r>
-        <w:t>学生端是本系统面向主要用户群体的核心入口，功能覆盖学习管理、日常生活、图书馆资源、校园互助与个人中心五大模块。各模块在首页以摘要卡片形式聚合高频信息，用户可通过二级页面进一步查看详细内容，以此兼顾信息密度与操作效率。</w:t>
-      </w:r>
-    </w:p>
-    <w:p>
-      <w:pPr>
-        <w:pStyle w:val="5"/>
+        <w:t>学生端覆盖学习管理、日常生活、图书馆资源、校园互助与个人中心五个模块。首页以摘要卡片聚合各模块高频信息，二级页面承载完整数据和具体操作。</w:t>
+      </w:r>
+    </w:p>
+    <w:p>
+      <w:pPr>
         <w:bidi w:val="0"/>
       </w:pPr>
       <w:r>
+        <w:t>学习服务是使用频率最高的模块，包括课表查询、成绩查询与统计、考试倒计时和请假申请。课表与成绩数据按当前登录用户隔离读取，不同学生之间数据不互通；考试倒计时由用户自主维护备考计划；请假申请与教师端审批流程形成跨角色数据链路，状态变更在双端实时同步。这条链路对数据准确性和响应及时性要求最高，也是开发过程中调试时间最长的部分。</w:t>
+      </w:r>
+    </w:p>
+    <w:p>
+      <w:pPr>
+        <w:bidi w:val="0"/>
+      </w:pPr>
+      <w:r>
+        <w:t>生活服务以轻量查询为主，包括校园资讯、食堂菜单和校园地图。资讯按发布时间倒序排列，菜单按周次与餐次分类，地图提供可视化定位。这三个功能的业务逻辑都不复杂，设计重点是让用户能快速找到信息，而不是在交互上做过多设计。</w:t>
+      </w:r>
+    </w:p>
+    <w:p>
+      <w:pPr>
+        <w:bidi w:val="0"/>
+      </w:pPr>
+      <w:r>
+        <w:t>图书馆服务包含图书检索、图书预约和座位预约。图书检索支持按书名、作者或分类关键词查询并展示馆藏状态；座位预约提供可视化座位分布和时段选择。这个模块涉及有状态的预约数据，同一资源可能被多个用户同时操作——当前在数据访问层通过数据库约束处理并发冲突，没有做乐观锁，在极端情况下仍可能出现重复预约，是一个已知的边界问题。</w:t>
+      </w:r>
+    </w:p>
+    <w:p>
+      <w:pPr>
+        <w:bidi w:val="0"/>
+      </w:pPr>
+      <w:r>
+        <w:t>校园互助包含失物招领、二手流转和互助任务三类场景。三者业务逻辑独立，但交互模式高度相似——都是发布、浏览、更新状态这三步。表现层共用一套发布入口和卡片列表组件，数据访问层各自独立定义，这样改某类业务的字段不会影响其他两类的展示逻辑。</w:t>
+      </w:r>
+    </w:p>
+    <w:p>
+      <w:pPr>
+        <w:bidi w:val="0"/>
+      </w:pPr>
+      <w:r>
+        <w:t>个人中心负责用户资料管理和消息通知汇聚。通知页面整合了请假审批结果、预约确认和互助任务响应，用统一入口替代各模块分散的通知——这个设计在功能上可以，但当前实现是定时轮询而非实时推送，通知延迟在弱网环境下比较明显，后续可以考虑接入 Supabase 的实时订阅机制改善。</w:t>
+      </w:r>
+    </w:p>
+    <w:p>
+      <w:pPr>
+        <w:pStyle w:val="4"/>
+      </w:pPr>
+      <w:r>
+        <w:t>4.3.</w:t>
+      </w:r>
+      <w:r>
         <w:rPr>
           <w:rFonts w:hint="eastAsia"/>
           <w:lang w:val="en-US" w:eastAsia="zh-CN"/>
         </w:rPr>
-        <w:t>一、</w:t>
-      </w:r>
-      <w:r>
-        <w:t>学习服务模块</w:t>
-      </w:r>
-    </w:p>
-    <w:p>
-      <w:pPr>
-        <w:bidi w:val="0"/>
-      </w:pPr>
-      <w:r>
-        <w:t>学习服务模块是学生端的主链路功能区，涵盖课表查询、成绩查询与统计、考试倒计时以及请假申请四项核心功能。课表与成绩数据依赖当前登录用户的身份信息进行个性化读取，确保不同学生所见内容相互隔离；考试倒计时支持用户自主维护个人备考计划，以辅助时间管理；请假申请则与教师端审批流程形成跨角色数据链路，申请状态的变更可在双端实时同步呈现。整体而言，该模块以数据准确性与操作响应及时性为核心设计目标。</w:t>
-      </w:r>
-    </w:p>
-    <w:p>
-      <w:pPr>
-        <w:pStyle w:val="5"/>
-        <w:bidi w:val="0"/>
-      </w:pPr>
-      <w:r>
-        <w:rPr>
-          <w:rFonts w:hint="eastAsia"/>
-          <w:lang w:val="en-US" w:eastAsia="zh-CN"/>
-        </w:rPr>
-        <w:t>二、</w:t>
-      </w:r>
-      <w:r>
-        <w:t>生活服务模块</w:t>
-      </w:r>
-    </w:p>
-    <w:p>
-      <w:pPr>
-        <w:bidi w:val="0"/>
-      </w:pPr>
-      <w:r>
-        <w:t>生活服务模块主要包括校园资讯、食堂菜单与校园地图三类功能，以轻量查询为主要交互形式，强调信息层级清晰、获取成本低。校园资讯按发布时间倒序组织，便于用户获取最新动态；食堂菜单按周次与餐次分类展示，支持用户提前规划就餐安排；校园地图则以可视化方式辅助用户完成空间定位与地点查找。该模块的设计重点不在于复杂的业务处理，而在于保证高频生活信息的快速可达性。</w:t>
-      </w:r>
-    </w:p>
-    <w:p>
-      <w:pPr>
-        <w:pStyle w:val="5"/>
-        <w:bidi w:val="0"/>
-      </w:pPr>
-      <w:r>
-        <w:rPr>
-          <w:rFonts w:hint="eastAsia"/>
-          <w:lang w:val="en-US" w:eastAsia="zh-CN"/>
-        </w:rPr>
-        <w:t>三、</w:t>
-      </w:r>
-      <w:r>
-        <w:t>图书馆服务模块</w:t>
-      </w:r>
-    </w:p>
-    <w:p>
-      <w:pPr>
-        <w:bidi w:val="0"/>
-      </w:pPr>
-      <w:r>
-        <w:t>图书馆服务模块独立承担学习资源获取与座位预约两类职责。图书检索功能支持按书名、作者或分类关键词进行查询，并展示馆藏状态；图书预约功能允许用户对目标书目发起预约请求，并可在预约记录页查看历史操作；座位预约功能则提供可视化座位分布与时段选择，用户完成预约后可获取座位编号确认信息。由于该模块涉及有状态的预约数据，需在数据访问层对并发请求进行合理处理，以避免同一资源被重复预约。</w:t>
-      </w:r>
-    </w:p>
-    <w:p>
-      <w:pPr>
-        <w:pStyle w:val="5"/>
-        <w:bidi w:val="0"/>
-      </w:pPr>
-      <w:r>
-        <w:rPr>
-          <w:rFonts w:hint="eastAsia"/>
-          <w:lang w:val="en-US" w:eastAsia="zh-CN"/>
-        </w:rPr>
-        <w:t>四、</w:t>
-      </w:r>
-      <w:r>
-        <w:t>校园互助模块</w:t>
-      </w:r>
-    </w:p>
-    <w:p>
-      <w:pPr>
-        <w:bidi w:val="0"/>
-      </w:pPr>
-      <w:r>
-        <w:t>校园互助模块包含失物招领、二手流转和互助任务三类业务场景。三类功能在业务逻辑层面相互独立，但在交互模式上具有高度相似性，均涉及内容发布、列表浏览与状态更新三个基本操作环节。基于此，系统在表现层采用统一的发布入口与卡片化列表组织方式，以降低用户在不同互助场景之间切换时的认知负担。各类业务的数据结构在数据访问层仍保持独立定义，以满足各自差异化的字段与状态流转需求。</w:t>
-      </w:r>
-    </w:p>
-    <w:p>
-      <w:pPr>
-        <w:pStyle w:val="5"/>
-        <w:bidi w:val="0"/>
-      </w:pPr>
-      <w:r>
-        <w:rPr>
-          <w:rFonts w:hint="eastAsia"/>
-          <w:lang w:val="en-US" w:eastAsia="zh-CN"/>
-        </w:rPr>
-        <w:t>五、</w:t>
-      </w:r>
-      <w:r>
-        <w:t>个人中心模块</w:t>
-      </w:r>
-    </w:p>
-    <w:p>
-      <w:pPr>
-        <w:bidi w:val="0"/>
-      </w:pPr>
-      <w:r>
-        <w:t>个人中心模块承担用户信息管理与系统通知接收两项职责。个人信息页面支持用户查看与编辑基本资料，相关数据写入操作须经过服务端身份校验方可生效；消息通知页面汇聚来自各功能模块的状态变更提醒，包括请假审批结果、预约确认及互助任务响应等，以统一入口替代分散的模块内通知，减少用户主动轮询各页面的操作成本。</w:t>
-      </w:r>
-    </w:p>
-    <w:p>
-      <w:pPr>
-        <w:pStyle w:val="4"/>
-      </w:pPr>
-      <w:r>
-        <w:t>4.3.</w:t>
-      </w:r>
-      <w:r>
-        <w:rPr>
-          <w:rFonts w:hint="eastAsia"/>
-          <w:lang w:val="en-US" w:eastAsia="zh-CN"/>
-        </w:rPr>
         <w:t>2</w:t>
       </w:r>
       <w:r>
@@ -8387,11 +7673,21 @@
       </w:r>
     </w:p>
     <w:p>
-      <w:r>
-        <w:rPr>
-          <w:rFonts w:hint="eastAsia"/>
-        </w:rPr>
-        <w:t>教师端扩展模块主要包括教学服务、办公审批和信息展示三部分。当前实现中，请假审批和教师成绩管理已接入真实数据；授课安排、通知查看和部分办公入口则用于支撑教师端整体工作流。</w:t>
+      <w:pPr>
+        <w:pStyle w:val="9"/>
+        <w:rPr>
+          <w:rFonts w:ascii="宋体" w:hAnsi="宋体" w:eastAsia="宋体" w:cs="宋体"/>
+          <w:sz w:val="24"/>
+          <w:szCs w:val="24"/>
+        </w:rPr>
+      </w:pPr>
+      <w:r>
+        <w:rPr>
+          <w:rFonts w:ascii="宋体" w:hAnsi="宋体" w:eastAsia="宋体" w:cs="宋体"/>
+          <w:sz w:val="24"/>
+          <w:szCs w:val="24"/>
+        </w:rPr>
+        <w:t>教师端包括教学服务、办公审批和信息展示三部分。其中请假审批和成绩管理已接入真实数据，是教师端功能完整度最高的两个模块——请假审批与学生端申请流程形成完整的跨角色链路，成绩管理支持教师录入和修改学生成绩并实时同步至学生端查询结果。授课安排、通知查看和部分办公入口目前以模拟数据或占位页面呈现，主要用于保持教师端整体导航结构的完整性，而非已完成的业务功能。</w:t>
       </w:r>
     </w:p>
     <w:p>
@@ -8575,81 +7871,27 @@
     <w:bookmarkEnd w:id="51"/>
     <w:p>
       <w:pPr>
-        <w:pStyle w:val="5"/>
         <w:bidi w:val="0"/>
       </w:pPr>
       <w:bookmarkStart w:id="54" w:name="supabase-数据模型与权限设计"/>
       <w:r>
-        <w:rPr>
-          <w:rFonts w:hint="eastAsia"/>
-          <w:lang w:val="en-US" w:eastAsia="zh-CN"/>
-        </w:rPr>
-        <w:t>一、</w:t>
-      </w:r>
-      <w:r>
-        <w:t>教学服务模块</w:t>
+        <w:t>教学服务包括授课信息查看和成绩管理。授课信息页面展示当前学期的课程安排，包括课程名称、上课时间和教室；成绩管理支持教师对所授课程的学生成绩进行录入和修改，数据变更实时同步至学生端的成绩查询视图。这两个功能中，成绩管理是教师端与学生端数据耦合最紧的地方——教师端写入，学生端立即可见，中间没有缓冲层，写入操作的准确性直接影响学生看到的结果。</w:t>
       </w:r>
     </w:p>
     <w:p>
       <w:pPr>
         <w:bidi w:val="0"/>
-        <w:rPr>
-          <w:lang w:val="en-US" w:eastAsia="zh-CN"/>
-        </w:rPr>
-      </w:pPr>
-      <w:r>
-        <w:rPr>
-          <w:lang w:val="en-US" w:eastAsia="zh-CN"/>
-        </w:rPr>
-        <w:t>教学服务模块包括授课信息查看与成绩管理两项功能。授课信息页面展示教师当前学期的课程安排，包括课程名称、上课时间与教室信息；成绩管理功能支持教师对所授课程的学生成绩进行录入与修改操作，相关数据变更将实时同步至学生端的成绩查询视图。当前实现中，成绩管理已接入真实数据库读写链路，是教师端与学生端之间数据耦合程度最高的功能模块。</w:t>
-      </w:r>
-    </w:p>
-    <w:p>
-      <w:pPr>
-        <w:pStyle w:val="5"/>
+      </w:pPr>
+      <w:r>
+        <w:t>办公服务包括请假审批、通知查看和办公入口。请假审批对接学生端的申请数据，教师可查看待审批列表并完成同意或驳回，结果通过消息机制反馈给对应学生；通知查看聚合面向教师角色推送的公告与行政通知；办公入口目前作为占位结构存在，为后续扩展预留位置，当前没有接入实际业务。</w:t>
+      </w:r>
+    </w:p>
+    <w:p>
+      <w:pPr>
         <w:bidi w:val="0"/>
       </w:pPr>
       <w:r>
-        <w:rPr>
-          <w:rFonts w:hint="eastAsia"/>
-          <w:lang w:val="en-US" w:eastAsia="zh-CN"/>
-        </w:rPr>
-        <w:t>二、</w:t>
-      </w:r>
-      <w:r>
-        <w:t>办公服务模块</w:t>
-      </w:r>
-    </w:p>
-    <w:p>
-      <w:pPr>
-        <w:bidi w:val="0"/>
-      </w:pPr>
-      <w:r>
-        <w:t>办公服务模块涵盖请假审批、通知查看与办公入口三部分内容。请假审批功能对接学生端的请假申请数据，教师可查看待审批列表并完成同意或驳回操作，审批结果将通过消息机制反馈至对应学生；通知查看页面聚合面向教师角色推送的校园公告与行政通知；办公入口则作为可扩展的功能汇聚区，为后续接入更多办公自动化场景预留结构位置。</w:t>
-      </w:r>
-    </w:p>
-    <w:p>
-      <w:pPr>
-        <w:pStyle w:val="5"/>
-        <w:bidi w:val="0"/>
-      </w:pPr>
-      <w:r>
-        <w:rPr>
-          <w:rFonts w:hint="eastAsia"/>
-          <w:lang w:val="en-US" w:eastAsia="zh-CN"/>
-        </w:rPr>
-        <w:t>三、</w:t>
-      </w:r>
-      <w:r>
-        <w:t>社区服务模块</w:t>
-      </w:r>
-    </w:p>
-    <w:p>
-      <w:pPr>
-        <w:bidi w:val="0"/>
-      </w:pPr>
-      <w:r>
-        <w:t>社区服务模块包括校园资讯浏览与失物招领两项功能，与学生端相应模块共享同一数据源，但在展示层依据教师角色的使用习惯进行了页面布局的适配调整。该模块的设计体现了双角色系统中"数据复用、视图差异化"的基本原则，即在不增加数据维护成本的前提下，为不同角色提供符合其使用场景的界面组织方式。</w:t>
+        <w:t>社区服务包括校园资讯浏览和失物招领，与学生端共用同一数据源，页面布局按教师端的使用习惯做了调整。共用数据源的好处是不需要维护两份内容，代价是两端的展示需求如果出现较大差异，改动时需要小心不影响另一端——目前两端的差异还在可控范围内，这个问题暂时没有显现。</w:t>
       </w:r>
     </w:p>
     <w:p>
@@ -8902,66 +8144,78 @@
     <w:p>
       <w:pPr>
         <w:bidi w:val="0"/>
+      </w:pPr>
+      <w:bookmarkStart w:id="57" w:name="客户端数据交互流程设计"/>
+      <w:r>
+        <w:t>身份数据上，系统使用 Supabase 内置的 auth.users 作为认证主体，另维护一张业务层 users 表与之关联，存储角色标识、学号、院系等应用层字段。两张表分开的原因很实际：auth.users 由 Supabase 管理，不建议直接写入业务字段，业务层单独建表也方便后续独立扩展用户信息而不触碰认证逻辑。</w:t>
+      </w:r>
+    </w:p>
+    <w:p>
+      <w:pPr>
+        <w:bidi w:val="0"/>
+      </w:pPr>
+      <w:r>
+        <w:t>学习服务的数据以用户归属为核心。课程、成绩和考试倒计时均通过外键关联至 users 表，查询时严格限定在当前用户范围内。请假申请表（leave_applications）同时持有申请人和审批人两个用户外键，在单张表内支撑学生提交与教师审批的跨角色流程，状态字段（status）记录当前审批节点。这张表是学生端和教师端数据交汇最集中的地方，RLS 策略也因此写得最复杂——学生只能读写自己的申请，教师只能操作分配给自己的待审记录。</w:t>
+      </w:r>
+    </w:p>
+    <w:p>
+      <w:pPr>
+        <w:bidi w:val="0"/>
+      </w:pPr>
+      <w:r>
+        <w:t>图书馆服务将资源和预约行为分表存储。books 表维护馆藏信息与可借数量，book_reservations 表记录每次预约行为和排队位置；座位服务同理，seats 表描述座位物理属性，seat_reservations 表记录预约时段与状态。资源表和行为表分开，修改馆藏信息不会影响预约记录，并发预约时的冲突检测也有清晰的操作边界——尽管当前并发处理还比较粗糙，这一点前面已经提到过。</w:t>
+      </w:r>
+    </w:p>
+    <w:p>
+      <w:pPr>
+        <w:bidi w:val="0"/>
         <w:rPr>
           <w:rFonts w:hint="eastAsia"/>
           <w:lang w:val="en-US" w:eastAsia="zh-CN"/>
         </w:rPr>
       </w:pPr>
-      <w:bookmarkStart w:id="57" w:name="客户端数据交互流程设计"/>
-      <w:r>
-        <w:rPr>
-          <w:rFonts w:hint="eastAsia"/>
-          <w:lang w:val="en-US" w:eastAsia="zh-CN"/>
-        </w:rPr>
-        <w:t>在身份数据方面，系统采用 Supabase 内置的 auth.users 作为认证主体，并额外维护一张业务层的 users 表与之关联，用于存储角色标识、学号、院系等应用层所需的用户信息。这一拆分设计将认证职责与业务数据职责分离，避免在认证表中混入过多业务字段，也便于后续对用户业务信息进行独立扩展。</w:t>
-      </w:r>
-    </w:p>
+      <w:r>
+        <w:t>校园互助的三类业务（失物招领、二手流转、互助任务）数据结构高度相似，都以发布者外键、内容描述和状态字段为基础，建模时保持了结构对齐。教师端针对调课申请、作业提交和奖学金评审预留了对应的表定义，当前已建表，功能实现待后续迭代接入。</w:t>
+      </w:r>
+    </w:p>
+    <w:p>
+      <w:pPr>
+        <w:pStyle w:val="4"/>
+      </w:pPr>
+      <w:r>
+        <w:t xml:space="preserve">4.4.2 </w:t>
+      </w:r>
+      <w:r>
+        <w:rPr>
+          <w:rFonts w:hint="eastAsia"/>
+        </w:rPr>
+        <w:t>客户端数据交互流程设计</w:t>
+      </w:r>
+    </w:p>
+    <w:bookmarkEnd w:id="57"/>
     <w:p>
       <w:pPr>
         <w:bidi w:val="0"/>
-        <w:rPr>
-          <w:rFonts w:hint="eastAsia"/>
-          <w:lang w:val="en-US" w:eastAsia="zh-CN"/>
-        </w:rPr>
-      </w:pPr>
-      <w:r>
-        <w:rPr>
-          <w:rFonts w:hint="eastAsia"/>
-          <w:lang w:val="en-US" w:eastAsia="zh-CN"/>
-        </w:rPr>
-        <w:t>学习服务的数据建模以用户归属为核心组织原则。课程、成绩和考试倒计时均通过外键关联至 users 表，确保数据查询时严格限定在当前用户范围内。请假申请表（leave_applications）同时持有申请人和审批人两个用户外键，以此在单张表内支撑学生提交与教师审批的跨角色数据链路，状态字段（status）则记录审批流转的当前节点。</w:t>
+      </w:pPr>
+      <w:bookmarkStart w:id="58" w:name="用户权限与数据访问控制设计"/>
+      <w:r>
+        <w:t>系统没有独立业务后端，客户端直接通过 Supabase SDK 与云端数据交互。基本流程是：页面触发请求，状态层协调调用，数据访问层完成查询或写入，结果映射为客户端模型后回写页面状态。</w:t>
       </w:r>
     </w:p>
     <w:p>
       <w:pPr>
         <w:bidi w:val="0"/>
-        <w:rPr>
-          <w:rFonts w:hint="eastAsia"/>
-          <w:lang w:val="en-US" w:eastAsia="zh-CN"/>
-        </w:rPr>
-      </w:pPr>
-      <w:r>
-        <w:rPr>
-          <w:rFonts w:hint="eastAsia"/>
-          <w:lang w:val="en-US" w:eastAsia="zh-CN"/>
-        </w:rPr>
-        <w:t>图书馆服务在实体设计上将资源与预约行为分表存储。books 表维护馆藏基本信息与可借数量，book_reservations 表记录每次预约行为及其排队位置；座位服务同理，seats 表描述座位的物理属性，seat_reservations 表记录预约时段与状态。这种资源与行为分离的建模方式，使得资源信息的维护与预约状态的流转互不干扰，也为后续并发控制提供了清晰的操作边界。</w:t>
+      </w:pPr>
+      <w:r>
+        <w:t>查询流程中，页面通过 Riverpod 订阅业务 Provider，Notifier 调用 Service 或 Repository 读取 Supabase 数据表，将结果封装为包含 isLoading、error 和业务数据的状态对象，页面根据状态完成渲染。加载中、加载失败和加载成功三种状态都需要明确处理——早期有几个页面只处理了成功路径，在网络异常时界面会停在空白状态，后来统一补齐了错误处理逻辑。</w:t>
       </w:r>
     </w:p>
     <w:p>
       <w:pPr>
         <w:bidi w:val="0"/>
-        <w:rPr>
-          <w:rFonts w:hint="eastAsia"/>
-          <w:lang w:val="en-US" w:eastAsia="zh-CN"/>
-        </w:rPr>
-      </w:pPr>
-      <w:r>
-        <w:rPr>
-          <w:rFonts w:hint="eastAsia"/>
-          <w:lang w:val="en-US" w:eastAsia="zh-CN"/>
-        </w:rPr>
-        <w:t>校园互助模块的三类业务（失物招领、二手流转、互助任务）在数据结构上高度相似，均以发布者外键、内容描述和状态字段为基本构成，因此在建模时保持了结构对齐，以降低后续维护成本。教师端则针对调课申请、作业提交和奖学金评审等场景预留了对应的数据结构，当前已完成表定义，部分功能待后续迭代接入。</w:t>
+      </w:pPr>
+      <w:r>
+        <w:t>写入流程遵循"前置校验 → 提交请求 → 刷新状态"的顺序。图书预约、座位预约和请假审批在写入前会完成必要的约束检查——比如座位是否已被占用、请假时间是否合法——目的是在数据库操作之前拦截明显的异常输入，而不是等数据库报错再处理。这个模式在大多数场景下有效，但不能完全替代数据库层的约束，两者需要配合使用。</w:t>
       </w:r>
     </w:p>
     <w:p>
@@ -8969,142 +8223,6 @@
         <w:pStyle w:val="4"/>
       </w:pPr>
       <w:r>
-        <w:t xml:space="preserve">4.4.2 </w:t>
-      </w:r>
-      <w:r>
-        <w:rPr>
-          <w:rFonts w:hint="eastAsia"/>
-        </w:rPr>
-        <w:t>客户端数据交互流程设计</w:t>
-      </w:r>
-    </w:p>
-    <w:p>
-      <w:r>
-        <w:rPr>
-          <w:rFonts w:hint="eastAsia"/>
-        </w:rPr>
-        <w:t>系统未采用独立业务后端，因此客户端与云端数据之间的交互直接建立在</w:t>
-      </w:r>
-      <w:r>
-        <w:t xml:space="preserve"> Supabase SDK </w:t>
-      </w:r>
-      <w:r>
-        <w:rPr>
-          <w:rFonts w:hint="eastAsia"/>
-        </w:rPr>
-        <w:t>之上。整体流程可概括为：页面触发请求，状态层协调调用，数据访问层完成查询或写入，随后将结果映射为客户端模型并回写页面状态。</w:t>
-      </w:r>
-    </w:p>
-    <w:p>
-      <w:pPr>
-        <w:pStyle w:val="9"/>
-      </w:pPr>
-      <w:r>
-        <w:rPr>
-          <w:rFonts w:hint="eastAsia"/>
-        </w:rPr>
-        <w:t>在查询流程中，页面通过</w:t>
-      </w:r>
-      <w:r>
-        <w:t xml:space="preserve"> Riverpod </w:t>
-      </w:r>
-      <w:r>
-        <w:rPr>
-          <w:rFonts w:hint="eastAsia"/>
-        </w:rPr>
-        <w:t>订阅业务</w:t>
-      </w:r>
-      <w:r>
-        <w:t xml:space="preserve"> </w:t>
-      </w:r>
-      <w:r>
-        <w:rPr>
-          <w:rFonts w:hint="eastAsia"/>
-        </w:rPr>
-        <w:t>Provider，Notifier</w:t>
-      </w:r>
-      <w:r>
-        <w:t xml:space="preserve"> </w:t>
-      </w:r>
-      <w:r>
-        <w:rPr>
-          <w:rFonts w:hint="eastAsia"/>
-        </w:rPr>
-        <w:t>调用</w:t>
-      </w:r>
-      <w:r>
-        <w:t xml:space="preserve"> Service </w:t>
-      </w:r>
-      <w:r>
-        <w:rPr>
-          <w:rFonts w:hint="eastAsia"/>
-        </w:rPr>
-        <w:t>或</w:t>
-      </w:r>
-      <w:r>
-        <w:t xml:space="preserve"> Repository </w:t>
-      </w:r>
-      <w:r>
-        <w:rPr>
-          <w:rFonts w:hint="eastAsia"/>
-        </w:rPr>
-        <w:t>读取</w:t>
-      </w:r>
-      <w:r>
-        <w:t xml:space="preserve"> Supabase </w:t>
-      </w:r>
-      <w:r>
-        <w:rPr>
-          <w:rFonts w:hint="eastAsia"/>
-        </w:rPr>
-        <w:t>数据表，并将结果封装为包含</w:t>
-      </w:r>
-      <w:r>
-        <w:t xml:space="preserve"> isLoading、error </w:t>
-      </w:r>
-      <w:r>
-        <w:rPr>
-          <w:rFonts w:hint="eastAsia"/>
-        </w:rPr>
-        <w:t>和业务数据的状态对象。页面再依据状态完成渲染。</w:t>
-      </w:r>
-    </w:p>
-    <w:p>
-      <w:pPr>
-        <w:pStyle w:val="9"/>
-      </w:pPr>
-      <w:r>
-        <w:rPr>
-          <w:rFonts w:hint="eastAsia"/>
-        </w:rPr>
-        <w:t>在写入流程中，系统遵循“前置校验</w:t>
-      </w:r>
-      <w:r>
-        <w:t xml:space="preserve"> - </w:t>
-      </w:r>
-      <w:r>
-        <w:rPr>
-          <w:rFonts w:hint="eastAsia"/>
-        </w:rPr>
-        <w:t>提交请求</w:t>
-      </w:r>
-      <w:r>
-        <w:t xml:space="preserve"> - </w:t>
-      </w:r>
-      <w:r>
-        <w:rPr>
-          <w:rFonts w:hint="eastAsia"/>
-        </w:rPr>
-        <w:t>刷新状态”的模式。图书预约、座位预约和请假审批等功能均在写入前完成必要约束检查，以降低异常状态和重复提交的发生概率。</w:t>
-      </w:r>
-    </w:p>
-    <w:bookmarkEnd w:id="57"/>
-    <w:p>
-      <w:pPr>
-        <w:pStyle w:val="4"/>
-      </w:pPr>
-      <w:bookmarkStart w:id="58" w:name="用户权限与数据访问控制设计"/>
-      <w:r>
         <w:t xml:space="preserve">4.4.3 </w:t>
       </w:r>
       <w:r>
@@ -9112,81 +8230,31 @@
           <w:rFonts w:hint="eastAsia"/>
         </w:rPr>
         <w:t>用户权限与数据访问控制设计</w:t>
-      </w:r>
-    </w:p>
-    <w:p>
-      <w:r>
-        <w:rPr>
-          <w:rFonts w:hint="eastAsia"/>
-        </w:rPr>
-        <w:t>由于客户端可直接访问</w:t>
-      </w:r>
-      <w:r>
-        <w:t xml:space="preserve"> Supabase </w:t>
-      </w:r>
-      <w:r>
-        <w:rPr>
-          <w:rFonts w:hint="eastAsia"/>
-        </w:rPr>
-        <w:t>数据库，因此权限设计需要同时依赖</w:t>
-      </w:r>
-      <w:r>
-        <w:t xml:space="preserve"> Supabase </w:t>
-      </w:r>
-      <w:r>
-        <w:rPr>
-          <w:rFonts w:hint="eastAsia"/>
-        </w:rPr>
-        <w:t>Auth、角色字段、业务查询过滤和</w:t>
-      </w:r>
-      <w:r>
-        <w:t xml:space="preserve"> Row Level </w:t>
-      </w:r>
-      <w:r>
-        <w:rPr>
-          <w:rFonts w:hint="eastAsia"/>
-        </w:rPr>
-        <w:t>Security。系统的基本原则是：私有数据按用户隔离，公共数据按业务开放，审批和管理类操作按角色控制。</w:t>
-      </w:r>
-    </w:p>
-    <w:p>
-      <w:pPr>
-        <w:pStyle w:val="9"/>
-      </w:pPr>
-      <w:r>
-        <w:rPr>
-          <w:rFonts w:hint="eastAsia"/>
-        </w:rPr>
-        <w:t>成绩、考试倒计时、座位预约、图书预约和个人请假记录等数据必须绑定当前用户；资讯、菜单和图书基础信息可在业务范围内开放读取；教师审批和教师成绩管理则要求当前用户具备教师角色。</w:t>
-      </w:r>
-    </w:p>
-    <w:p>
-      <w:pPr>
-        <w:pStyle w:val="9"/>
-      </w:pPr>
-      <w:r>
-        <w:rPr>
-          <w:rFonts w:hint="eastAsia"/>
-        </w:rPr>
-        <w:t>客户端侧还通过角色识别进一步限制入口显示和路由跳转，从而形成“数据库权限约束</w:t>
-      </w:r>
-      <w:r>
-        <w:t xml:space="preserve"> + </w:t>
-      </w:r>
-      <w:r>
-        <w:rPr>
-          <w:rFonts w:hint="eastAsia"/>
-        </w:rPr>
-        <w:t>客户端角色分流”的双重控制方式。</w:t>
       </w:r>
     </w:p>
     <w:bookmarkEnd w:id="54"/>
     <w:bookmarkEnd w:id="58"/>
     <w:p>
       <w:pPr>
+        <w:bidi w:val="0"/>
+      </w:pPr>
+      <w:bookmarkStart w:id="59" w:name="界面视觉与交互设计"/>
+      <w:r>
+        <w:t>客户端可直接访问 Supabase 数据库，权限控制因此需要在两个层面同时落实：数据库层依靠 RLS 策略和角色字段做硬性隔离，客户端层通过角色识别控制入口显示和路由跳转。两者分工不同——RLS 决定数据能不能被拿到，客户端分流决定用户能不能看到对应的操作入口。只做客户端分流不做 RLS，直接构造请求就能绕过；只做 RLS 不做客户端分流，界面上会出现用户能看到但操作会报错的入口。</w:t>
+      </w:r>
+    </w:p>
+    <w:p>
+      <w:pPr>
+        <w:bidi w:val="0"/>
+      </w:pPr>
+      <w:r>
+        <w:t>具体规则上，成绩、考试倒计时、座位预约、图书预约和个人请假记录绑定当前用户，其他用户的数据在数据库层就被过滤掉；资讯、菜单和图书基础信息在业务范围内开放读取；教师审批和成绩管理要求当前用户具备教师角色，角色验证同样在 RLS 策略中落实，而不只依赖客户端传入的角色字段判断。</w:t>
+      </w:r>
+    </w:p>
+    <w:p>
+      <w:pPr>
         <w:pStyle w:val="3"/>
       </w:pPr>
-      <w:bookmarkStart w:id="59" w:name="界面视觉与交互设计"/>
       <w:r>
         <w:t xml:space="preserve">4.5 </w:t>
       </w:r>
@@ -9198,51 +8266,27 @@
       </w:r>
     </w:p>
     <w:p>
-      <w:r>
-        <w:rPr>
-          <w:rFonts w:hint="eastAsia"/>
-        </w:rPr>
-        <w:t>系统的界面设计遵循“简洁统一、信息清晰、操作低负担”的原则。颜色、字体、间距和全局主题统一定义在</w:t>
-      </w:r>
-      <w:r>
-        <w:t xml:space="preserve"> AppColors、AppSpacing、AppTextStyles </w:t>
-      </w:r>
-      <w:r>
-        <w:rPr>
-          <w:rFonts w:hint="eastAsia"/>
-        </w:rPr>
-        <w:t>和</w:t>
-      </w:r>
-      <w:r>
-        <w:t xml:space="preserve"> AppTheme </w:t>
-      </w:r>
-      <w:r>
-        <w:rPr>
-          <w:rFonts w:hint="eastAsia"/>
-        </w:rPr>
-        <w:t>等文件中，通用按钮、卡片、输入框、加载状态和提示消息也采用组件化封装。</w:t>
-      </w:r>
-    </w:p>
-    <w:p>
-      <w:pPr>
-        <w:pStyle w:val="9"/>
-      </w:pPr>
-      <w:r>
-        <w:rPr>
-          <w:rFonts w:hint="eastAsia"/>
-        </w:rPr>
-        <w:t>在交互组织上，学生端采用底部导航承载学习、生活和互助三个高频模块，教师端则切换为教学、办公和社区三类入口。首页优先呈现课程、成绩摘要、考试提醒、资讯和互助等高频内容，预约详情、审批处理和成绩管理等流程性功能则放在二级页面展开。</w:t>
-      </w:r>
-    </w:p>
-    <w:p>
-      <w:pPr>
-        <w:pStyle w:val="9"/>
-      </w:pPr>
-      <w:r>
-        <w:rPr>
-          <w:rFonts w:hint="eastAsia"/>
-        </w:rPr>
-        <w:t>在适配与反馈方面，系统通过卡片布局、统一状态标签、加载提示、空状态和错误提示增强可用性，并通过最大宽度限制和分平台页面处理兼顾移动端与桌面端体验。</w:t>
+      <w:pPr>
+        <w:bidi w:val="0"/>
+      </w:pPr>
+      <w:r>
+        <w:t>界面设计上，颜色、字体、间距和全局主题统一定义在 AppColors、AppSpacing、AppTextStyles 和 AppTheme 中，按钮、卡片、输入框、加载状态和提示消息做了组件化封装。这套统一定义的实际意义是：调整主题色或间距时只需改一处，不需要逐页修改——在功能模块较多的项目里，这个一致性维护起来比预期花时间。</w:t>
+      </w:r>
+    </w:p>
+    <w:p>
+      <w:pPr>
+        <w:bidi w:val="0"/>
+      </w:pPr>
+      <w:r>
+        <w:t>交互结构上，学生端以底部导航承载学习、生活和互助三个高频模块，教师端切换为教学、办公和社区三类入口。首页优先展示课程摘要、成绩概览、考试提醒和资讯等高频内容，预约详情、审批处理和成绩管理放在二级页面。这个分层在大多数场景下有效，但首页卡片的信息量在桌面端显示时偏少，大屏下留白较多，是布局适配上处理得不够好的地方。</w:t>
+      </w:r>
+    </w:p>
+    <w:p>
+      <w:pPr>
+        <w:bidi w:val="0"/>
+      </w:pPr>
+      <w:r>
+        <w:t>适配和反馈方面，系统通过统一状态标签、加载提示、空状态和错误提示处理各类异常展示场景；桌面端通过最大宽度限制避免内容过度拉伸，部分交互行为（如悬停效果、指针光标）做了分平台处理。移动端体验整体优于桌面端——系统最初以移动端为主要设计目标，桌面端适配是后期补充的，这个优先级差异在细节上有所体现。</w:t>
       </w:r>
     </w:p>
     <w:bookmarkEnd w:id="59"/>
@@ -9269,26 +8313,12 @@
       </w:pPr>
       <w:r>
         <w:rPr>
-          <w:rFonts w:hint="eastAsia"/>
-        </w:rPr>
-        <w:t>本章从总体架构、客户端分层、功能模块、数据模型与权限控制以及界面交互五个方面给出了系统设计方案。该设计能够适配本项目“无自建后端、以客户端实现为主”的实际条件，并为第</w:t>
-      </w:r>
-      <w:r>
-        <w:t xml:space="preserve"> 5 </w:t>
-      </w:r>
-      <w:r>
-        <w:rPr>
-          <w:rFonts w:hint="eastAsia"/>
-        </w:rPr>
-        <w:t>章的功能实现提供基础。</w:t>
-      </w:r>
-    </w:p>
-    <w:p>
-      <w:pPr>
-        <w:rPr>
-          <w:rFonts w:hint="eastAsia"/>
-        </w:rPr>
-      </w:pPr>
+          <w:rFonts w:ascii="宋体" w:hAnsi="宋体" w:eastAsia="宋体" w:cs="宋体"/>
+          <w:sz w:val="24"/>
+          <w:szCs w:val="24"/>
+        </w:rPr>
+        <w:t>本章的设计围绕一个核心约束展开：没有自建后端，权限、数据隔离和业务逻辑的边界只能在客户端和数据库层之间划定。总体架构、分层结构、数据模型和权限策略的选择，都在不同程度上受这个条件影响。设计上能做到的已在本章说明，做不到或处理得比较粗糙的地方也有所交代——这些局限在第5章的具体实现中会进一步体现。</w:t>
+      </w:r>
       <w:r>
         <w:rPr>
           <w:rFonts w:hint="eastAsia"/>
@@ -10173,94 +9203,18 @@
     </w:p>
     <w:p>
       <w:pPr>
-        <w:pStyle w:val="9"/>
-      </w:pPr>
-      <w:r>
-        <w:rPr>
-          <w:rFonts w:hint="eastAsia"/>
-        </w:rPr>
-        <w:t>项目目录采用“通用能力集中、复杂业务独立”的组织方式。</w:t>
-      </w:r>
-      <w:r>
-        <w:t xml:space="preserve">core/services </w:t>
-      </w:r>
-      <w:r>
-        <w:rPr>
-          <w:rFonts w:hint="eastAsia"/>
-        </w:rPr>
-        <w:t>负责认证、课程、成绩、考试、资讯和请假等通用数据访问；</w:t>
-      </w:r>
-      <w:r>
-        <w:t xml:space="preserve">domain/models </w:t>
-      </w:r>
-      <w:r>
-        <w:rPr>
-          <w:rFonts w:hint="eastAsia"/>
-        </w:rPr>
-        <w:t>定义领域模型；</w:t>
-      </w:r>
-      <w:r>
-        <w:t xml:space="preserve">features/library、features/study、features/life、features/office </w:t>
-      </w:r>
-      <w:r>
-        <w:rPr>
-          <w:rFonts w:hint="eastAsia"/>
-        </w:rPr>
-        <w:t>组织相对独立的业务模块；</w:t>
-      </w:r>
-      <w:r>
-        <w:t xml:space="preserve">presentation </w:t>
-      </w:r>
-      <w:r>
-        <w:rPr>
-          <w:rFonts w:hint="eastAsia"/>
-        </w:rPr>
-        <w:t>负责页面、路由、组件和主题。应用启动时先初始化</w:t>
-      </w:r>
-      <w:r>
-        <w:t xml:space="preserve"> Hive </w:t>
-      </w:r>
-      <w:r>
-        <w:rPr>
-          <w:rFonts w:hint="eastAsia"/>
-        </w:rPr>
-        <w:t>与</w:t>
-      </w:r>
-      <w:r>
-        <w:t xml:space="preserve"> </w:t>
-      </w:r>
-      <w:r>
-        <w:rPr>
-          <w:rFonts w:hint="eastAsia"/>
-        </w:rPr>
-        <w:t>Supabase，再注入</w:t>
-      </w:r>
-      <w:r>
-        <w:t xml:space="preserve"> ProviderScope</w:t>
-      </w:r>
-      <w:r>
-        <w:rPr>
-          <w:rFonts w:hint="eastAsia"/>
-        </w:rPr>
-        <w:t>，最后通过</w:t>
-      </w:r>
-      <w:r>
-        <w:t xml:space="preserve"> MaterialApp.router </w:t>
-      </w:r>
-      <w:r>
-        <w:rPr>
-          <w:rFonts w:hint="eastAsia"/>
-        </w:rPr>
-        <w:t>挂载路由与主题。该结构符合当前“客户端直连</w:t>
-      </w:r>
-      <w:r>
-        <w:t xml:space="preserve"> </w:t>
-      </w:r>
-      <w:r>
-        <w:rPr>
-          <w:rFonts w:hint="eastAsia"/>
-        </w:rPr>
-        <w:t>Supabase”的实现方式，也便于后续继续扩展教师端与图书馆模块。</w:t>
+        <w:bidi w:val="0"/>
+      </w:pPr>
+      <w:r>
+        <w:t>项目目录按"通用能力集中、复杂业务独立"组织。core/services 负责认证、课程、成绩、考试、资讯和请假等通用数据访问；domain/models 定义领域模型；features/library、features/study、features/life、features/office 各自承载相对独立的业务模块；presentation 负责页面、路由、组件和主题。</w:t>
+      </w:r>
+    </w:p>
+    <w:p>
+      <w:pPr>
+        <w:bidi w:val="0"/>
+      </w:pPr>
+      <w:r>
+        <w:t>这个结构的出发点是：通用服务被多个模块共用，集中放在 core 里改动时只需维护一处；各 feature 模块内部变动频繁，独立组织后互不干扰。应用启动顺序是先初始化 Hive 与 Supabase，再注入 ProviderScope，最后通过 MaterialApp.router 挂载路由与主题——这个顺序有依赖关系，Hive 和 Supabase 必须在 Provider 体系建立之前就绪，否则启动阶段的状态读取会出错，早期调试时在这里踩过一次。</w:t>
       </w:r>
     </w:p>
     <w:bookmarkEnd w:id="62"/>
@@ -10628,117 +9582,27 @@
       </w:r>
     </w:p>
     <w:p>
-      <w:r>
-        <w:rPr>
-          <w:rFonts w:hint="eastAsia"/>
-        </w:rPr>
-        <w:t>系统使用</w:t>
-      </w:r>
-      <w:r>
-        <w:t xml:space="preserve"> Riverpod </w:t>
-      </w:r>
-      <w:r>
-        <w:rPr>
-          <w:rFonts w:hint="eastAsia"/>
-        </w:rPr>
-        <w:t>组织全局状态。成绩、考试倒计时、课程表、请假、资讯、失物招领、二手流转和互助任务等模块均采用“State</w:t>
-      </w:r>
-      <w:r>
-        <w:t xml:space="preserve"> + Notifier + </w:t>
-      </w:r>
-      <w:r>
-        <w:rPr>
-          <w:rFonts w:hint="eastAsia"/>
-        </w:rPr>
-        <w:t>Provider”的统一结构，集中管理业务数据、加载状态和错误信息。</w:t>
-      </w:r>
-    </w:p>
-    <w:p>
-      <w:pPr>
-        <w:pStyle w:val="9"/>
-      </w:pPr>
-      <w:r>
-        <w:rPr>
-          <w:rFonts w:hint="eastAsia"/>
-        </w:rPr>
-        <w:t>该结构将页面、数据访问和状态更新分离开来。页面只负责订阅</w:t>
-      </w:r>
-      <w:r>
-        <w:t xml:space="preserve"> Provider </w:t>
-      </w:r>
-      <w:r>
-        <w:rPr>
-          <w:rFonts w:hint="eastAsia"/>
-        </w:rPr>
-        <w:t>并渲染状态，Notifier</w:t>
-      </w:r>
-      <w:r>
-        <w:t xml:space="preserve"> </w:t>
-      </w:r>
-      <w:r>
-        <w:rPr>
-          <w:rFonts w:hint="eastAsia"/>
-        </w:rPr>
-        <w:t>负责调用</w:t>
-      </w:r>
-      <w:r>
-        <w:t xml:space="preserve"> Service </w:t>
-      </w:r>
-      <w:r>
-        <w:rPr>
-          <w:rFonts w:hint="eastAsia"/>
-        </w:rPr>
-        <w:t>或</w:t>
-      </w:r>
-      <w:r>
-        <w:t xml:space="preserve"> Repository </w:t>
-      </w:r>
-      <w:r>
-        <w:rPr>
-          <w:rFonts w:hint="eastAsia"/>
-        </w:rPr>
-        <w:t>执行异步请求。以成绩模块为例，</w:t>
-      </w:r>
-      <w:r>
-        <w:t xml:space="preserve">GradesState </w:t>
-      </w:r>
-      <w:r>
-        <w:rPr>
-          <w:rFonts w:hint="eastAsia"/>
-        </w:rPr>
-        <w:t>除保存成绩列表外，还负责计算总绩点、总学分和学期汇总；请假模块中的</w:t>
-      </w:r>
-      <w:r>
-        <w:t xml:space="preserve"> LeaveNotifier </w:t>
-      </w:r>
-      <w:r>
-        <w:rPr>
-          <w:rFonts w:hint="eastAsia"/>
-        </w:rPr>
-        <w:t>则同时处理学生提交、教师审批和记录刷新。</w:t>
-      </w:r>
-    </w:p>
-    <w:p>
-      <w:pPr>
-        <w:pStyle w:val="9"/>
-      </w:pPr>
-      <w:r>
-        <w:t xml:space="preserve">Riverpod </w:t>
-      </w:r>
-      <w:r>
-        <w:rPr>
-          <w:rFonts w:hint="eastAsia"/>
-        </w:rPr>
-        <w:t>还承担了认证状态向下游业务状态的传递。当前用户发生变化后，依赖用户标识的</w:t>
-      </w:r>
-      <w:r>
-        <w:t xml:space="preserve"> Provider </w:t>
-      </w:r>
-      <w:r>
-        <w:rPr>
-          <w:rFonts w:hint="eastAsia"/>
-        </w:rPr>
-        <w:t>会重新加载对应数据，避免不同用户之间的数据串用。对审批、撤销和预约取消等操作，系统采用“云端成功后立即同步本地状态”的更新方式，以减少页面重复进入的成本。</w:t>
+      <w:pPr>
+        <w:bidi w:val="0"/>
+      </w:pPr>
+      <w:r>
+        <w:t>全局状态基于 Riverpod 组织，成绩、考试倒计时、课程表、请假、资讯、失物招领、二手流转和互助任务等模块统一采用"State + Notifier + Provider"结构，页面只负责订阅 Provider 并渲染，Notifier 负责调用 Service 或 Repository 执行异步请求，业务数据、加载状态和错误信息集中在 State 对象里管理。</w:t>
+      </w:r>
+    </w:p>
+    <w:p>
+      <w:pPr>
+        <w:bidi w:val="0"/>
+      </w:pPr>
+      <w:r>
+        <w:t>各模块的 State 对象不只是数据容器。以成绩模块为例，GradesState 在保存成绩列表的同时负责计算总绩点、总学分和学期汇总，这部分计算逻辑放在状态层而不是页面层，避免每次渲染都重复计算。请假模块的 LeaveNotifier 则同时处理学生提交、教师审批和记录刷新三类操作，是整个状态层里职责最重的 Notifier。</w:t>
+      </w:r>
+    </w:p>
+    <w:p>
+      <w:pPr>
+        <w:bidi w:val="0"/>
+      </w:pPr>
+      <w:r>
+        <w:t>认证状态变更会向下传递到依赖用户标识的业务 Provider。用户登出或切换后，这些 Provider 会重新加载数据——这个机制是后期补加的，早期开发时没有处理这个场景，在测试阶段发现退出登录再重新登录会残留上一个用户的数据，修复后统一加了用户变更监听。审批、撤销和预约取消等写入操作采用"云端成功后立即同步本地状态"的方式，操作完成后不需要重新进入页面才能看到结果。</w:t>
       </w:r>
     </w:p>
     <w:p>
@@ -10923,108 +9787,30 @@
       </w:r>
     </w:p>
     <w:p>
-      <w:r>
-        <w:rPr>
-          <w:rFonts w:hint="eastAsia"/>
-        </w:rPr>
-        <w:t>学习服务模块围绕课表、成绩、考试倒计时和请假申请展开。课表数据由</w:t>
-      </w:r>
-      <w:r>
-        <w:t xml:space="preserve"> CourseService </w:t>
-      </w:r>
-      <w:r>
-        <w:rPr>
-          <w:rFonts w:hint="eastAsia"/>
-        </w:rPr>
-        <w:t>从</w:t>
-      </w:r>
-      <w:r>
-        <w:t xml:space="preserve"> courses </w:t>
-      </w:r>
-      <w:r>
-        <w:rPr>
-          <w:rFonts w:hint="eastAsia"/>
-        </w:rPr>
-        <w:t>表读取，在首页显示当天课程摘要，在完整课表页展示详细安排；成绩数据由</w:t>
-      </w:r>
-      <w:r>
-        <w:t xml:space="preserve"> GradeService </w:t>
-      </w:r>
-      <w:r>
-        <w:rPr>
-          <w:rFonts w:hint="eastAsia"/>
-        </w:rPr>
-        <w:t>从</w:t>
-      </w:r>
-      <w:r>
-        <w:t xml:space="preserve"> grades </w:t>
-      </w:r>
-      <w:r>
-        <w:rPr>
-          <w:rFonts w:hint="eastAsia"/>
-        </w:rPr>
-        <w:t>表读取，再由状态层计算</w:t>
-      </w:r>
-      <w:r>
-        <w:t xml:space="preserve"> </w:t>
-      </w:r>
-      <w:r>
-        <w:rPr>
-          <w:rFonts w:hint="eastAsia"/>
-        </w:rPr>
-        <w:t>GPA、总学分和学期汇总；考试倒计时由</w:t>
-      </w:r>
-      <w:r>
-        <w:t xml:space="preserve"> ExamCountdownService </w:t>
-      </w:r>
-      <w:r>
-        <w:rPr>
-          <w:rFonts w:hint="eastAsia"/>
-        </w:rPr>
-        <w:t>负责新增、修改、删除和排序。</w:t>
-      </w:r>
-    </w:p>
-    <w:p>
-      <w:pPr>
-        <w:pStyle w:val="9"/>
-      </w:pPr>
-      <w:r>
-        <w:rPr>
-          <w:rFonts w:hint="eastAsia"/>
-        </w:rPr>
-        <w:t>首页学习区域采用“摘要卡片</w:t>
-      </w:r>
-      <w:r>
-        <w:t xml:space="preserve"> + </w:t>
-      </w:r>
-      <w:r>
-        <w:rPr>
-          <w:rFonts w:hint="eastAsia"/>
-        </w:rPr>
-        <w:t>功能入口”的组织方式，集中呈现当天课程、成绩概览、考试提醒和请假入口。完整课表、成绩列表、考试列表和请假记录则放在二级页面，避免首页信息堆叠过多。该结构兼顾了高频信息可达性和完整数据浏览需求。</w:t>
-      </w:r>
-    </w:p>
-    <w:p>
-      <w:pPr>
-        <w:pStyle w:val="9"/>
-        <w:rPr>
-          <w:rFonts w:hint="eastAsia"/>
-        </w:rPr>
-      </w:pPr>
-      <w:r>
-        <w:rPr>
-          <w:rFonts w:hint="eastAsia"/>
-        </w:rPr>
-        <w:t>请假功能建立在</w:t>
-      </w:r>
-      <w:r>
-        <w:t xml:space="preserve"> leave_applications </w:t>
-      </w:r>
-      <w:r>
-        <w:rPr>
-          <w:rFonts w:hint="eastAsia"/>
-        </w:rPr>
-        <w:t>表之上。学生可以提交申请、查看个人记录，并在允许的状态下执行撤销；教师端审批复用同一张表，形成跨角色业务链路。学习服务模块因此不仅覆盖了学生常用查询功能，也为教师端审批提供了真实数据来源。</w:t>
+      <w:pPr>
+        <w:bidi w:val="0"/>
+      </w:pPr>
+      <w:r>
+        <w:t>学习服务围绕课表、成绩、考试倒计时和请假申请展开。课表由 CourseService 从 courses 表读取，首页显示当天课程摘要，完整课表页展示全学期安排；成绩由 GradeService 从 grades 表读取，GPA、总学分和学期汇总在状态层计算；考试倒计时由 ExamCountdownService 负责新增、修改、删除和排序，数据归属当前用户，不同学生之间互不可见。</w:t>
+      </w:r>
+    </w:p>
+    <w:p>
+      <w:pPr>
+        <w:bidi w:val="0"/>
+      </w:pPr>
+      <w:r>
+        <w:t>首页学习区采用"摘要卡片 + 功能入口"的结构，集中呈现当天课程、成绩概览、考试提醒和请假入口。完整课表、成绩列表、考试列表和请假记录放在二级页面。这个分层在首页加载速度上有实际意义——首页只请求摘要数据，完整数据在进入二级页面时才触发加载，首屏响应比早期全量加载的方案明显更快。</w:t>
+      </w:r>
+    </w:p>
+    <w:p>
+      <w:pPr>
+        <w:bidi w:val="0"/>
+        <w:rPr>
+          <w:rFonts w:hint="eastAsia"/>
+        </w:rPr>
+      </w:pPr>
+      <w:r>
+        <w:t>请假功能建立在 leave_applications 表之上。学生可以提交申请、查看个人记录，在待审批状态下可以撤销；教师端审批复用同一张表，通过角色字段和 RLS 策略区分两端的读写权限。这张表的 RLS 策略是全系统里写得最复杂的——学生只能读写自己的记录，教师只能操作待审批状态且申请人属于其管辖范围的记录，调试这部分策略花了不少时间。</w:t>
       </w:r>
     </w:p>
     <w:p>
@@ -12116,78 +10902,36 @@
         <w:t>业务状态流转与前置校验实现</w:t>
       </w:r>
     </w:p>
-    <w:p>
-      <w:r>
-        <w:rPr>
-          <w:rFonts w:hint="eastAsia"/>
-        </w:rPr>
-        <w:t>在未自建独立业务后端的条件下，预约、审批和状态更新类逻辑主要由客户端完成。系统采用“先检查、再提交、成功后同步状态”的处理方式，将关键约束前移到数据访问层和状态层。</w:t>
-      </w:r>
-    </w:p>
-    <w:p>
-      <w:pPr>
-        <w:pStyle w:val="9"/>
-      </w:pPr>
-      <w:r>
-        <w:rPr>
-          <w:rFonts w:hint="eastAsia"/>
-        </w:rPr>
-        <w:t>图书预约通过状态字段区分排队中、可借阅、过期和取消等状态，并在提交前校验重复预约；座位预约通过</w:t>
-      </w:r>
-      <w:r>
-        <w:t xml:space="preserve"> reserved、using、completed </w:t>
-      </w:r>
-      <w:r>
-        <w:rPr>
-          <w:rFonts w:hint="eastAsia"/>
-        </w:rPr>
-        <w:t>和</w:t>
-      </w:r>
-      <w:r>
-        <w:t xml:space="preserve"> cancelled </w:t>
-      </w:r>
-      <w:r>
-        <w:rPr>
-          <w:rFonts w:hint="eastAsia"/>
-        </w:rPr>
-        <w:t>描述生命周期，并在提交前执行单日唯一预约与座位冲突检测；请假审批则通过</w:t>
-      </w:r>
-      <w:r>
-        <w:t xml:space="preserve"> pending、approved </w:t>
-      </w:r>
-      <w:r>
-        <w:rPr>
-          <w:rFonts w:hint="eastAsia"/>
-        </w:rPr>
-        <w:t>和</w:t>
-      </w:r>
-      <w:r>
-        <w:t xml:space="preserve"> rejected </w:t>
-      </w:r>
-      <w:r>
-        <w:rPr>
-          <w:rFonts w:hint="eastAsia"/>
-        </w:rPr>
-        <w:t>描述跨角色处理结果。</w:t>
-      </w:r>
-    </w:p>
-    <w:p>
-      <w:pPr>
-        <w:pStyle w:val="9"/>
-      </w:pPr>
-      <w:r>
-        <w:rPr>
-          <w:rFonts w:hint="eastAsia"/>
-        </w:rPr>
-        <w:t>由于状态更新会直接影响当前界面显示，系统在审批、撤销、取消预约和签到签退完成后同步刷新本地状态集合。该方案无法替代复杂并发控制，但能够满足毕业设计场景下的主要业务约束。</w:t>
-      </w:r>
-    </w:p>
     <w:bookmarkEnd w:id="81"/>
     <w:p>
       <w:pPr>
+        <w:bidi w:val="0"/>
+      </w:pPr>
+      <w:bookmarkStart w:id="82" w:name="跨平台界面适配与页面兼容处理"/>
+      <w:r>
+        <w:t>没有独立业务后端，预约、审批和状态更新类逻辑主要在客户端完成。系统的基本处理顺序是先检查约束、再提交请求、成功后同步本地状态，把能在客户端拦截的异常尽量在数据库操作之前处理掉。</w:t>
+      </w:r>
+    </w:p>
+    <w:p>
+      <w:pPr>
+        <w:bidi w:val="0"/>
+      </w:pPr>
+      <w:r>
+        <w:t>三类有状态的业务处理方式各有侧重。图书预约用状态字段区分排队中、可借阅、过期和取消，提交前校验当前用户是否已有同一本书的有效预约；座位预约的生命周期更细，reserved、using、completed、cancelled 四个状态对应从预约到归还的完整流程，提交前同时检查单日唯一预约和目标座位的时段冲突；请假审批相对简单，pending、approved、rejected 三个状态对应跨角色的处理结果，状态变更由教师端写入，学生端实时可见。</w:t>
+      </w:r>
+    </w:p>
+    <w:p>
+      <w:pPr>
+        <w:bidi w:val="0"/>
+      </w:pPr>
+      <w:r>
+        <w:t>这套处理方式在正常使用场景下运作稳定，但并发冲突没有完全解决——两个用户同时预约同一个座位时，客户端的前置检查可能同时通过，最终由数据库约束报错拦截，客户端会收到错误提示但体验不够友好。这是当前实现的已知边界，完善的并发控制需要数据库层的锁机制配合，超出了本项目的实现范围。</w:t>
+      </w:r>
+    </w:p>
+    <w:p>
+      <w:pPr>
         <w:pStyle w:val="4"/>
       </w:pPr>
-      <w:bookmarkStart w:id="82" w:name="跨平台界面适配与页面兼容处理"/>
       <w:r>
         <w:t xml:space="preserve">5.3.4 </w:t>
       </w:r>
@@ -12385,27 +11129,11 @@
       </w:pPr>
       <w:r>
         <w:rPr>
-          <w:rFonts w:hint="eastAsia"/>
-        </w:rPr>
-        <w:t>本章说明了系统在客户端架构、认证机制、状态管理、学习服务、图书馆、校园互助、教师端扩展以及关键工程问题上的实现方式。结果表明，在不自建独立业务后端的前提下，Flutter</w:t>
-      </w:r>
-      <w:r>
-        <w:t xml:space="preserve"> </w:t>
-      </w:r>
-      <w:r>
-        <w:rPr>
-          <w:rFonts w:hint="eastAsia"/>
-        </w:rPr>
-        <w:t>结合</w:t>
-      </w:r>
-      <w:r>
-        <w:t xml:space="preserve"> Supabase </w:t>
-      </w:r>
-      <w:r>
-        <w:rPr>
-          <w:rFonts w:hint="eastAsia"/>
-        </w:rPr>
-        <w:t>仍可完成校园综合服务系统的主要功能闭环，并保持较清晰的工程组织。</w:t>
+          <w:rFonts w:ascii="宋体" w:hAnsi="宋体" w:eastAsia="宋体" w:cs="宋体"/>
+          <w:sz w:val="24"/>
+          <w:szCs w:val="24"/>
+        </w:rPr>
+        <w:t>本章记录的是这套架构在实际落地时的样子——哪些地方按预期运作，哪些地方做了妥协或留下了已知问题。总体来看，Flutter 结合 Supabase 在不自建后端的条件下完成校园综合服务系统的主要功能是可行的，但这个结论有前提：业务复杂度在 Supabase 权限机制能覆盖的范围内，并发控制要求不高，数据规模不触及免费层限制。超出这些条件，当前方案需要重新评估。</w:t>
       </w:r>
     </w:p>
     <w:p>
@@ -12467,59 +11195,25 @@
       </w:r>
     </w:p>
     <w:p>
-      <w:r>
-        <w:rPr>
-          <w:rFonts w:hint="eastAsia"/>
-        </w:rPr>
-        <w:t>为验证系统功能的正确性与稳定性，项目采用自动化测试、人工功能验证和静态分析相结合的方式开展测试。测试环境基于</w:t>
-      </w:r>
-      <w:r>
-        <w:t xml:space="preserve"> Flutter 3.38.5、Dart 3.10.4 </w:t>
-      </w:r>
-      <w:r>
-        <w:rPr>
-          <w:rFonts w:hint="eastAsia"/>
-        </w:rPr>
-        <w:t>和</w:t>
-      </w:r>
-      <w:r>
-        <w:t xml:space="preserve"> Supabase </w:t>
-      </w:r>
-      <w:r>
-        <w:rPr>
-          <w:rFonts w:hint="eastAsia"/>
-        </w:rPr>
-        <w:t>云端数据服务。</w:t>
+      <w:pPr>
+        <w:bidi w:val="0"/>
+      </w:pPr>
+      <w:r>
+        <w:t>测试采用自动化测试、人工功能验证和静态分析三种方式，测试环境基于 Flutter 3.38.5、Dart 3.10.4 和 Supabase 云端数据服务。</w:t>
+      </w:r>
+    </w:p>
+    <w:p>
+      <w:pPr>
+        <w:bidi w:val="0"/>
+      </w:pPr>
+      <w:r>
+        <w:t>三种方式的分工有各自的考量。自动化测试通过 flutter test 覆盖认证绑定、菜单逻辑、时间选择组件、页面渲染和统一提示约束等相对独立、逻辑明确的单元；跨角色业务链路——登录、查询、预约、审批——涉及 Supabase 云端状态和角色权限的实际交互，自动化测试难以完整模拟，主要依赖人工验证；flutter analyze 用于发现潜在的类型风险和代码规范问题，在提交前作为静态检查手段。这套组合不算严格，覆盖范围有限，但在毕业设计的时间约束下是可以落地执行的方案。</w:t>
       </w:r>
     </w:p>
     <w:p>
       <w:pPr>
         <w:pStyle w:val="9"/>
       </w:pPr>
-      <w:r>
-        <w:rPr>
-          <w:rFonts w:hint="eastAsia"/>
-        </w:rPr>
-        <w:t>自动化测试主要通过</w:t>
-      </w:r>
-      <w:r>
-        <w:t xml:space="preserve"> flutter test </w:t>
-      </w:r>
-      <w:r>
-        <w:rPr>
-          <w:rFonts w:hint="eastAsia"/>
-        </w:rPr>
-        <w:t>完成，重点覆盖认证绑定、菜单逻辑、时间选择组件、页面渲染和统一提示约束等关键点；人工验证主要用于登录、查询、预约和审批等完整业务链路；</w:t>
-      </w:r>
-      <w:r>
-        <w:t xml:space="preserve">flutter analyze </w:t>
-      </w:r>
-      <w:r>
-        <w:rPr>
-          <w:rFonts w:hint="eastAsia"/>
-        </w:rPr>
-        <w:t>则用于发现潜在规范问题和风险点。</w:t>
-      </w:r>
       <w:r>
         <w:rPr>
           <w:rFonts w:hint="eastAsia"/>
@@ -14094,11 +12788,101 @@
       </w:r>
     </w:p>
     <w:p>
-      <w:r>
-        <w:rPr>
-          <w:rFonts w:hint="eastAsia"/>
-        </w:rPr>
-        <w:t>学习服务模块主要测试课程展示、成绩统计、考试倒计时和请假申请等功能。结果表明，成绩与考试功能均已绑定当前登录用户，成绩汇总与请假状态流转也能够保持基本正确。</w:t>
+      <w:pPr>
+        <w:bidi w:val="0"/>
+      </w:pPr>
+      <w:r>
+        <w:rPr>
+          <w:rFonts w:hint="eastAsia"/>
+        </w:rPr>
+        <w:t>学习服务模块</w:t>
+      </w:r>
+      <w:r>
+        <w:t>的测试重点是成绩统计和请假状态流转。成绩汇总（GPA、总学分、学期分组）的计算逻辑通过单元测试验证，结果与手动计算一致；请假状态从提交到审批到撤销的完整链路通过人工验证，学生端和教师端的状态同步基本正确。课程展示和考试倒计时相对独立，逻辑较简单，测试中未发现明显问题。目前对异常输入和边界时间的测试覆盖不足——比如请假时间跨越周末或节假日的情况，当前实现没有专门处理，属于已知的功能边界。</w:t>
+      </w:r>
+    </w:p>
+    <w:bookmarkEnd w:id="92"/>
+    <w:p>
+      <w:pPr>
+        <w:pStyle w:val="4"/>
+      </w:pPr>
+      <w:bookmarkStart w:id="93" w:name="图书馆服务模块测试"/>
+      <w:r>
+        <w:t xml:space="preserve">6.3.2 </w:t>
+      </w:r>
+      <w:r>
+        <w:rPr>
+          <w:rFonts w:hint="eastAsia"/>
+        </w:rPr>
+        <w:t>图书馆服务模块测试</w:t>
+      </w:r>
+    </w:p>
+    <w:p>
+      <w:pPr>
+        <w:bidi w:val="0"/>
+      </w:pPr>
+      <w:r>
+        <w:rPr>
+          <w:rFonts w:hint="eastAsia"/>
+        </w:rPr>
+        <w:t>图书馆服务模块</w:t>
+      </w:r>
+      <w:r>
+        <w:t>是测试投入最多的模块，原因是状态多、约束强。重复预约校验、排队顺序计算、座位冲突检测和签到签退等关键规则均通过人工验证，在正常使用路径下表现稳定。并发场景——两个用户同时预约同一座位——没有做专项测试，根据前面章节的分析，这个场景下客户端前置检查可能同时通过，最终依赖数据库约束拦截，体验上会有报错提示但不够友好。</w:t>
+      </w:r>
+    </w:p>
+    <w:bookmarkEnd w:id="93"/>
+    <w:p>
+      <w:pPr>
+        <w:pStyle w:val="4"/>
+      </w:pPr>
+      <w:bookmarkStart w:id="94" w:name="校园互助模块测试"/>
+      <w:r>
+        <w:t xml:space="preserve">6.3.3 </w:t>
+      </w:r>
+      <w:r>
+        <w:rPr>
+          <w:rFonts w:hint="eastAsia"/>
+        </w:rPr>
+        <w:t>校园互助模块测试</w:t>
+      </w:r>
+    </w:p>
+    <w:p>
+      <w:pPr>
+        <w:bidi w:val="0"/>
+      </w:pPr>
+      <w:r>
+        <w:rPr>
+          <w:rFonts w:hint="eastAsia"/>
+        </w:rPr>
+        <w:t>校园互助模块</w:t>
+      </w:r>
+      <w:r>
+        <w:t>的测试覆盖了失物招领、二手流转和互助任务的发布、列表刷新和状态更新。统一发布流程写入对应数据表的结果正确，列表页与首页摘要数据保持一致。这个模块的业务逻辑相对简单，测试中没有发现严重问题；评论、收藏和消息通知等功能当前未实现，相关测试暂未涉及。</w:t>
+      </w:r>
+    </w:p>
+    <w:bookmarkEnd w:id="94"/>
+    <w:p>
+      <w:pPr>
+        <w:pStyle w:val="4"/>
+      </w:pPr>
+      <w:bookmarkStart w:id="95" w:name="教师端扩展功能测试"/>
+      <w:r>
+        <w:t xml:space="preserve">6.3.4 </w:t>
+      </w:r>
+      <w:r>
+        <w:rPr>
+          <w:rFonts w:hint="eastAsia"/>
+        </w:rPr>
+        <w:t>教师端扩展功能测试</w:t>
+      </w:r>
+    </w:p>
+    <w:p>
+      <w:r>
+        <w:rPr>
+          <w:rFonts w:hint="eastAsia"/>
+        </w:rPr>
+        <w:t>教师端测试主要验证角色分流、请假审批和教师成绩管理等流程。当前结果表明，教师账号能够正确进入教师首页，请假审批与成绩管理可以形成基本业务闭环。</w:t>
       </w:r>
     </w:p>
     <w:p>
@@ -14109,111 +12893,6 @@
         <w:rPr>
           <w:rFonts w:hint="eastAsia"/>
         </w:rPr>
-        <w:t>该模块当前已能够满足学生在课程、成绩和备考方面的主要需求，但对异常输入、边界时间和更复杂请假规则的测试仍可继续补充。</w:t>
-      </w:r>
-    </w:p>
-    <w:bookmarkEnd w:id="92"/>
-    <w:p>
-      <w:pPr>
-        <w:pStyle w:val="4"/>
-      </w:pPr>
-      <w:bookmarkStart w:id="93" w:name="图书馆服务模块测试"/>
-      <w:r>
-        <w:t xml:space="preserve">6.3.2 </w:t>
-      </w:r>
-      <w:r>
-        <w:rPr>
-          <w:rFonts w:hint="eastAsia"/>
-        </w:rPr>
-        <w:t>图书馆服务模块测试</w:t>
-      </w:r>
-    </w:p>
-    <w:p>
-      <w:r>
-        <w:rPr>
-          <w:rFonts w:hint="eastAsia"/>
-        </w:rPr>
-        <w:t>图书馆服务模块重点测试图书查询、图书预约、自习座位预约和预约记录展示等能力。测试结果表明，重复预约校验、排队顺序计算、座位冲突检测以及签到签退等关键规则能够正常生效。</w:t>
-      </w:r>
-    </w:p>
-    <w:p>
-      <w:pPr>
-        <w:pStyle w:val="9"/>
-      </w:pPr>
-      <w:r>
-        <w:rPr>
-          <w:rFonts w:hint="eastAsia"/>
-        </w:rPr>
-        <w:t>由于该模块的状态较多、约束较强，其测试价值主要体现在业务规则验证而非单纯页面展示。后续仍可增加并发和边界场景测试。</w:t>
-      </w:r>
-    </w:p>
-    <w:bookmarkEnd w:id="93"/>
-    <w:p>
-      <w:pPr>
-        <w:pStyle w:val="4"/>
-      </w:pPr>
-      <w:bookmarkStart w:id="94" w:name="校园互助模块测试"/>
-      <w:r>
-        <w:t xml:space="preserve">6.3.3 </w:t>
-      </w:r>
-      <w:r>
-        <w:rPr>
-          <w:rFonts w:hint="eastAsia"/>
-        </w:rPr>
-        <w:t>校园互助模块测试</w:t>
-      </w:r>
-    </w:p>
-    <w:p>
-      <w:r>
-        <w:rPr>
-          <w:rFonts w:hint="eastAsia"/>
-        </w:rPr>
-        <w:t>校园互助模块测试主要覆盖失物招领、二手流转和互助任务的发布、列表刷新和状态更新。结果表明，统一发布流程能够稳定写入对应数据表，列表页与首页摘要也能保持基本一致。</w:t>
-      </w:r>
-    </w:p>
-    <w:p>
-      <w:pPr>
-        <w:pStyle w:val="9"/>
-      </w:pPr>
-      <w:r>
-        <w:rPr>
-          <w:rFonts w:hint="eastAsia"/>
-        </w:rPr>
-        <w:t>不过，该模块仍以开放式信息展示为主，若后续引入评论、收藏或消息通知，还需要补充更完整的状态管理与交互验证。</w:t>
-      </w:r>
-    </w:p>
-    <w:bookmarkEnd w:id="94"/>
-    <w:p>
-      <w:pPr>
-        <w:pStyle w:val="4"/>
-      </w:pPr>
-      <w:bookmarkStart w:id="95" w:name="教师端扩展功能测试"/>
-      <w:r>
-        <w:t xml:space="preserve">6.3.4 </w:t>
-      </w:r>
-      <w:r>
-        <w:rPr>
-          <w:rFonts w:hint="eastAsia"/>
-        </w:rPr>
-        <w:t>教师端扩展功能测试</w:t>
-      </w:r>
-    </w:p>
-    <w:p>
-      <w:r>
-        <w:rPr>
-          <w:rFonts w:hint="eastAsia"/>
-        </w:rPr>
-        <w:t>教师端测试主要验证角色分流、请假审批和教师成绩管理等流程。当前结果表明，教师账号能够正确进入教师首页，请假审批与成绩管理可以形成基本业务闭环。</w:t>
-      </w:r>
-    </w:p>
-    <w:p>
-      <w:pPr>
-        <w:pStyle w:val="9"/>
-      </w:pPr>
-      <w:r>
-        <w:rPr>
-          <w:rFonts w:hint="eastAsia"/>
-        </w:rPr>
         <w:t>需要说明的是，教师端当前仍存在“真实数据功能</w:t>
       </w:r>
       <w:r>
@@ -14223,15 +12902,7 @@
         <w:rPr>
           <w:rFonts w:hint="eastAsia"/>
         </w:rPr>
-        <w:t>静态演示功能”并存的情况，因此测试结论主要针对已接入真实数据的部分模</w:t>
-      </w:r>
-      <w:bookmarkStart w:id="106" w:name="_GoBack"/>
-      <w:bookmarkEnd w:id="106"/>
-      <w:r>
-        <w:rPr>
-          <w:rFonts w:hint="eastAsia"/>
-        </w:rPr>
-        <w:t>块。</w:t>
+        <w:t>静态演示功能”并存的情况，因此测试结论主要针对已接入真实数据的部分模块。</w:t>
       </w:r>
       <w:r>
         <w:rPr>
@@ -15097,11 +13768,19 @@
       </w:r>
     </w:p>
     <w:p>
-      <w:r>
-        <w:rPr>
-          <w:rFonts w:hint="eastAsia"/>
-        </w:rPr>
-        <w:t>跨平台兼容性测试主要从布局适配、页面可渲染性和交互一致性三个方面开展。当前系统通过最大宽度限制、滚动布局和统一间距规范，使多数页面在移动端和桌面端都能够保持基本稳定的显示效果。</w:t>
+      <w:pPr>
+        <w:bidi w:val="0"/>
+      </w:pPr>
+      <w:r>
+        <w:t>跨平台兼容性测试在移动端和桌面端分别进行。多数页面通过最大宽度限制、滚动布局和统一间距规范，在两端都能正常显示；首页卡片和列表类页面在桌面端的大屏下留白偏多，布局显得松散，是适配效果最不理想的地方，目前没有针对大屏做专门的多列布局优化。</w:t>
+      </w:r>
+    </w:p>
+    <w:p>
+      <w:pPr>
+        <w:bidi w:val="0"/>
+      </w:pPr>
+      <w:r>
+        <w:t>地图功能在桌面端降级为静态示意，主流程不受影响。统一主题和消息提示组件在各模块的视觉表现和交互反馈上保持一致，测试中未发现明显的跨平台样式错乱问题。总体来看，移动端体验优于桌面端，这和系统以移动端为主要设计目标的定位一致，桌面端的适配是在移动端基础上补充的，精细程度有差距。</w:t>
       </w:r>
     </w:p>
     <w:p>
@@ -15109,78 +13788,60 @@
         <w:pStyle w:val="9"/>
       </w:pPr>
       <w:r>
-        <w:rPr>
-          <w:rFonts w:hint="eastAsia"/>
-        </w:rPr>
-        <w:t>对于地图等存在平台依赖差异的功能，系统采用了分平台处理策略，因此主流程未受到明显影响。统一主题和统一消息提示组件也保证了各模块在视觉风格和反馈方式上的一致性。</w:t>
+        <w:t xml:space="preserve">flutter analyze </w:t>
+      </w:r>
+      <w:r>
+        <w:rPr>
+          <w:rFonts w:hint="eastAsia"/>
+        </w:rPr>
+        <w:t>结果中仍存在旧</w:t>
+      </w:r>
+      <w:r>
+        <w:t xml:space="preserve"> </w:t>
+      </w:r>
+      <w:r>
+        <w:rPr>
+          <w:rFonts w:hint="eastAsia"/>
+        </w:rPr>
+        <w:t>API、未使用导入和个别结构性提示，说明项目在工程细节上仍有继续打磨空间。</w:t>
+      </w:r>
+    </w:p>
+    <w:bookmarkEnd w:id="97"/>
+    <w:p>
+      <w:pPr>
+        <w:pStyle w:val="3"/>
+      </w:pPr>
+      <w:bookmarkStart w:id="98" w:name="测试结果总结与系统改进"/>
+      <w:r>
+        <w:t xml:space="preserve">6.5 </w:t>
+      </w:r>
+      <w:r>
+        <w:rPr>
+          <w:rFonts w:hint="eastAsia"/>
+        </w:rPr>
+        <w:t>测试结果总结与系统改进</w:t>
+      </w:r>
+    </w:p>
+    <w:p>
+      <w:pPr>
+        <w:bidi w:val="0"/>
+      </w:pPr>
+      <w:r>
+        <w:t>自动化测试共覆盖 12 个用例，全部通过，主要集中在认证绑定、基础页面渲染和部分业务规则上。12 个用例对一个功能模块较多的系统来说覆盖范围有限，复杂业务链路——预约流程、审批流程、角色权限边界——基本依赖人工验证完成。人工验证结果表明，用户认证、学生端学习服务、图书馆预约、校园互助和教师端已实现的业务功能均能跑通预期流程。</w:t>
+      </w:r>
+    </w:p>
+    <w:p>
+      <w:pPr>
+        <w:bidi w:val="0"/>
+      </w:pPr>
+      <w:r>
+        <w:t>主要不足有两处：自动化测试的覆盖深度不够，并发和边界场景基本没有涉及；flutter analyze 仍有较多规范性提示，部分是因为开发过程中赶进度留下的，后期做了部分清理但没有完全处理完。这两个问题在当前阶段不影响主要功能的使用，但如果后续要扩展功能或移交维护，需要优先补齐。</w:t>
       </w:r>
     </w:p>
     <w:p>
       <w:pPr>
         <w:pStyle w:val="9"/>
       </w:pPr>
-      <w:r>
-        <w:t xml:space="preserve">flutter analyze </w:t>
-      </w:r>
-      <w:r>
-        <w:rPr>
-          <w:rFonts w:hint="eastAsia"/>
-        </w:rPr>
-        <w:t>结果中仍存在旧</w:t>
-      </w:r>
-      <w:r>
-        <w:t xml:space="preserve"> </w:t>
-      </w:r>
-      <w:r>
-        <w:rPr>
-          <w:rFonts w:hint="eastAsia"/>
-        </w:rPr>
-        <w:t>API、未使用导入和个别结构性提示，说明项目在工程细节上仍有继续打磨空间。</w:t>
-      </w:r>
-    </w:p>
-    <w:bookmarkEnd w:id="97"/>
-    <w:p>
-      <w:pPr>
-        <w:pStyle w:val="3"/>
-      </w:pPr>
-      <w:bookmarkStart w:id="98" w:name="测试结果总结与系统改进"/>
-      <w:r>
-        <w:t xml:space="preserve">6.5 </w:t>
-      </w:r>
-      <w:r>
-        <w:rPr>
-          <w:rFonts w:hint="eastAsia"/>
-        </w:rPr>
-        <w:t>测试结果总结与系统改进</w:t>
-      </w:r>
-    </w:p>
-    <w:p>
-      <w:r>
-        <w:rPr>
-          <w:rFonts w:hint="eastAsia"/>
-        </w:rPr>
-        <w:t>当前项目的自动化测试共覆盖</w:t>
-      </w:r>
-      <w:r>
-        <w:t xml:space="preserve"> 12 </w:t>
-      </w:r>
-      <w:r>
-        <w:rPr>
-          <w:rFonts w:hint="eastAsia"/>
-        </w:rPr>
-        <w:t>个用例，已全部通过，说明系统在认证绑定、基础页面渲染和部分业务规则层面具备较好的可验证性。综合人工验证结果看，用户认证、学生端学习服务、图书馆预约、校园互助以及教师端部分真实业务功能均能完成预期流程。</w:t>
-      </w:r>
-    </w:p>
-    <w:p>
-      <w:pPr>
-        <w:pStyle w:val="9"/>
-      </w:pPr>
-      <w:r>
-        <w:rPr>
-          <w:rFonts w:hint="eastAsia"/>
-        </w:rPr>
-        <w:t>系统当前的主要不足有两点：一是自动化测试尚未覆盖更多复杂业务链路；二是静态分析中仍有较多规范性提示。后续应继续围绕预约流程、审批流程和角色权限边界补充测试，并逐步清理代码规范问题。</w:t>
-      </w:r>
       <w:r>
         <w:rPr>
           <w:rFonts w:hint="eastAsia"/>
@@ -15273,14 +13934,6 @@
         <w:gridCol w:w="5143"/>
       </w:tblGrid>
       <w:tr>
-        <w:tblPrEx>
-          <w:tblCellMar>
-            <w:top w:w="0" w:type="dxa"/>
-            <w:left w:w="108" w:type="dxa"/>
-            <w:bottom w:w="0" w:type="dxa"/>
-            <w:right w:w="108" w:type="dxa"/>
-          </w:tblCellMar>
-        </w:tblPrEx>
         <w:trPr>
           <w:trHeight w:val="0" w:hRule="atLeast"/>
           <w:tblHeader/>
@@ -16082,119 +14735,30 @@
       </w:r>
     </w:p>
     <w:p>
-      <w:r>
-        <w:rPr>
-          <w:rFonts w:hint="eastAsia"/>
-        </w:rPr>
-        <w:t>本文围绕校园综合服务场景，设计并实现了一套基于</w:t>
-      </w:r>
-      <w:r>
-        <w:t xml:space="preserve"> Flutter </w:t>
-      </w:r>
-      <w:r>
-        <w:rPr>
-          <w:rFonts w:hint="eastAsia"/>
-        </w:rPr>
-        <w:t>与</w:t>
-      </w:r>
-      <w:r>
-        <w:t xml:space="preserve"> Supabase </w:t>
-      </w:r>
-      <w:r>
-        <w:rPr>
-          <w:rFonts w:hint="eastAsia"/>
-        </w:rPr>
-        <w:t>的跨平台校园服务系统。系统面向学生与教师两类用户，在不自建独立业务后端的前提下，采用“Flutter</w:t>
-      </w:r>
-      <w:r>
-        <w:t xml:space="preserve"> </w:t>
-      </w:r>
-      <w:r>
-        <w:rPr>
-          <w:rFonts w:hint="eastAsia"/>
-        </w:rPr>
-        <w:t>客户端</w:t>
-      </w:r>
-      <w:r>
-        <w:t xml:space="preserve"> + Supabase </w:t>
-      </w:r>
-      <w:r>
-        <w:rPr>
-          <w:rFonts w:hint="eastAsia"/>
-        </w:rPr>
-        <w:t>云端数据服务”的轻量架构完成主要功能建设。</w:t>
-      </w:r>
-    </w:p>
-    <w:p>
-      <w:pPr>
-        <w:pStyle w:val="9"/>
-      </w:pPr>
-      <w:r>
-        <w:rPr>
-          <w:rFonts w:hint="eastAsia"/>
-        </w:rPr>
-        <w:t>系统实现了登录注册、角色分流、课表查询、成绩管理、考试倒计时、图书与座位预约、校园资讯、食堂菜单、失物招领、二手流转、互助任务以及教师端请假审批和成绩管理等功能，并结合</w:t>
-      </w:r>
-      <w:r>
-        <w:t xml:space="preserve"> Riverpod、GoRouter </w:t>
-      </w:r>
-      <w:r>
-        <w:rPr>
-          <w:rFonts w:hint="eastAsia"/>
-        </w:rPr>
-        <w:t>和</w:t>
-      </w:r>
-      <w:r>
-        <w:t xml:space="preserve"> Hive </w:t>
-      </w:r>
-      <w:r>
-        <w:rPr>
-          <w:rFonts w:hint="eastAsia"/>
-        </w:rPr>
-        <w:t>完成状态管理、路由组织和历史数据迁移。</w:t>
-      </w:r>
-    </w:p>
-    <w:p>
-      <w:pPr>
-        <w:pStyle w:val="9"/>
-      </w:pPr>
-      <w:r>
-        <w:rPr>
-          <w:rFonts w:hint="eastAsia"/>
-        </w:rPr>
-        <w:t>从论文工作过程看，本文较完整地完成了需求分析、系统设计、系统实现和系统测试四个阶段。测试结果表明，系统在主要业务场景下具备较好的可运行性，能够满足毕业设计的基本目标。</w:t>
-      </w:r>
-    </w:p>
-    <w:p>
-      <w:pPr>
-        <w:pStyle w:val="9"/>
-        <w:rPr>
-          <w:rFonts w:hint="eastAsia"/>
-        </w:rPr>
-      </w:pPr>
-      <w:r>
-        <w:rPr>
-          <w:rFonts w:hint="eastAsia"/>
-        </w:rPr>
-        <w:t>从项目价值看，本研究验证了在中小规模校园应用场景中，使用</w:t>
-      </w:r>
-      <w:r>
-        <w:t xml:space="preserve"> Flutter </w:t>
-      </w:r>
-      <w:r>
-        <w:rPr>
-          <w:rFonts w:hint="eastAsia"/>
-        </w:rPr>
-        <w:t>结合</w:t>
-      </w:r>
-      <w:r>
-        <w:t xml:space="preserve"> Supabase </w:t>
-      </w:r>
-      <w:r>
-        <w:rPr>
-          <w:rFonts w:hint="eastAsia"/>
-        </w:rPr>
-        <w:t>完成统一入口、角色分流和多业务整合是可行的，也积累了在无自建后端条件下组织客户端架构、数据访问和权限边界的实践经验。</w:t>
+      <w:pPr>
+        <w:bidi w:val="0"/>
+      </w:pPr>
+      <w:r>
+        <w:t>本文围绕"不自建后端能否完成一套功能完整的校园综合服务系统"这个问题，设计并实现了一套基于 Flutter 与 Supabase 的跨平台校园服务系统，面向学生与教师两类用户，覆盖学习服务、图书馆预约、校园互助和教师端办公审批等核心场景。</w:t>
+      </w:r>
+    </w:p>
+    <w:p>
+      <w:pPr>
+        <w:bidi w:val="0"/>
+      </w:pPr>
+      <w:r>
+        <w:t>从结果来看，这个问题的答案是肯定的——但有条件。Flutter 结合 Supabase 在功能覆盖和工程组织上是可行的，Supabase 的权限机制能够支撑多角色数据隔离，Riverpod 的状态管理方式在模块较多的项目里保持了较清晰的结构。代价也是真实的：复杂权限场景下 RLS 策略的调试成本较高，并发控制依赖数据库约束兜底而非完整的锁机制，教师端部分功能停留在结构定义层面尚未完全接入真实数据。这些不是可以忽略的细节，而是这套方案边界的一部分。</w:t>
+      </w:r>
+    </w:p>
+    <w:p>
+      <w:pPr>
+        <w:bidi w:val="0"/>
+        <w:rPr>
+          <w:rFonts w:hint="eastAsia"/>
+        </w:rPr>
+      </w:pPr>
+      <w:r>
+        <w:t>论文工作完整经历了需求分析、系统设计、功能实现和测试验证四个阶段。主要业务链路在测试中运行稳定，自动化测试覆盖了12个用例，复杂链路依靠人工验证完成。工程上的主要收获是在"无自建后端"的约束下，摸清了客户端架构、数据访问和权限边界的组织方式——哪些事情 Supabase 能替你做，哪些事情它做不了、需要在客户端或数据库函数里自己处理，这是本项目在实践层面沉淀下来的具体经验。</w:t>
       </w:r>
     </w:p>
     <w:p>
@@ -17041,7 +15605,7 @@
           <w:sz w:val="24"/>
           <w:szCs w:val="24"/>
         </w:rPr>
-        <w:t>当前系统在实现完整度方面仍存在若干不足。教师端部分功能以基础流程为主，在业务深度上整体弱于学生端，后续可结合真实教学管理场景进一步补全。系统已具备基本的权限控制与状态约束机制，但在细粒度权限管理、实时消息通知和复杂并发场景的边界处理方面仍有提升空间。此外，自动化测试尚未覆盖全部核心业务路径，工程规范性方面亦存在可继续优化之处。上述问题将作为后续迭代的重点方向，在系统持续完善过程中逐步解决。</w:t>
+        <w:t>当前系统最明显的短板有三处。教师端业务深度弱于学生端，调课申请、作业管理和奖助学金审核等功能只完成了表结构定义，尚未接入真实数据；并发场景的处理比较粗糙，预约冲突依赖数据库约束兜底，客户端体验不够好；自动化测试覆盖范围有限，复杂业务链路和边界场景基本靠人工验证，代码规范问题也有部分遗留未清理。这三点在当前使用范围内影响有限，但如果要把系统推向更真实的校园环境，都需要认真处理。</w:t>
       </w:r>
     </w:p>
     <w:bookmarkEnd w:id="104"/>
@@ -17061,46 +15625,71 @@
       </w:r>
     </w:p>
     <w:p>
-      <w:r>
-        <w:rPr>
-          <w:rFonts w:hint="eastAsia"/>
-        </w:rPr>
-        <w:t>后续改进可重点从五个方面展开：一是继续接入教师端真实业务数据，如调课申请、作业管理和奖助学金审核；二是细化</w:t>
-      </w:r>
-      <w:r>
-        <w:t xml:space="preserve"> Supabase </w:t>
-      </w:r>
-      <w:r>
-        <w:rPr>
-          <w:rFonts w:hint="eastAsia"/>
-        </w:rPr>
-        <w:t>权限策略，完善不同角色和不同操作之间的访问边界；三是增强本地缓存和弱网处理能力；四是补充考试提醒、预约到期提醒和审批结果通知等消息机制；五是继续扩大自动化测试和回归测试覆盖范围。</w:t>
-      </w:r>
-    </w:p>
-    <w:p>
-      <w:pPr>
-        <w:pStyle w:val="9"/>
-      </w:pPr>
-      <w:r>
-        <w:rPr>
-          <w:rFonts w:hint="eastAsia"/>
-        </w:rPr>
-        <w:t>若系统进一步面向真实校园场景扩展，还可以引入统一搜索、通知中心、个人日程聚合以及更细致的内容审核与日志审计能力，从而提升系统的完整性与治理能力。</w:t>
-      </w:r>
-    </w:p>
-    <w:p>
-      <w:pPr>
-        <w:pStyle w:val="9"/>
-      </w:pPr>
-      <w:r>
-        <w:rPr>
-          <w:rFonts w:hint="eastAsia"/>
-        </w:rPr>
-        <w:t>本系统已经建立了较清晰的认证、状态管理和数据访问基础，具备继续扩展的条件。后续若沿着既有架构继续深化业务和质量保障体系，系统仍有较大的完善空间。</w:t>
+      <w:pPr>
+        <w:bidi w:val="0"/>
+      </w:pPr>
+      <w:r>
+        <w:t>优先级最高的是补齐教师端真实业务数据接入，以及细化 Supabase 的权限策略——这两块直接影响系统在多角色场景下的可用性。其次是增强弱网处理和本地缓存能力，补充考试提醒、预约到期和审批结果等消息通知机制。自动化测试的覆盖范围也需要持续扩大，尤其是预约流程和角色权限边界这两块当前几乎没有自动化覆盖。</w:t>
+      </w:r>
+    </w:p>
+    <w:p>
+      <w:pPr>
+        <w:bidi w:val="0"/>
+      </w:pPr>
+      <w:r>
+        <w:t>如果系统进一步面向真实校园场景扩展，统一搜索、通知中心和日志审计是值得考虑的方向，但前提是先把当前已实现功能的稳定性和权限完整性做扎实——在基础还不够牢固的情况下扩展功能，只会让现有问题更难处理。</w:t>
       </w:r>
     </w:p>
     <w:bookmarkEnd w:id="101"/>
     <w:bookmarkEnd w:id="105"/>
+    <w:p>
+      <w:pPr>
+        <w:bidi w:val="0"/>
+        <w:rPr>
+          <w:rFonts w:hint="eastAsia"/>
+        </w:rPr>
+      </w:pPr>
+    </w:p>
+    <w:p>
+      <w:pPr>
+        <w:bidi w:val="0"/>
+        <w:rPr>
+          <w:rFonts w:hint="eastAsia"/>
+        </w:rPr>
+      </w:pPr>
+    </w:p>
+    <w:p>
+      <w:pPr>
+        <w:bidi w:val="0"/>
+        <w:rPr>
+          <w:rFonts w:hint="eastAsia"/>
+        </w:rPr>
+      </w:pPr>
+    </w:p>
+    <w:p>
+      <w:pPr>
+        <w:bidi w:val="0"/>
+        <w:rPr>
+          <w:rFonts w:hint="eastAsia"/>
+        </w:rPr>
+      </w:pPr>
+    </w:p>
+    <w:p>
+      <w:pPr>
+        <w:bidi w:val="0"/>
+        <w:rPr>
+          <w:rFonts w:hint="eastAsia"/>
+        </w:rPr>
+      </w:pPr>
+    </w:p>
+    <w:p>
+      <w:pPr>
+        <w:bidi w:val="0"/>
+        <w:rPr>
+          <w:rFonts w:hint="eastAsia"/>
+        </w:rPr>
+      </w:pPr>
+    </w:p>
     <w:p>
       <w:pPr>
         <w:bidi w:val="0"/>
@@ -17835,10 +16424,10 @@
         <w:jc w:val="center"/>
         <w:rPr>
           <w:rFonts w:hint="eastAsia" w:ascii="Times New Roman" w:hAnsi="Times New Roman" w:eastAsia="宋体" w:cs="Times New Roman"/>
-          <w:b/>
-          <w:color w:val="000000"/>
-          <w:sz w:val="32"/>
-          <w:szCs w:val="32"/>
+          <w:color w:val="333333"/>
+          <w:sz w:val="24"/>
+          <w:szCs w:val="24"/>
+          <w:highlight w:val="none"/>
           <w:lang w:eastAsia="zh-CN"/>
         </w:rPr>
       </w:pPr>
@@ -17877,333 +16466,51 @@
     </w:p>
     <w:p>
       <w:pPr>
-        <w:keepNext w:val="0"/>
-        <w:keepLines w:val="0"/>
-        <w:pageBreakBefore w:val="0"/>
-        <w:widowControl w:val="0"/>
-        <w:kinsoku/>
-        <w:wordWrap/>
-        <w:overflowPunct/>
-        <w:topLinePunct w:val="0"/>
-        <w:autoSpaceDE/>
-        <w:autoSpaceDN/>
         <w:bidi w:val="0"/>
-        <w:adjustRightInd/>
-        <w:snapToGrid/>
-        <w:spacing w:line="440" w:lineRule="exact"/>
-        <w:ind w:firstLine="480" w:firstLineChars="200"/>
-        <w:textAlignment w:val="auto"/>
-        <w:rPr>
-          <w:rFonts w:hint="eastAsia" w:ascii="Times New Roman" w:hAnsi="Times New Roman" w:eastAsia="宋体" w:cs="Times New Roman"/>
-          <w:color w:val="333333"/>
-          <w:sz w:val="24"/>
-          <w:szCs w:val="24"/>
-          <w:highlight w:val="none"/>
-          <w:lang w:eastAsia="zh-CN"/>
-        </w:rPr>
-      </w:pPr>
-      <w:r>
-        <w:rPr>
-          <w:rFonts w:hint="eastAsia" w:ascii="Times New Roman" w:hAnsi="Times New Roman" w:cs="Times New Roman"/>
-          <w:kern w:val="0"/>
-          <w:sz w:val="24"/>
-          <w:szCs w:val="24"/>
-          <w:highlight w:val="none"/>
-        </w:rPr>
-        <w:t>致谢二字用</w:t>
-      </w:r>
-      <w:r>
-        <w:rPr>
-          <w:rFonts w:hint="eastAsia" w:ascii="Times New Roman" w:hAnsi="Times New Roman" w:cs="Times New Roman"/>
-          <w:kern w:val="0"/>
-          <w:sz w:val="24"/>
-          <w:szCs w:val="24"/>
-          <w:highlight w:val="none"/>
+      </w:pPr>
+      <w:r>
+        <w:t>本文的顺利完成，离不开多方的支持与帮助，在此谨致诚挚谢意。</w:t>
+      </w:r>
+      <w:bookmarkStart w:id="106" w:name="_GoBack"/>
+      <w:bookmarkEnd w:id="106"/>
+    </w:p>
+    <w:p>
+      <w:pPr>
+        <w:bidi w:val="0"/>
+      </w:pPr>
+      <w:r>
+        <w:t>首先，衷心感谢指导教师卫娟老师在本课题研究与论文写作过程中给予的悉心指导。卫老师在选题方向、系统设计与论文规范等方面提出了大量宝贵意见，其严谨的治学态度和认真负责的工作作风令笔者深受启发。</w:t>
+      </w:r>
+    </w:p>
+    <w:p>
+      <w:pPr>
+        <w:bidi w:val="0"/>
+      </w:pPr>
+      <w:r>
+        <w:t>其次，感谢学院为本科毕业设计工作提供的良好条件与制度保障。学院在课题立项、过程管理和答辩组织等环节的规范安排，为本文的顺利推进奠定了重要基础。</w:t>
+      </w:r>
+    </w:p>
+    <w:p>
+      <w:pPr>
+        <w:bidi w:val="0"/>
+      </w:pPr>
+      <w:r>
+        <w:t>最后，感谢家人在求学期间给予的理解与支持，他们的</w:t>
+      </w:r>
+      <w:r>
+        <w:rPr>
+          <w:rFonts w:hint="eastAsia"/>
           <w:lang w:val="en-US" w:eastAsia="zh-CN"/>
         </w:rPr>
-        <w:t>三</w:t>
-      </w:r>
-      <w:r>
-        <w:rPr>
-          <w:rFonts w:hint="eastAsia" w:ascii="Times New Roman" w:hAnsi="Times New Roman" w:cs="Times New Roman"/>
-          <w:kern w:val="0"/>
-          <w:sz w:val="24"/>
-          <w:szCs w:val="24"/>
-          <w:highlight w:val="none"/>
-        </w:rPr>
-        <w:t>号黑体居中，</w:t>
-      </w:r>
-      <w:r>
-        <w:rPr>
-          <w:rFonts w:hint="eastAsia" w:ascii="Times New Roman" w:hAnsi="Times New Roman" w:cs="Times New Roman"/>
-          <w:sz w:val="24"/>
-          <w:szCs w:val="24"/>
-          <w:highlight w:val="none"/>
-        </w:rPr>
-        <w:t>段前段后间距为</w:t>
-      </w:r>
-      <w:r>
-        <w:rPr>
-          <w:rFonts w:hint="eastAsia" w:ascii="Times New Roman" w:hAnsi="Times New Roman" w:cs="Times New Roman"/>
-          <w:sz w:val="24"/>
-          <w:szCs w:val="24"/>
-          <w:highlight w:val="none"/>
-          <w:lang w:val="en-US" w:eastAsia="zh-CN"/>
-        </w:rPr>
-        <w:t>17磅，</w:t>
-      </w:r>
-      <w:r>
-        <w:rPr>
-          <w:rFonts w:hint="eastAsia"/>
-          <w:sz w:val="24"/>
-          <w:szCs w:val="24"/>
-        </w:rPr>
-        <w:t>内容为</w:t>
-      </w:r>
-      <w:r>
-        <w:rPr>
-          <w:rFonts w:hint="eastAsia" w:ascii="Times New Roman" w:hAnsi="Times New Roman" w:cs="Times New Roman"/>
-          <w:sz w:val="24"/>
-          <w:szCs w:val="24"/>
-          <w:lang w:val="en-US" w:eastAsia="zh-CN"/>
-        </w:rPr>
-        <w:t>中文宋体小四号</w:t>
-      </w:r>
-      <w:r>
-        <w:rPr>
-          <w:rFonts w:hint="eastAsia" w:ascii="Times New Roman" w:hAnsi="Times New Roman" w:cs="Times New Roman"/>
-          <w:sz w:val="24"/>
-          <w:szCs w:val="24"/>
-        </w:rPr>
-        <w:t>，</w:t>
-      </w:r>
-      <w:r>
-        <w:rPr>
-          <w:rFonts w:hint="eastAsia" w:ascii="Times New Roman" w:hAnsi="Times New Roman" w:cs="Times New Roman"/>
-          <w:sz w:val="24"/>
-          <w:szCs w:val="24"/>
-          <w:lang w:val="en-US" w:eastAsia="zh-CN"/>
-        </w:rPr>
-        <w:t xml:space="preserve">英文和数字小四号 </w:t>
-      </w:r>
-      <w:r>
-        <w:rPr>
-          <w:rFonts w:hint="eastAsia" w:ascii="Times New Roman" w:hAnsi="Times New Roman" w:cs="Times New Roman"/>
-          <w:sz w:val="24"/>
-          <w:szCs w:val="24"/>
-        </w:rPr>
-        <w:t>T</w:t>
-      </w:r>
-      <w:r>
-        <w:rPr>
-          <w:rFonts w:ascii="Times New Roman" w:hAnsi="Times New Roman" w:cs="Times New Roman"/>
-          <w:sz w:val="24"/>
-          <w:szCs w:val="24"/>
-        </w:rPr>
-        <w:t>ime</w:t>
-      </w:r>
-      <w:r>
-        <w:rPr>
-          <w:rFonts w:hint="eastAsia" w:ascii="Times New Roman" w:hAnsi="Times New Roman" w:cs="Times New Roman"/>
-          <w:sz w:val="24"/>
-          <w:szCs w:val="24"/>
-          <w:lang w:val="en-US" w:eastAsia="zh-CN"/>
-        </w:rPr>
-        <w:t>s</w:t>
-      </w:r>
-      <w:r>
-        <w:rPr>
-          <w:rFonts w:ascii="Times New Roman" w:hAnsi="Times New Roman" w:cs="Times New Roman"/>
-          <w:sz w:val="24"/>
-          <w:szCs w:val="24"/>
-        </w:rPr>
-        <w:t xml:space="preserve"> New Roman</w:t>
-      </w:r>
-      <w:r>
-        <w:rPr>
-          <w:rFonts w:hint="eastAsia" w:ascii="Times New Roman" w:hAnsi="Times New Roman" w:cs="Times New Roman"/>
-          <w:sz w:val="24"/>
-          <w:szCs w:val="24"/>
-          <w:lang w:eastAsia="zh-CN"/>
-        </w:rPr>
-        <w:t>，</w:t>
-      </w:r>
-      <w:r>
-        <w:rPr>
-          <w:rFonts w:hint="eastAsia" w:ascii="Times New Roman" w:hAnsi="Times New Roman" w:cs="Times New Roman"/>
-          <w:sz w:val="24"/>
-          <w:szCs w:val="24"/>
-          <w:lang w:val="en-US" w:eastAsia="zh-CN"/>
-        </w:rPr>
-        <w:t>首行缩进2个字符，</w:t>
-      </w:r>
-      <w:r>
-        <w:rPr>
-          <w:rFonts w:hint="eastAsia"/>
-          <w:sz w:val="24"/>
-          <w:szCs w:val="24"/>
-          <w:lang w:val="en-US" w:eastAsia="zh-CN"/>
-        </w:rPr>
-        <w:t>行距为22磅</w:t>
-      </w:r>
-      <w:r>
-        <w:rPr>
-          <w:rFonts w:hint="eastAsia"/>
-          <w:sz w:val="24"/>
-          <w:szCs w:val="24"/>
-        </w:rPr>
-        <w:t>。</w:t>
-      </w:r>
-      <w:r>
-        <w:rPr>
-          <w:rFonts w:hint="eastAsia" w:ascii="Times New Roman" w:hAnsi="Times New Roman" w:cs="Times New Roman"/>
-          <w:sz w:val="24"/>
-          <w:szCs w:val="24"/>
-          <w:highlight w:val="none"/>
-        </w:rPr>
-        <w:t>单独成页</w:t>
-      </w:r>
-      <w:r>
-        <w:rPr>
-          <w:rFonts w:hint="eastAsia" w:ascii="Times New Roman" w:hAnsi="Times New Roman" w:cs="Times New Roman"/>
-          <w:sz w:val="24"/>
-          <w:szCs w:val="24"/>
-          <w:highlight w:val="none"/>
-          <w:lang w:eastAsia="zh-CN"/>
-        </w:rPr>
-        <w:t>。</w:t>
-      </w:r>
-    </w:p>
-    <w:p>
-      <w:pPr>
-        <w:pStyle w:val="15"/>
-        <w:keepNext w:val="0"/>
-        <w:keepLines w:val="0"/>
-        <w:pageBreakBefore w:val="0"/>
-        <w:widowControl/>
-        <w:suppressLineNumbers w:val="0"/>
-        <w:kinsoku/>
-        <w:wordWrap/>
-        <w:overflowPunct/>
-        <w:topLinePunct w:val="0"/>
-        <w:autoSpaceDE/>
-        <w:autoSpaceDN/>
+        <w:t>支持</w:t>
+      </w:r>
+      <w:r>
+        <w:t>是笔者完成学业的重要动力。</w:t>
+      </w:r>
+    </w:p>
+    <w:p>
+      <w:pPr>
         <w:bidi w:val="0"/>
-        <w:adjustRightInd/>
-        <w:snapToGrid/>
-        <w:spacing w:before="0" w:beforeAutospacing="1" w:after="0" w:afterAutospacing="1"/>
-        <w:ind w:left="0" w:right="0"/>
-        <w:textAlignment w:val="auto"/>
-      </w:pPr>
-      <w:r>
-        <w:t>本文的顺利完成，离不开多方的支持与帮助，在此谨致诚挚谢意。</w:t>
-      </w:r>
-    </w:p>
-    <w:p>
-      <w:pPr>
-        <w:pStyle w:val="15"/>
-        <w:keepNext w:val="0"/>
-        <w:keepLines w:val="0"/>
-        <w:pageBreakBefore w:val="0"/>
-        <w:widowControl/>
-        <w:suppressLineNumbers w:val="0"/>
-        <w:kinsoku/>
-        <w:wordWrap/>
-        <w:overflowPunct/>
-        <w:topLinePunct w:val="0"/>
-        <w:autoSpaceDE/>
-        <w:autoSpaceDN/>
-        <w:bidi w:val="0"/>
-        <w:adjustRightInd/>
-        <w:snapToGrid/>
-        <w:spacing w:before="0" w:beforeAutospacing="1" w:after="0" w:afterAutospacing="1"/>
-        <w:ind w:left="0" w:right="0"/>
-        <w:textAlignment w:val="auto"/>
-      </w:pPr>
-      <w:r>
-        <w:t>首先，衷心感谢指导教师卫娟老师在本课题研究与论文写作过程中给予的悉心指导。卫老师在选题方向、系统设计与论文规范等方面提出了大量宝贵意见，其严谨的治学态度和认真负责的工作作风令笔者深受启发。</w:t>
-      </w:r>
-    </w:p>
-    <w:p>
-      <w:pPr>
-        <w:pStyle w:val="15"/>
-        <w:keepNext w:val="0"/>
-        <w:keepLines w:val="0"/>
-        <w:pageBreakBefore w:val="0"/>
-        <w:widowControl/>
-        <w:suppressLineNumbers w:val="0"/>
-        <w:kinsoku/>
-        <w:wordWrap/>
-        <w:overflowPunct/>
-        <w:topLinePunct w:val="0"/>
-        <w:autoSpaceDE/>
-        <w:autoSpaceDN/>
-        <w:bidi w:val="0"/>
-        <w:adjustRightInd/>
-        <w:snapToGrid/>
-        <w:spacing w:before="0" w:beforeAutospacing="1" w:after="0" w:afterAutospacing="1"/>
-        <w:ind w:left="0" w:right="0"/>
-        <w:textAlignment w:val="auto"/>
-      </w:pPr>
-      <w:r>
-        <w:t>其次，感谢学院为本科毕业设计工作提供的良好条件与制度保障。学院在课题立项、过程管理和答辩组织等环节的规范安排，为本文的顺利推进奠定了重要基础。</w:t>
-      </w:r>
-    </w:p>
-    <w:p>
-      <w:pPr>
-        <w:pStyle w:val="15"/>
-        <w:keepNext w:val="0"/>
-        <w:keepLines w:val="0"/>
-        <w:pageBreakBefore w:val="0"/>
-        <w:widowControl/>
-        <w:suppressLineNumbers w:val="0"/>
-        <w:kinsoku/>
-        <w:wordWrap/>
-        <w:overflowPunct/>
-        <w:topLinePunct w:val="0"/>
-        <w:autoSpaceDE/>
-        <w:autoSpaceDN/>
-        <w:bidi w:val="0"/>
-        <w:adjustRightInd/>
-        <w:snapToGrid/>
-        <w:spacing w:before="0" w:beforeAutospacing="1" w:after="0" w:afterAutospacing="1"/>
-        <w:ind w:left="0" w:right="0"/>
-        <w:textAlignment w:val="auto"/>
-      </w:pPr>
-      <w:r>
-        <w:t>最后，感谢家人在求学期间给予的理解与支持，他们的</w:t>
-      </w:r>
-      <w:r>
-        <w:rPr>
-          <w:rFonts w:hint="eastAsia"/>
-          <w:lang w:val="en-US" w:eastAsia="zh-CN"/>
-        </w:rPr>
-        <w:t>支持</w:t>
-      </w:r>
-      <w:r>
-        <w:t>是笔者完成学业的重要动力。</w:t>
-      </w:r>
-    </w:p>
-    <w:p>
-      <w:pPr>
-        <w:pStyle w:val="15"/>
-        <w:keepNext w:val="0"/>
-        <w:keepLines w:val="0"/>
-        <w:pageBreakBefore w:val="0"/>
-        <w:widowControl/>
-        <w:suppressLineNumbers w:val="0"/>
-        <w:kinsoku/>
-        <w:wordWrap/>
-        <w:overflowPunct/>
-        <w:topLinePunct w:val="0"/>
-        <w:autoSpaceDE/>
-        <w:autoSpaceDN/>
-        <w:bidi w:val="0"/>
-        <w:adjustRightInd/>
-        <w:snapToGrid/>
-        <w:spacing w:before="0" w:beforeAutospacing="1" w:after="0" w:afterAutospacing="1"/>
-        <w:ind w:left="0" w:right="0"/>
-        <w:textAlignment w:val="auto"/>
       </w:pPr>
       <w:r>
         <w:t>由于笔者水平有限，论文中难免存在不足之处，恳请各位评审专家批评指正。</w:t>
@@ -18768,7 +17075,7 @@
     <w:lsdException w:qFormat="1" w:unhideWhenUsed="0" w:uiPriority="0" w:semiHidden="0" w:name="Title"/>
     <w:lsdException w:unhideWhenUsed="0" w:uiPriority="0" w:semiHidden="0" w:name="Closing"/>
     <w:lsdException w:unhideWhenUsed="0" w:uiPriority="0" w:semiHidden="0" w:name="Signature"/>
-    <w:lsdException w:unhideWhenUsed="0" w:uiPriority="0" w:name="Default Paragraph Font"/>
+    <w:lsdException w:qFormat="1" w:unhideWhenUsed="0" w:uiPriority="0" w:name="Default Paragraph Font"/>
     <w:lsdException w:qFormat="1" w:unhideWhenUsed="0" w:uiPriority="0" w:semiHidden="0" w:name="Body Text"/>
     <w:lsdException w:unhideWhenUsed="0" w:uiPriority="0" w:semiHidden="0" w:name="Body Text Indent"/>
     <w:lsdException w:unhideWhenUsed="0" w:uiPriority="0" w:semiHidden="0" w:name="List Continue"/>
@@ -19073,6 +17380,7 @@
   <w:style w:type="character" w:default="1" w:styleId="18">
     <w:name w:val="Default Paragraph Font"/>
     <w:semiHidden/>
+    <w:qFormat/>
     <w:uiPriority w:val="0"/>
   </w:style>
   <w:style w:type="table" w:default="1" w:styleId="16">
